--- a/Document/fuClaw AIoT Agent 擴充指引 (DHT11).docx
+++ b/Document/fuClaw AIoT Agent 擴充指引 (DHT11).docx
@@ -36,25 +36,29 @@
     <w:p>
       <w:pPr>
         <w:pStyle w:val="Web"/>
-        <w:rPr>
-          <w:rFonts w:hint="eastAsia"/>
-        </w:rPr>
-      </w:pPr>
-    </w:p>
-    <w:p>
-      <w:pPr>
-        <w:pStyle w:val="HTML"/>
-        <w:rPr>
-          <w:rStyle w:val="HTML1"/>
-          <w:color w:val="FF0000"/>
-        </w:rPr>
-      </w:pPr>
-      <w:r>
-        <w:rPr>
-          <w:rStyle w:val="HTML1"/>
-          <w:color w:val="FF0000"/>
-        </w:rPr>
-        <w:t>DHT11 Temperature &amp; Humidity Sensor: Pin 8</w:t>
+      </w:pPr>
+    </w:p>
+    <w:p>
+      <w:pPr>
+        <w:pStyle w:val="HTML"/>
+        <w:rPr>
+          <w:rStyle w:val="HTML1"/>
+          <w:color w:val="FF0000"/>
+        </w:rPr>
+      </w:pPr>
+      <w:r>
+        <w:rPr>
+          <w:rStyle w:val="HTML1"/>
+          <w:color w:val="FF0000"/>
+        </w:rPr>
+        <w:t xml:space="preserve">DHT11 Temperature &amp; Humidity Sensor: Pin </w:t>
+      </w:r>
+      <w:r>
+        <w:rPr>
+          <w:rStyle w:val="HTML1"/>
+          <w:color w:val="FF0000"/>
+        </w:rPr>
+        <w:t>20</w:t>
       </w:r>
     </w:p>
     <w:p>
@@ -160,13 +164,7 @@
     <w:p/>
     <w:p/>
     <w:p/>
-    <w:p>
-      <w:pPr>
-        <w:rPr>
-          <w:rFonts w:hint="eastAsia"/>
-        </w:rPr>
-      </w:pPr>
-    </w:p>
+    <w:p/>
     <w:p>
       <w:pPr>
         <w:pStyle w:val="2"/>
@@ -207,9 +205,6 @@
     <w:p>
       <w:pPr>
         <w:pStyle w:val="Web"/>
-        <w:rPr>
-          <w:rFonts w:hint="eastAsia"/>
-        </w:rPr>
       </w:pPr>
     </w:p>
     <w:p>
@@ -238,8 +233,6 @@
           <w:color w:val="FF0000"/>
         </w:rPr>
       </w:pPr>
-      <w:bookmarkStart w:id="0" w:name="_GoBack"/>
-      <w:bookmarkEnd w:id="0"/>
       <w:r>
         <w:rPr>
           <w:rStyle w:val="HTML1"/>
@@ -365,7 +358,6 @@
         <w:pStyle w:val="HTML"/>
         <w:rPr>
           <w:rStyle w:val="HTML1"/>
-          <w:rFonts w:hint="eastAsia"/>
           <w:color w:val="FF0000"/>
         </w:rPr>
       </w:pPr>
@@ -471,7 +463,21 @@
           <w:rStyle w:val="HTML1"/>
           <w:color w:val="FF0000"/>
         </w:rPr>
-        <w:t xml:space="preserve">  "pin": 8,</w:t>
+        <w:t xml:space="preserve">  "pin": </w:t>
+      </w:r>
+      <w:r>
+        <w:rPr>
+          <w:rStyle w:val="HTML1"/>
+          <w:color w:val="FF0000"/>
+        </w:rPr>
+        <w:t>20</w:t>
+      </w:r>
+      <w:r>
+        <w:rPr>
+          <w:rStyle w:val="HTML1"/>
+          <w:color w:val="FF0000"/>
+        </w:rPr>
+        <w:t>,</w:t>
       </w:r>
     </w:p>
     <w:p>
@@ -527,7 +533,6 @@
         <w:pStyle w:val="HTML"/>
         <w:rPr>
           <w:rStyle w:val="HTML1"/>
-          <w:rFonts w:hint="eastAsia"/>
           <w:color w:val="FF0000"/>
         </w:rPr>
       </w:pPr>
@@ -633,7 +638,14 @@
           <w:rStyle w:val="HTML1"/>
           <w:color w:val="FF0000"/>
         </w:rPr>
-        <w:t xml:space="preserve">  "pin": 8</w:t>
+        <w:t xml:space="preserve">  "pin": </w:t>
+      </w:r>
+      <w:r>
+        <w:rPr>
+          <w:rStyle w:val="HTML1"/>
+          <w:color w:val="FF0000"/>
+        </w:rPr>
+        <w:t>20</w:t>
       </w:r>
     </w:p>
     <w:p>
@@ -655,26 +667,14 @@
     <w:p/>
     <w:p/>
     <w:p/>
-    <w:p>
-      <w:pPr>
-        <w:rPr>
-          <w:rFonts w:hint="eastAsia"/>
-        </w:rPr>
-      </w:pPr>
-    </w:p>
-    <w:p/>
-    <w:p/>
-    <w:p/>
-    <w:p/>
-    <w:p/>
-    <w:p/>
-    <w:p>
-      <w:pPr>
-        <w:rPr>
-          <w:rFonts w:hint="eastAsia"/>
-        </w:rPr>
-      </w:pPr>
-    </w:p>
+    <w:p/>
+    <w:p/>
+    <w:p/>
+    <w:p/>
+    <w:p/>
+    <w:p/>
+    <w:p/>
+    <w:p/>
     <w:p>
       <w:pPr>
         <w:pStyle w:val="2"/>
@@ -704,9 +704,6 @@
     <w:p>
       <w:pPr>
         <w:pStyle w:val="Web"/>
-        <w:rPr>
-          <w:rFonts w:hint="eastAsia"/>
-        </w:rPr>
       </w:pPr>
     </w:p>
     <w:p>
@@ -754,7 +751,23 @@
           <w:rStyle w:val="HTML1"/>
           <w:color w:val="FF0000"/>
         </w:rPr>
-        <w:t>SimpleDHT11 dht11(8);</w:t>
+        <w:t>SimpleDHT11 dht11(</w:t>
+      </w:r>
+      <w:r>
+        <w:rPr>
+          <w:rStyle w:val="HTML1"/>
+          <w:color w:val="FF0000"/>
+        </w:rPr>
+        <w:t>20</w:t>
+      </w:r>
+      <w:bookmarkStart w:id="0" w:name="_GoBack"/>
+      <w:bookmarkEnd w:id="0"/>
+      <w:r>
+        <w:rPr>
+          <w:rStyle w:val="HTML1"/>
+          <w:color w:val="FF0000"/>
+        </w:rPr>
+        <w:t>);</w:t>
       </w:r>
     </w:p>
     <w:p>
@@ -1385,13 +1398,7 @@
     </w:p>
     <w:p/>
     <w:p/>
-    <w:p>
-      <w:pPr>
-        <w:rPr>
-          <w:rFonts w:hint="eastAsia"/>
-        </w:rPr>
-      </w:pPr>
-    </w:p>
+    <w:p/>
     <w:p>
       <w:pPr>
         <w:pStyle w:val="2"/>
@@ -1429,9 +1436,6 @@
     <w:p>
       <w:pPr>
         <w:pStyle w:val="Web"/>
-        <w:rPr>
-          <w:rFonts w:hint="eastAsia"/>
-        </w:rPr>
       </w:pPr>
     </w:p>
     <w:p>
@@ -1587,9 +1591,33 @@
       <w:r>
         <w:rPr>
           <w:rStyle w:val="HTML1"/>
-          <w:color w:val="FF0000"/>
-        </w:rPr>
-        <w:t xml:space="preserve"> } else if (command == "/dht11") {</w:t>
+          <w:color w:val="000000" w:themeColor="text1"/>
+        </w:rPr>
+        <w:t xml:space="preserve"> } </w:t>
+      </w:r>
+    </w:p>
+    <w:p>
+      <w:pPr>
+        <w:pStyle w:val="HTML"/>
+        <w:rPr>
+          <w:rStyle w:val="HTML1"/>
+          <w:color w:val="FF0000"/>
+        </w:rPr>
+      </w:pPr>
+      <w:r>
+        <w:rPr>
+          <w:rStyle w:val="HTML1"/>
+          <w:rFonts w:hint="eastAsia"/>
+          <w:color w:val="FF0000"/>
+        </w:rPr>
+        <w:t xml:space="preserve">  </w:t>
+      </w:r>
+      <w:r>
+        <w:rPr>
+          <w:rStyle w:val="HTML1"/>
+          <w:color w:val="FF0000"/>
+        </w:rPr>
+        <w:t>else if (command == "/dht11") {</w:t>
       </w:r>
     </w:p>
     <w:p>
@@ -1851,7 +1879,70 @@
           <w:rStyle w:val="HTML1"/>
           <w:color w:val="FF0000"/>
         </w:rPr>
-        <w:t xml:space="preserve"> += command + " (pin=" + String(pin) + </w:t>
+        <w:t xml:space="preserve"> += command + "</w:t>
+      </w:r>
+      <w:r>
+        <w:rPr>
+          <w:rStyle w:val="HTML1"/>
+          <w:color w:val="FF0000"/>
+        </w:rPr>
+        <w:t>,</w:t>
+      </w:r>
+      <w:r>
+        <w:rPr>
+          <w:rStyle w:val="HTML1"/>
+          <w:color w:val="FF0000"/>
+        </w:rPr>
+        <w:t>"</w:t>
+      </w:r>
+      <w:r>
+        <w:rPr>
+          <w:rStyle w:val="HTML1"/>
+          <w:color w:val="FF0000"/>
+        </w:rPr>
+        <w:t xml:space="preserve"> </w:t>
+      </w:r>
+      <w:r>
+        <w:rPr>
+          <w:rStyle w:val="HTML1"/>
+          <w:color w:val="FF0000"/>
+        </w:rPr>
+        <w:t xml:space="preserve">+ String(pin) + </w:t>
+      </w:r>
+      <w:r>
+        <w:rPr>
+          <w:rStyle w:val="HTML1"/>
+          <w:color w:val="FF0000"/>
+        </w:rPr>
+        <w:t>"</w:t>
+      </w:r>
+      <w:r>
+        <w:rPr>
+          <w:rStyle w:val="HTML1"/>
+          <w:color w:val="FF0000"/>
+        </w:rPr>
+        <w:t xml:space="preserve">, </w:t>
+      </w:r>
+      <w:r>
+        <w:rPr>
+          <w:rStyle w:val="HTML1"/>
+          <w:color w:val="FF0000"/>
+        </w:rPr>
+        <w:t>"</w:t>
+      </w:r>
+      <w:r>
+        <w:rPr>
+          <w:rStyle w:val="HTML1"/>
+          <w:color w:val="FF0000"/>
+        </w:rPr>
+        <w:t xml:space="preserve"> </w:t>
+      </w:r>
+      <w:r>
+        <w:rPr>
+          <w:rStyle w:val="HTML1"/>
+          <w:color w:val="FF0000"/>
+        </w:rPr>
+        <w:t xml:space="preserve">+ </w:t>
       </w:r>
       <w:proofErr w:type="gramStart"/>
       <w:r>
@@ -1859,7 +1950,14 @@
           <w:rStyle w:val="HTML1"/>
           <w:color w:val="FF0000"/>
         </w:rPr>
-        <w:t>")\</w:t>
+        <w:t>response</w:t>
+      </w:r>
+      <w:r>
+        <w:rPr>
+          <w:rStyle w:val="HTML1"/>
+          <w:color w:val="FF0000"/>
+        </w:rPr>
+        <w:t xml:space="preserve">  +</w:t>
       </w:r>
       <w:proofErr w:type="gramEnd"/>
       <w:r>
@@ -1867,7 +1965,14 @@
           <w:rStyle w:val="HTML1"/>
           <w:color w:val="FF0000"/>
         </w:rPr>
-        <w:t>n";</w:t>
+        <w:t xml:space="preserve"> </w:t>
+      </w:r>
+      <w:r>
+        <w:rPr>
+          <w:rStyle w:val="HTML1"/>
+          <w:color w:val="FF0000"/>
+        </w:rPr>
+        <w:t>")\n";</w:t>
       </w:r>
     </w:p>
     <w:p>
@@ -1923,21 +2028,45 @@
         <w:pStyle w:val="HTML"/>
         <w:rPr>
           <w:rStyle w:val="HTML1"/>
-        </w:rPr>
-      </w:pPr>
-    </w:p>
-    <w:p>
-      <w:pPr>
-        <w:pStyle w:val="HTML"/>
-        <w:rPr>
-          <w:rStyle w:val="HTML1"/>
-        </w:rPr>
-      </w:pPr>
-      <w:r>
-        <w:rPr>
-          <w:rStyle w:val="HTML1"/>
-        </w:rPr>
-        <w:t xml:space="preserve">  } else if (command == "/</w:t>
+          <w:color w:val="FF0000"/>
+        </w:rPr>
+      </w:pPr>
+    </w:p>
+    <w:p>
+      <w:pPr>
+        <w:pStyle w:val="HTML"/>
+        <w:rPr>
+          <w:rStyle w:val="HTML1"/>
+          <w:color w:val="FF0000"/>
+        </w:rPr>
+      </w:pPr>
+      <w:r>
+        <w:rPr>
+          <w:rStyle w:val="HTML1"/>
+          <w:color w:val="FF0000"/>
+        </w:rPr>
+        <w:t xml:space="preserve">  } </w:t>
+      </w:r>
+    </w:p>
+    <w:p>
+      <w:pPr>
+        <w:pStyle w:val="HTML"/>
+        <w:rPr>
+          <w:rStyle w:val="HTML1"/>
+        </w:rPr>
+      </w:pPr>
+      <w:r>
+        <w:rPr>
+          <w:rStyle w:val="HTML1"/>
+          <w:rFonts w:hint="eastAsia"/>
+        </w:rPr>
+        <w:t xml:space="preserve">  </w:t>
+      </w:r>
+      <w:r>
+        <w:rPr>
+          <w:rStyle w:val="HTML1"/>
+        </w:rPr>
+        <w:t>else if (command == "/</w:t>
       </w:r>
       <w:proofErr w:type="spellStart"/>
       <w:r>
@@ -2013,9 +2142,6 @@
     <w:p>
       <w:pPr>
         <w:pStyle w:val="HTML"/>
-        <w:rPr>
-          <w:rFonts w:hint="eastAsia"/>
-        </w:rPr>
       </w:pPr>
       <w:r>
         <w:rPr>
@@ -2645,7 +2771,7 @@
     <w:lsdException w:name="Table Web 2" w:semiHidden="1" w:unhideWhenUsed="1"/>
     <w:lsdException w:name="Table Web 3" w:semiHidden="1" w:unhideWhenUsed="1"/>
     <w:lsdException w:name="Balloon Text" w:semiHidden="1" w:unhideWhenUsed="1"/>
-    <w:lsdException w:name="Table Grid" w:semiHidden="1" w:uiPriority="59" w:unhideWhenUsed="1"/>
+    <w:lsdException w:name="Table Grid" w:uiPriority="59"/>
     <w:lsdException w:name="Table Theme" w:semiHidden="1" w:unhideWhenUsed="1"/>
     <w:lsdException w:name="Placeholder Text" w:semiHidden="1"/>
     <w:lsdException w:name="No Spacing" w:uiPriority="1" w:qFormat="1"/>

--- a/Document/fuClaw AIoT Agent 擴充指引 (DHT11).docx
+++ b/Document/fuClaw AIoT Agent 擴充指引 (DHT11).docx
@@ -719,7 +719,7 @@
           <w:rStyle w:val="HTML1"/>
           <w:color w:val="FF0000"/>
         </w:rPr>
-        <w:t>#include &lt;</w:t>
+        <w:t>#include "</w:t>
       </w:r>
       <w:proofErr w:type="spellStart"/>
       <w:r>
@@ -727,7 +727,7 @@
           <w:rStyle w:val="HTML1"/>
           <w:color w:val="FF0000"/>
         </w:rPr>
-        <w:t>SimpleDHT.h</w:t>
+        <w:t>DHT.h</w:t>
       </w:r>
       <w:proofErr w:type="spellEnd"/>
       <w:r>
@@ -735,23 +735,23 @@
           <w:rStyle w:val="HTML1"/>
           <w:color w:val="FF0000"/>
         </w:rPr>
-        <w:t>&gt;</w:t>
-      </w:r>
-    </w:p>
-    <w:p>
-      <w:pPr>
-        <w:pStyle w:val="HTML"/>
-        <w:rPr>
-          <w:rStyle w:val="HTML1"/>
-          <w:color w:val="FF0000"/>
-        </w:rPr>
-      </w:pPr>
-      <w:r>
-        <w:rPr>
-          <w:rStyle w:val="HTML1"/>
-          <w:color w:val="FF0000"/>
-        </w:rPr>
-        <w:t>SimpleDHT11 dht11(</w:t>
+        <w:t>"</w:t>
+      </w:r>
+    </w:p>
+    <w:p>
+      <w:pPr>
+        <w:pStyle w:val="HTML"/>
+        <w:rPr>
+          <w:rStyle w:val="HTML1"/>
+          <w:color w:val="FF0000"/>
+        </w:rPr>
+      </w:pPr>
+      <w:r>
+        <w:rPr>
+          <w:rStyle w:val="HTML1"/>
+          <w:color w:val="FF0000"/>
+        </w:rPr>
+        <w:t xml:space="preserve">#define DHTPIN </w:t>
       </w:r>
       <w:r>
         <w:rPr>
@@ -760,645 +760,659 @@
         </w:rPr>
         <w:t>20</w:t>
       </w:r>
+    </w:p>
+    <w:p>
+      <w:pPr>
+        <w:pStyle w:val="HTML"/>
+        <w:rPr>
+          <w:rStyle w:val="HTML1"/>
+          <w:color w:val="FF0000"/>
+        </w:rPr>
+      </w:pPr>
+      <w:r>
+        <w:rPr>
+          <w:rStyle w:val="HTML1"/>
+          <w:color w:val="FF0000"/>
+        </w:rPr>
+        <w:t>#define DHTTYPE DHT11</w:t>
+      </w:r>
+    </w:p>
+    <w:p>
+      <w:pPr>
+        <w:pStyle w:val="HTML"/>
+        <w:rPr>
+          <w:rStyle w:val="HTML1"/>
+          <w:color w:val="FF0000"/>
+        </w:rPr>
+      </w:pPr>
+      <w:r>
+        <w:rPr>
+          <w:rStyle w:val="HTML1"/>
+          <w:color w:val="FF0000"/>
+        </w:rPr>
+        <w:t xml:space="preserve">DHT </w:t>
+      </w:r>
+      <w:proofErr w:type="spellStart"/>
+      <w:proofErr w:type="gramStart"/>
+      <w:r>
+        <w:rPr>
+          <w:rStyle w:val="HTML1"/>
+          <w:color w:val="FF0000"/>
+        </w:rPr>
+        <w:t>dht</w:t>
+      </w:r>
+      <w:proofErr w:type="spellEnd"/>
+      <w:r>
+        <w:rPr>
+          <w:rStyle w:val="HTML1"/>
+          <w:color w:val="FF0000"/>
+        </w:rPr>
+        <w:t>(</w:t>
+      </w:r>
+      <w:proofErr w:type="gramEnd"/>
+      <w:r>
+        <w:rPr>
+          <w:rStyle w:val="HTML1"/>
+          <w:color w:val="FF0000"/>
+        </w:rPr>
+        <w:t>DHTPIN, DHTTYPE);</w:t>
+      </w:r>
+    </w:p>
+    <w:p>
+      <w:pPr>
+        <w:pStyle w:val="HTML"/>
+        <w:rPr>
+          <w:rStyle w:val="HTML1"/>
+          <w:rFonts w:hint="eastAsia"/>
+          <w:color w:val="FF0000"/>
+        </w:rPr>
+      </w:pPr>
+    </w:p>
+    <w:p>
+      <w:pPr>
+        <w:pStyle w:val="HTML"/>
+        <w:rPr>
+          <w:rStyle w:val="HTML1"/>
+          <w:color w:val="FF0000"/>
+        </w:rPr>
+      </w:pPr>
+      <w:r>
+        <w:rPr>
+          <w:rStyle w:val="HTML1"/>
+          <w:color w:val="FF0000"/>
+        </w:rPr>
+        <w:t>// Read temperature and humidity from a DHT11 sensor.</w:t>
+      </w:r>
+    </w:p>
+    <w:p>
+      <w:pPr>
+        <w:pStyle w:val="HTML"/>
+        <w:rPr>
+          <w:rStyle w:val="HTML1"/>
+          <w:color w:val="FF0000"/>
+        </w:rPr>
+      </w:pPr>
+      <w:r>
+        <w:rPr>
+          <w:rStyle w:val="HTML1"/>
+          <w:color w:val="FF0000"/>
+        </w:rPr>
+        <w:t>// Returns a JSON result string for the agent workflow.</w:t>
+      </w:r>
+    </w:p>
+    <w:p>
+      <w:pPr>
+        <w:pStyle w:val="HTML"/>
+        <w:rPr>
+          <w:rStyle w:val="HTML1"/>
+          <w:color w:val="FF0000"/>
+        </w:rPr>
+      </w:pPr>
+      <w:r>
+        <w:rPr>
+          <w:rStyle w:val="HTML1"/>
+          <w:color w:val="FF0000"/>
+        </w:rPr>
+        <w:t>String tool_dht11(int pin) {</w:t>
+      </w:r>
+    </w:p>
+    <w:p>
+      <w:pPr>
+        <w:pStyle w:val="HTML"/>
+        <w:rPr>
+          <w:rStyle w:val="HTML1"/>
+          <w:color w:val="FF0000"/>
+        </w:rPr>
+      </w:pPr>
+      <w:r>
+        <w:rPr>
+          <w:rStyle w:val="HTML1"/>
+          <w:color w:val="FF0000"/>
+        </w:rPr>
+        <w:t xml:space="preserve">  float h = </w:t>
+      </w:r>
+      <w:proofErr w:type="spellStart"/>
+      <w:proofErr w:type="gramStart"/>
+      <w:r>
+        <w:rPr>
+          <w:rStyle w:val="HTML1"/>
+          <w:color w:val="FF0000"/>
+        </w:rPr>
+        <w:t>dht.readHumidity</w:t>
+      </w:r>
+      <w:proofErr w:type="spellEnd"/>
+      <w:proofErr w:type="gramEnd"/>
+      <w:r>
+        <w:rPr>
+          <w:rStyle w:val="HTML1"/>
+          <w:color w:val="FF0000"/>
+        </w:rPr>
+        <w:t>();</w:t>
+      </w:r>
+    </w:p>
+    <w:p>
+      <w:pPr>
+        <w:pStyle w:val="HTML"/>
+        <w:rPr>
+          <w:rStyle w:val="HTML1"/>
+          <w:color w:val="FF0000"/>
+        </w:rPr>
+      </w:pPr>
+      <w:r>
+        <w:rPr>
+          <w:rStyle w:val="HTML1"/>
+          <w:color w:val="FF0000"/>
+        </w:rPr>
+        <w:t xml:space="preserve">  float t = </w:t>
+      </w:r>
+      <w:proofErr w:type="spellStart"/>
+      <w:proofErr w:type="gramStart"/>
+      <w:r>
+        <w:rPr>
+          <w:rStyle w:val="HTML1"/>
+          <w:color w:val="FF0000"/>
+        </w:rPr>
+        <w:t>dht.readTemperature</w:t>
+      </w:r>
+      <w:proofErr w:type="spellEnd"/>
+      <w:proofErr w:type="gramEnd"/>
+      <w:r>
+        <w:rPr>
+          <w:rStyle w:val="HTML1"/>
+          <w:color w:val="FF0000"/>
+        </w:rPr>
+        <w:t>();</w:t>
+      </w:r>
+    </w:p>
+    <w:p>
+      <w:pPr>
+        <w:pStyle w:val="HTML"/>
+        <w:rPr>
+          <w:rStyle w:val="HTML1"/>
+          <w:color w:val="FF0000"/>
+        </w:rPr>
+      </w:pPr>
+    </w:p>
+    <w:p>
+      <w:pPr>
+        <w:pStyle w:val="HTML"/>
+        <w:rPr>
+          <w:rStyle w:val="HTML1"/>
+          <w:color w:val="FF0000"/>
+        </w:rPr>
+      </w:pPr>
+      <w:r>
+        <w:rPr>
+          <w:rStyle w:val="HTML1"/>
+          <w:color w:val="FF0000"/>
+        </w:rPr>
+        <w:t xml:space="preserve">  // Check if any reads failed and exit early (to try again).</w:t>
+      </w:r>
+    </w:p>
+    <w:p>
+      <w:pPr>
+        <w:pStyle w:val="HTML"/>
+        <w:rPr>
+          <w:rStyle w:val="HTML1"/>
+          <w:color w:val="FF0000"/>
+        </w:rPr>
+      </w:pPr>
+      <w:r>
+        <w:rPr>
+          <w:rStyle w:val="HTML1"/>
+          <w:color w:val="FF0000"/>
+        </w:rPr>
+        <w:t xml:space="preserve">  if (</w:t>
+      </w:r>
+      <w:proofErr w:type="spellStart"/>
+      <w:r>
+        <w:rPr>
+          <w:rStyle w:val="HTML1"/>
+          <w:color w:val="FF0000"/>
+        </w:rPr>
+        <w:t>isnan</w:t>
+      </w:r>
+      <w:proofErr w:type="spellEnd"/>
+      <w:r>
+        <w:rPr>
+          <w:rStyle w:val="HTML1"/>
+          <w:color w:val="FF0000"/>
+        </w:rPr>
+        <w:t xml:space="preserve">(h) || </w:t>
+      </w:r>
+      <w:proofErr w:type="spellStart"/>
+      <w:r>
+        <w:rPr>
+          <w:rStyle w:val="HTML1"/>
+          <w:color w:val="FF0000"/>
+        </w:rPr>
+        <w:t>isnan</w:t>
+      </w:r>
+      <w:proofErr w:type="spellEnd"/>
+      <w:r>
+        <w:rPr>
+          <w:rStyle w:val="HTML1"/>
+          <w:color w:val="FF0000"/>
+        </w:rPr>
+        <w:t>(t)) {</w:t>
+      </w:r>
+    </w:p>
+    <w:p>
+      <w:pPr>
+        <w:pStyle w:val="HTML"/>
+        <w:rPr>
+          <w:rStyle w:val="HTML1"/>
+          <w:color w:val="FF0000"/>
+        </w:rPr>
+      </w:pPr>
+      <w:r>
+        <w:rPr>
+          <w:rStyle w:val="HTML1"/>
+          <w:color w:val="FF0000"/>
+        </w:rPr>
+        <w:t xml:space="preserve">    return "{\"status\</w:t>
+      </w:r>
+      <w:proofErr w:type="gramStart"/>
+      <w:r>
+        <w:rPr>
+          <w:rStyle w:val="HTML1"/>
+          <w:color w:val="FF0000"/>
+        </w:rPr>
+        <w:t>":\</w:t>
+      </w:r>
+      <w:proofErr w:type="gramEnd"/>
+      <w:r>
+        <w:rPr>
+          <w:rStyle w:val="HTML1"/>
+          <w:color w:val="FF0000"/>
+        </w:rPr>
+        <w:t>"error\","</w:t>
+      </w:r>
+    </w:p>
+    <w:p>
+      <w:pPr>
+        <w:pStyle w:val="HTML"/>
+        <w:rPr>
+          <w:rStyle w:val="HTML1"/>
+          <w:color w:val="FF0000"/>
+        </w:rPr>
+      </w:pPr>
+      <w:r>
+        <w:rPr>
+          <w:rStyle w:val="HTML1"/>
+          <w:color w:val="FF0000"/>
+        </w:rPr>
+        <w:t xml:space="preserve">           "\"reason\</w:t>
+      </w:r>
+      <w:proofErr w:type="gramStart"/>
+      <w:r>
+        <w:rPr>
+          <w:rStyle w:val="HTML1"/>
+          <w:color w:val="FF0000"/>
+        </w:rPr>
+        <w:t>":\</w:t>
+      </w:r>
+      <w:proofErr w:type="gramEnd"/>
+      <w:r>
+        <w:rPr>
+          <w:rStyle w:val="HTML1"/>
+          <w:color w:val="FF0000"/>
+        </w:rPr>
+        <w:t>"dht11_read_failed\","</w:t>
+      </w:r>
+    </w:p>
+    <w:p>
+      <w:pPr>
+        <w:pStyle w:val="HTML"/>
+        <w:rPr>
+          <w:rStyle w:val="HTML1"/>
+          <w:color w:val="FF0000"/>
+        </w:rPr>
+      </w:pPr>
+      <w:r>
+        <w:rPr>
+          <w:rStyle w:val="HTML1"/>
+          <w:color w:val="FF0000"/>
+        </w:rPr>
+        <w:t xml:space="preserve">           "\"pin\":" + String(pin) + "}";</w:t>
+      </w:r>
+    </w:p>
+    <w:p>
+      <w:pPr>
+        <w:pStyle w:val="HTML"/>
+        <w:rPr>
+          <w:rStyle w:val="HTML1"/>
+          <w:color w:val="FF0000"/>
+        </w:rPr>
+      </w:pPr>
+      <w:r>
+        <w:rPr>
+          <w:rStyle w:val="HTML1"/>
+          <w:color w:val="FF0000"/>
+        </w:rPr>
+        <w:t xml:space="preserve">  }</w:t>
+      </w:r>
+    </w:p>
+    <w:p>
+      <w:pPr>
+        <w:pStyle w:val="HTML"/>
+        <w:rPr>
+          <w:rStyle w:val="HTML1"/>
+          <w:color w:val="FF0000"/>
+        </w:rPr>
+      </w:pPr>
+    </w:p>
+    <w:p>
+      <w:pPr>
+        <w:pStyle w:val="HTML"/>
+        <w:rPr>
+          <w:rStyle w:val="HTML1"/>
+          <w:color w:val="FF0000"/>
+        </w:rPr>
+      </w:pPr>
+      <w:r>
+        <w:rPr>
+          <w:rStyle w:val="HTML1"/>
+          <w:color w:val="FF0000"/>
+        </w:rPr>
+        <w:t xml:space="preserve">  return</w:t>
+      </w:r>
+    </w:p>
+    <w:p>
+      <w:pPr>
+        <w:pStyle w:val="HTML"/>
+        <w:rPr>
+          <w:rStyle w:val="HTML1"/>
+          <w:color w:val="FF0000"/>
+        </w:rPr>
+      </w:pPr>
+      <w:r>
+        <w:rPr>
+          <w:rStyle w:val="HTML1"/>
+          <w:color w:val="FF0000"/>
+        </w:rPr>
+        <w:t xml:space="preserve">    "{\"status\</w:t>
+      </w:r>
+      <w:proofErr w:type="gramStart"/>
+      <w:r>
+        <w:rPr>
+          <w:rStyle w:val="HTML1"/>
+          <w:color w:val="FF0000"/>
+        </w:rPr>
+        <w:t>":\</w:t>
+      </w:r>
+      <w:proofErr w:type="gramEnd"/>
+      <w:r>
+        <w:rPr>
+          <w:rStyle w:val="HTML1"/>
+          <w:color w:val="FF0000"/>
+        </w:rPr>
+        <w:t>"success\","</w:t>
+      </w:r>
+    </w:p>
+    <w:p>
+      <w:pPr>
+        <w:pStyle w:val="HTML"/>
+        <w:rPr>
+          <w:rStyle w:val="HTML1"/>
+          <w:color w:val="FF0000"/>
+        </w:rPr>
+      </w:pPr>
+      <w:r>
+        <w:rPr>
+          <w:rStyle w:val="HTML1"/>
+          <w:color w:val="FF0000"/>
+        </w:rPr>
+        <w:t xml:space="preserve">    "\"method\</w:t>
+      </w:r>
+      <w:proofErr w:type="gramStart"/>
+      <w:r>
+        <w:rPr>
+          <w:rStyle w:val="HTML1"/>
+          <w:color w:val="FF0000"/>
+        </w:rPr>
+        <w:t>":\</w:t>
+      </w:r>
+      <w:proofErr w:type="gramEnd"/>
+      <w:r>
+        <w:rPr>
+          <w:rStyle w:val="HTML1"/>
+          <w:color w:val="FF0000"/>
+        </w:rPr>
+        <w:t>"dht11\","</w:t>
+      </w:r>
+    </w:p>
+    <w:p>
+      <w:pPr>
+        <w:pStyle w:val="HTML"/>
+        <w:rPr>
+          <w:rStyle w:val="HTML1"/>
+          <w:color w:val="FF0000"/>
+        </w:rPr>
+      </w:pPr>
+      <w:r>
+        <w:rPr>
+          <w:rStyle w:val="HTML1"/>
+          <w:color w:val="FF0000"/>
+        </w:rPr>
+        <w:t xml:space="preserve">    "\"pin\":"         + String(</w:t>
+      </w:r>
+      <w:proofErr w:type="gramStart"/>
+      <w:r>
+        <w:rPr>
+          <w:rStyle w:val="HTML1"/>
+          <w:color w:val="FF0000"/>
+        </w:rPr>
+        <w:t>pin)  +</w:t>
+      </w:r>
+      <w:proofErr w:type="gramEnd"/>
+      <w:r>
+        <w:rPr>
+          <w:rStyle w:val="HTML1"/>
+          <w:color w:val="FF0000"/>
+        </w:rPr>
+        <w:t xml:space="preserve"> ","</w:t>
+      </w:r>
+    </w:p>
+    <w:p>
+      <w:pPr>
+        <w:pStyle w:val="HTML"/>
+        <w:rPr>
+          <w:rStyle w:val="HTML1"/>
+          <w:color w:val="FF0000"/>
+        </w:rPr>
+      </w:pPr>
+      <w:r>
+        <w:rPr>
+          <w:rStyle w:val="HTML1"/>
+          <w:color w:val="FF0000"/>
+        </w:rPr>
+        <w:t xml:space="preserve">    "\"temperature\":" + String(t) + ","</w:t>
+      </w:r>
+    </w:p>
+    <w:p>
+      <w:pPr>
+        <w:pStyle w:val="HTML"/>
+        <w:rPr>
+          <w:rStyle w:val="HTML1"/>
+          <w:color w:val="FF0000"/>
+        </w:rPr>
+      </w:pPr>
+      <w:r>
+        <w:rPr>
+          <w:rStyle w:val="HTML1"/>
+          <w:color w:val="FF0000"/>
+        </w:rPr>
+        <w:t xml:space="preserve">    "\"humidity\":"    + String(h) + "}";</w:t>
+      </w:r>
+    </w:p>
+    <w:p>
+      <w:pPr>
+        <w:pStyle w:val="HTML"/>
+        <w:rPr>
+          <w:rStyle w:val="HTML1"/>
+          <w:color w:val="FF0000"/>
+        </w:rPr>
+      </w:pPr>
+      <w:r>
+        <w:rPr>
+          <w:rStyle w:val="HTML1"/>
+          <w:color w:val="FF0000"/>
+        </w:rPr>
+        <w:t>}</w:t>
+      </w:r>
+    </w:p>
+    <w:p>
+      <w:pPr>
+        <w:pStyle w:val="HTML"/>
+        <w:rPr>
+          <w:rStyle w:val="HTML1"/>
+          <w:rFonts w:hint="eastAsia"/>
+        </w:rPr>
+      </w:pPr>
+    </w:p>
+    <w:p>
+      <w:pPr>
+        <w:pStyle w:val="HTML"/>
+        <w:rPr>
+          <w:rStyle w:val="HTML1"/>
+        </w:rPr>
+      </w:pPr>
+      <w:r>
+        <w:rPr>
+          <w:rStyle w:val="HTML1"/>
+        </w:rPr>
+        <w:t xml:space="preserve">void </w:t>
+      </w:r>
+      <w:proofErr w:type="gramStart"/>
+      <w:r>
+        <w:rPr>
+          <w:rStyle w:val="HTML1"/>
+        </w:rPr>
+        <w:t>setup(</w:t>
+      </w:r>
+      <w:proofErr w:type="gramEnd"/>
+      <w:r>
+        <w:rPr>
+          <w:rStyle w:val="HTML1"/>
+        </w:rPr>
+        <w:t>) {</w:t>
+      </w:r>
+    </w:p>
+    <w:p>
+      <w:pPr>
+        <w:pStyle w:val="HTML"/>
+        <w:rPr>
+          <w:rStyle w:val="HTML1"/>
+        </w:rPr>
+      </w:pPr>
+      <w:r>
+        <w:rPr>
+          <w:rStyle w:val="HTML1"/>
+        </w:rPr>
+        <w:t xml:space="preserve">  // ... 原有初始化內容 ...</w:t>
+      </w:r>
+    </w:p>
+    <w:p>
+      <w:pPr>
+        <w:pStyle w:val="HTML"/>
+        <w:rPr>
+          <w:rStyle w:val="HTML1"/>
+        </w:rPr>
+      </w:pPr>
+      <w:r>
+        <w:rPr>
+          <w:rStyle w:val="HTML1"/>
+        </w:rPr>
+        <w:t xml:space="preserve">  delay(1000);  // 等待感測器穩定</w:t>
+      </w:r>
+    </w:p>
+    <w:p>
+      <w:pPr>
+        <w:pStyle w:val="HTML"/>
+        <w:rPr>
+          <w:rStyle w:val="HTML1"/>
+          <w:rFonts w:hint="eastAsia"/>
+        </w:rPr>
+      </w:pPr>
+      <w:r>
+        <w:rPr>
+          <w:rStyle w:val="HTML1"/>
+        </w:rPr>
+        <w:t xml:space="preserve"> </w:t>
+      </w:r>
+      <w:r>
+        <w:rPr>
+          <w:rStyle w:val="HTML1"/>
+          <w:color w:val="FF0000"/>
+        </w:rPr>
+        <w:t xml:space="preserve"> </w:t>
+      </w:r>
+      <w:proofErr w:type="spellStart"/>
+      <w:proofErr w:type="gramStart"/>
+      <w:r>
+        <w:rPr>
+          <w:rStyle w:val="HTML1"/>
+          <w:color w:val="FF0000"/>
+        </w:rPr>
+        <w:t>dht.begin</w:t>
+      </w:r>
+      <w:proofErr w:type="spellEnd"/>
+      <w:proofErr w:type="gramEnd"/>
+      <w:r>
+        <w:rPr>
+          <w:rStyle w:val="HTML1"/>
+          <w:color w:val="FF0000"/>
+        </w:rPr>
+        <w:t>();</w:t>
+      </w:r>
+    </w:p>
+    <w:p>
+      <w:pPr>
+        <w:pStyle w:val="HTML"/>
+        <w:rPr>
+          <w:rStyle w:val="HTML1"/>
+        </w:rPr>
+      </w:pPr>
+      <w:r>
+        <w:rPr>
+          <w:rStyle w:val="HTML1"/>
+        </w:rPr>
+        <w:t>}</w:t>
+      </w:r>
+    </w:p>
+    <w:p/>
+    <w:p/>
+    <w:p/>
+    <w:p>
+      <w:pPr>
+        <w:rPr>
+          <w:rFonts w:hint="eastAsia"/>
+        </w:rPr>
+      </w:pPr>
       <w:bookmarkStart w:id="0" w:name="_GoBack"/>
       <w:bookmarkEnd w:id="0"/>
-      <w:r>
-        <w:rPr>
-          <w:rStyle w:val="HTML1"/>
-          <w:color w:val="FF0000"/>
-        </w:rPr>
-        <w:t>);</w:t>
-      </w:r>
-    </w:p>
-    <w:p>
-      <w:pPr>
-        <w:pStyle w:val="HTML"/>
-        <w:rPr>
-          <w:rStyle w:val="HTML1"/>
-          <w:color w:val="FF0000"/>
-        </w:rPr>
-      </w:pPr>
-      <w:r>
-        <w:rPr>
-          <w:rStyle w:val="HTML1"/>
-          <w:color w:val="FF0000"/>
-        </w:rPr>
-        <w:t>byte dht11_temperature = 0;</w:t>
-      </w:r>
-    </w:p>
-    <w:p>
-      <w:pPr>
-        <w:pStyle w:val="HTML"/>
-        <w:rPr>
-          <w:rStyle w:val="HTML1"/>
-          <w:color w:val="FF0000"/>
-        </w:rPr>
-      </w:pPr>
-      <w:r>
-        <w:rPr>
-          <w:rStyle w:val="HTML1"/>
-          <w:color w:val="FF0000"/>
-        </w:rPr>
-        <w:t>byte dht11_humidity    = 0;</w:t>
-      </w:r>
-    </w:p>
-    <w:p>
-      <w:pPr>
-        <w:pStyle w:val="HTML"/>
-        <w:rPr>
-          <w:rStyle w:val="HTML1"/>
-          <w:color w:val="FF0000"/>
-        </w:rPr>
-      </w:pPr>
-    </w:p>
-    <w:p>
-      <w:pPr>
-        <w:pStyle w:val="HTML"/>
-        <w:rPr>
-          <w:rStyle w:val="HTML1"/>
-          <w:color w:val="FF0000"/>
-        </w:rPr>
-      </w:pPr>
-      <w:r>
-        <w:rPr>
-          <w:rStyle w:val="HTML1"/>
-          <w:color w:val="FF0000"/>
-        </w:rPr>
-        <w:t>// Read temperature and humidity from a DHT11 sensor.</w:t>
-      </w:r>
-    </w:p>
-    <w:p>
-      <w:pPr>
-        <w:pStyle w:val="HTML"/>
-        <w:rPr>
-          <w:rStyle w:val="HTML1"/>
-          <w:color w:val="FF0000"/>
-        </w:rPr>
-      </w:pPr>
-      <w:r>
-        <w:rPr>
-          <w:rStyle w:val="HTML1"/>
-          <w:color w:val="FF0000"/>
-        </w:rPr>
-        <w:t>// Returns a JSON result string for the agent workflow.</w:t>
-      </w:r>
-    </w:p>
-    <w:p>
-      <w:pPr>
-        <w:pStyle w:val="HTML"/>
-        <w:rPr>
-          <w:rStyle w:val="HTML1"/>
-          <w:color w:val="FF0000"/>
-        </w:rPr>
-      </w:pPr>
-      <w:r>
-        <w:rPr>
-          <w:rStyle w:val="HTML1"/>
-          <w:color w:val="FF0000"/>
-        </w:rPr>
-        <w:t>String tool_dht11(int pin) {</w:t>
-      </w:r>
-    </w:p>
-    <w:p>
-      <w:pPr>
-        <w:pStyle w:val="HTML"/>
-        <w:rPr>
-          <w:rStyle w:val="HTML1"/>
-          <w:color w:val="FF0000"/>
-        </w:rPr>
-      </w:pPr>
-      <w:r>
-        <w:rPr>
-          <w:rStyle w:val="HTML1"/>
-          <w:color w:val="FF0000"/>
-        </w:rPr>
-        <w:t xml:space="preserve">  byte temp = 0, </w:t>
-      </w:r>
-      <w:proofErr w:type="spellStart"/>
-      <w:r>
-        <w:rPr>
-          <w:rStyle w:val="HTML1"/>
-          <w:color w:val="FF0000"/>
-        </w:rPr>
-        <w:t>humi</w:t>
-      </w:r>
-      <w:proofErr w:type="spellEnd"/>
-      <w:r>
-        <w:rPr>
-          <w:rStyle w:val="HTML1"/>
-          <w:color w:val="FF0000"/>
-        </w:rPr>
-        <w:t xml:space="preserve"> = 0;</w:t>
-      </w:r>
-    </w:p>
-    <w:p>
-      <w:pPr>
-        <w:pStyle w:val="HTML"/>
-        <w:rPr>
-          <w:rStyle w:val="HTML1"/>
-          <w:color w:val="FF0000"/>
-        </w:rPr>
-      </w:pPr>
-      <w:r>
-        <w:rPr>
-          <w:rStyle w:val="HTML1"/>
-          <w:color w:val="FF0000"/>
-        </w:rPr>
-        <w:t xml:space="preserve">  int err = dht11.read(&amp;temp, &amp;</w:t>
-      </w:r>
-      <w:proofErr w:type="spellStart"/>
-      <w:r>
-        <w:rPr>
-          <w:rStyle w:val="HTML1"/>
-          <w:color w:val="FF0000"/>
-        </w:rPr>
-        <w:t>humi</w:t>
-      </w:r>
-      <w:proofErr w:type="spellEnd"/>
-      <w:r>
-        <w:rPr>
-          <w:rStyle w:val="HTML1"/>
-          <w:color w:val="FF0000"/>
-        </w:rPr>
-        <w:t>, NULL);</w:t>
-      </w:r>
-    </w:p>
-    <w:p>
-      <w:pPr>
-        <w:pStyle w:val="HTML"/>
-        <w:rPr>
-          <w:rStyle w:val="HTML1"/>
-          <w:color w:val="FF0000"/>
-        </w:rPr>
-      </w:pPr>
-    </w:p>
-    <w:p>
-      <w:pPr>
-        <w:pStyle w:val="HTML"/>
-        <w:rPr>
-          <w:rStyle w:val="HTML1"/>
-          <w:color w:val="FF0000"/>
-        </w:rPr>
-      </w:pPr>
-      <w:r>
-        <w:rPr>
-          <w:rStyle w:val="HTML1"/>
-          <w:color w:val="FF0000"/>
-        </w:rPr>
-        <w:t xml:space="preserve">  if (</w:t>
-      </w:r>
-      <w:proofErr w:type="gramStart"/>
-      <w:r>
-        <w:rPr>
-          <w:rStyle w:val="HTML1"/>
-          <w:color w:val="FF0000"/>
-        </w:rPr>
-        <w:t>err !</w:t>
-      </w:r>
-      <w:proofErr w:type="gramEnd"/>
-      <w:r>
-        <w:rPr>
-          <w:rStyle w:val="HTML1"/>
-          <w:color w:val="FF0000"/>
-        </w:rPr>
-        <w:t xml:space="preserve">= </w:t>
-      </w:r>
-      <w:proofErr w:type="spellStart"/>
-      <w:r>
-        <w:rPr>
-          <w:rStyle w:val="HTML1"/>
-          <w:color w:val="FF0000"/>
-        </w:rPr>
-        <w:t>SimpleDHTErrSuccess</w:t>
-      </w:r>
-      <w:proofErr w:type="spellEnd"/>
-      <w:r>
-        <w:rPr>
-          <w:rStyle w:val="HTML1"/>
-          <w:color w:val="FF0000"/>
-        </w:rPr>
-        <w:t>) {</w:t>
-      </w:r>
-    </w:p>
-    <w:p>
-      <w:pPr>
-        <w:pStyle w:val="HTML"/>
-        <w:rPr>
-          <w:rStyle w:val="HTML1"/>
-          <w:color w:val="FF0000"/>
-        </w:rPr>
-      </w:pPr>
-      <w:r>
-        <w:rPr>
-          <w:rStyle w:val="HTML1"/>
-          <w:color w:val="FF0000"/>
-        </w:rPr>
-        <w:t xml:space="preserve">    return "{\"status\</w:t>
-      </w:r>
-      <w:proofErr w:type="gramStart"/>
-      <w:r>
-        <w:rPr>
-          <w:rStyle w:val="HTML1"/>
-          <w:color w:val="FF0000"/>
-        </w:rPr>
-        <w:t>":\</w:t>
-      </w:r>
-      <w:proofErr w:type="gramEnd"/>
-      <w:r>
-        <w:rPr>
-          <w:rStyle w:val="HTML1"/>
-          <w:color w:val="FF0000"/>
-        </w:rPr>
-        <w:t>"error\","</w:t>
-      </w:r>
-    </w:p>
-    <w:p>
-      <w:pPr>
-        <w:pStyle w:val="HTML"/>
-        <w:rPr>
-          <w:rStyle w:val="HTML1"/>
-          <w:color w:val="FF0000"/>
-        </w:rPr>
-      </w:pPr>
-      <w:r>
-        <w:rPr>
-          <w:rStyle w:val="HTML1"/>
-          <w:color w:val="FF0000"/>
-        </w:rPr>
-        <w:t xml:space="preserve">           "\"reason\</w:t>
-      </w:r>
-      <w:proofErr w:type="gramStart"/>
-      <w:r>
-        <w:rPr>
-          <w:rStyle w:val="HTML1"/>
-          <w:color w:val="FF0000"/>
-        </w:rPr>
-        <w:t>":\</w:t>
-      </w:r>
-      <w:proofErr w:type="gramEnd"/>
-      <w:r>
-        <w:rPr>
-          <w:rStyle w:val="HTML1"/>
-          <w:color w:val="FF0000"/>
-        </w:rPr>
-        <w:t>"dht11_read_failed\","</w:t>
-      </w:r>
-    </w:p>
-    <w:p>
-      <w:pPr>
-        <w:pStyle w:val="HTML"/>
-        <w:rPr>
-          <w:rStyle w:val="HTML1"/>
-          <w:color w:val="FF0000"/>
-        </w:rPr>
-      </w:pPr>
-      <w:r>
-        <w:rPr>
-          <w:rStyle w:val="HTML1"/>
-          <w:color w:val="FF0000"/>
-        </w:rPr>
-        <w:t xml:space="preserve">           "\"pin\":" + String(pin) + "}";</w:t>
-      </w:r>
-    </w:p>
-    <w:p>
-      <w:pPr>
-        <w:pStyle w:val="HTML"/>
-        <w:rPr>
-          <w:rStyle w:val="HTML1"/>
-          <w:color w:val="FF0000"/>
-        </w:rPr>
-      </w:pPr>
-      <w:r>
-        <w:rPr>
-          <w:rStyle w:val="HTML1"/>
-          <w:color w:val="FF0000"/>
-        </w:rPr>
-        <w:t xml:space="preserve">  }</w:t>
-      </w:r>
-    </w:p>
-    <w:p>
-      <w:pPr>
-        <w:pStyle w:val="HTML"/>
-        <w:rPr>
-          <w:rStyle w:val="HTML1"/>
-          <w:color w:val="FF0000"/>
-        </w:rPr>
-      </w:pPr>
-    </w:p>
-    <w:p>
-      <w:pPr>
-        <w:pStyle w:val="HTML"/>
-        <w:rPr>
-          <w:rStyle w:val="HTML1"/>
-          <w:color w:val="FF0000"/>
-        </w:rPr>
-      </w:pPr>
-      <w:r>
-        <w:rPr>
-          <w:rStyle w:val="HTML1"/>
-          <w:color w:val="FF0000"/>
-        </w:rPr>
-        <w:t xml:space="preserve">  dht11_temperature = temp;</w:t>
-      </w:r>
-    </w:p>
-    <w:p>
-      <w:pPr>
-        <w:pStyle w:val="HTML"/>
-        <w:rPr>
-          <w:rStyle w:val="HTML1"/>
-          <w:color w:val="FF0000"/>
-        </w:rPr>
-      </w:pPr>
-      <w:r>
-        <w:rPr>
-          <w:rStyle w:val="HTML1"/>
-          <w:color w:val="FF0000"/>
-        </w:rPr>
-        <w:t xml:space="preserve">  dht11_humidity    = </w:t>
-      </w:r>
-      <w:proofErr w:type="spellStart"/>
-      <w:r>
-        <w:rPr>
-          <w:rStyle w:val="HTML1"/>
-          <w:color w:val="FF0000"/>
-        </w:rPr>
-        <w:t>humi</w:t>
-      </w:r>
-      <w:proofErr w:type="spellEnd"/>
-      <w:r>
-        <w:rPr>
-          <w:rStyle w:val="HTML1"/>
-          <w:color w:val="FF0000"/>
-        </w:rPr>
-        <w:t>;</w:t>
-      </w:r>
-    </w:p>
-    <w:p>
-      <w:pPr>
-        <w:pStyle w:val="HTML"/>
-        <w:rPr>
-          <w:rStyle w:val="HTML1"/>
-          <w:color w:val="FF0000"/>
-        </w:rPr>
-      </w:pPr>
-    </w:p>
-    <w:p>
-      <w:pPr>
-        <w:pStyle w:val="HTML"/>
-        <w:rPr>
-          <w:rStyle w:val="HTML1"/>
-          <w:color w:val="FF0000"/>
-        </w:rPr>
-      </w:pPr>
-      <w:r>
-        <w:rPr>
-          <w:rStyle w:val="HTML1"/>
-          <w:color w:val="FF0000"/>
-        </w:rPr>
-        <w:t xml:space="preserve">  return</w:t>
-      </w:r>
-    </w:p>
-    <w:p>
-      <w:pPr>
-        <w:pStyle w:val="HTML"/>
-        <w:rPr>
-          <w:rStyle w:val="HTML1"/>
-          <w:color w:val="FF0000"/>
-        </w:rPr>
-      </w:pPr>
-      <w:r>
-        <w:rPr>
-          <w:rStyle w:val="HTML1"/>
-          <w:color w:val="FF0000"/>
-        </w:rPr>
-        <w:t xml:space="preserve">    "{\"status\</w:t>
-      </w:r>
-      <w:proofErr w:type="gramStart"/>
-      <w:r>
-        <w:rPr>
-          <w:rStyle w:val="HTML1"/>
-          <w:color w:val="FF0000"/>
-        </w:rPr>
-        <w:t>":\</w:t>
-      </w:r>
-      <w:proofErr w:type="gramEnd"/>
-      <w:r>
-        <w:rPr>
-          <w:rStyle w:val="HTML1"/>
-          <w:color w:val="FF0000"/>
-        </w:rPr>
-        <w:t>"success\","</w:t>
-      </w:r>
-    </w:p>
-    <w:p>
-      <w:pPr>
-        <w:pStyle w:val="HTML"/>
-        <w:rPr>
-          <w:rStyle w:val="HTML1"/>
-          <w:color w:val="FF0000"/>
-        </w:rPr>
-      </w:pPr>
-      <w:r>
-        <w:rPr>
-          <w:rStyle w:val="HTML1"/>
-          <w:color w:val="FF0000"/>
-        </w:rPr>
-        <w:t xml:space="preserve">    "\"method\</w:t>
-      </w:r>
-      <w:proofErr w:type="gramStart"/>
-      <w:r>
-        <w:rPr>
-          <w:rStyle w:val="HTML1"/>
-          <w:color w:val="FF0000"/>
-        </w:rPr>
-        <w:t>":\</w:t>
-      </w:r>
-      <w:proofErr w:type="gramEnd"/>
-      <w:r>
-        <w:rPr>
-          <w:rStyle w:val="HTML1"/>
-          <w:color w:val="FF0000"/>
-        </w:rPr>
-        <w:t>"dht11\","</w:t>
-      </w:r>
-    </w:p>
-    <w:p>
-      <w:pPr>
-        <w:pStyle w:val="HTML"/>
-        <w:rPr>
-          <w:rStyle w:val="HTML1"/>
-          <w:color w:val="FF0000"/>
-        </w:rPr>
-      </w:pPr>
-      <w:r>
-        <w:rPr>
-          <w:rStyle w:val="HTML1"/>
-          <w:color w:val="FF0000"/>
-        </w:rPr>
-        <w:t xml:space="preserve">    "\"pin\":"         + String(</w:t>
-      </w:r>
-      <w:proofErr w:type="gramStart"/>
-      <w:r>
-        <w:rPr>
-          <w:rStyle w:val="HTML1"/>
-          <w:color w:val="FF0000"/>
-        </w:rPr>
-        <w:t>pin)  +</w:t>
-      </w:r>
-      <w:proofErr w:type="gramEnd"/>
-      <w:r>
-        <w:rPr>
-          <w:rStyle w:val="HTML1"/>
-          <w:color w:val="FF0000"/>
-        </w:rPr>
-        <w:t xml:space="preserve"> ","</w:t>
-      </w:r>
-    </w:p>
-    <w:p>
-      <w:pPr>
-        <w:pStyle w:val="HTML"/>
-        <w:rPr>
-          <w:rStyle w:val="HTML1"/>
-          <w:color w:val="FF0000"/>
-        </w:rPr>
-      </w:pPr>
-      <w:r>
-        <w:rPr>
-          <w:rStyle w:val="HTML1"/>
-          <w:color w:val="FF0000"/>
-        </w:rPr>
-        <w:t xml:space="preserve">    "\"temperature\":" + String(temp) + ","</w:t>
-      </w:r>
-    </w:p>
-    <w:p>
-      <w:pPr>
-        <w:pStyle w:val="HTML"/>
-        <w:rPr>
-          <w:rStyle w:val="HTML1"/>
-          <w:color w:val="FF0000"/>
-        </w:rPr>
-      </w:pPr>
-      <w:r>
-        <w:rPr>
-          <w:rStyle w:val="HTML1"/>
-          <w:color w:val="FF0000"/>
-        </w:rPr>
-        <w:t xml:space="preserve">    "\"humidity\":"    + String(</w:t>
-      </w:r>
-      <w:proofErr w:type="spellStart"/>
-      <w:r>
-        <w:rPr>
-          <w:rStyle w:val="HTML1"/>
-          <w:color w:val="FF0000"/>
-        </w:rPr>
-        <w:t>humi</w:t>
-      </w:r>
-      <w:proofErr w:type="spellEnd"/>
-      <w:r>
-        <w:rPr>
-          <w:rStyle w:val="HTML1"/>
-          <w:color w:val="FF0000"/>
-        </w:rPr>
-        <w:t>) + "}";</w:t>
-      </w:r>
-    </w:p>
-    <w:p>
-      <w:pPr>
-        <w:pStyle w:val="HTML"/>
-        <w:rPr>
-          <w:rStyle w:val="HTML1"/>
-          <w:color w:val="FF0000"/>
-        </w:rPr>
-      </w:pPr>
-      <w:r>
-        <w:rPr>
-          <w:rStyle w:val="HTML1"/>
-          <w:color w:val="FF0000"/>
-        </w:rPr>
-        <w:t>}</w:t>
-      </w:r>
-    </w:p>
-    <w:p>
-      <w:pPr>
-        <w:pStyle w:val="HTML"/>
-        <w:rPr>
-          <w:rStyle w:val="HTML1"/>
-        </w:rPr>
-      </w:pPr>
-    </w:p>
-    <w:p>
-      <w:pPr>
-        <w:pStyle w:val="HTML"/>
-        <w:rPr>
-          <w:rStyle w:val="HTML1"/>
-        </w:rPr>
-      </w:pPr>
-      <w:r>
-        <w:rPr>
-          <w:rStyle w:val="HTML1"/>
-        </w:rPr>
-        <w:t xml:space="preserve">void </w:t>
-      </w:r>
-      <w:proofErr w:type="gramStart"/>
-      <w:r>
-        <w:rPr>
-          <w:rStyle w:val="HTML1"/>
-        </w:rPr>
-        <w:t>setup(</w:t>
-      </w:r>
-      <w:proofErr w:type="gramEnd"/>
-      <w:r>
-        <w:rPr>
-          <w:rStyle w:val="HTML1"/>
-        </w:rPr>
-        <w:t>) {</w:t>
-      </w:r>
-    </w:p>
-    <w:p>
-      <w:pPr>
-        <w:pStyle w:val="HTML"/>
-        <w:rPr>
-          <w:rStyle w:val="HTML1"/>
-        </w:rPr>
-      </w:pPr>
-      <w:r>
-        <w:rPr>
-          <w:rStyle w:val="HTML1"/>
-        </w:rPr>
-        <w:t xml:space="preserve">  // ... 原有初始化內容 ...</w:t>
-      </w:r>
-    </w:p>
-    <w:p>
-      <w:pPr>
-        <w:pStyle w:val="HTML"/>
-        <w:rPr>
-          <w:rStyle w:val="HTML1"/>
-        </w:rPr>
-      </w:pPr>
-      <w:r>
-        <w:rPr>
-          <w:rStyle w:val="HTML1"/>
-        </w:rPr>
-        <w:t xml:space="preserve">  delay(1000);  // 等待感測器穩定</w:t>
-      </w:r>
-    </w:p>
-    <w:p>
-      <w:pPr>
-        <w:pStyle w:val="HTML"/>
-        <w:rPr>
-          <w:rStyle w:val="HTML1"/>
-        </w:rPr>
-      </w:pPr>
-      <w:r>
-        <w:rPr>
-          <w:rStyle w:val="HTML1"/>
-        </w:rPr>
-        <w:t>}</w:t>
-      </w:r>
-    </w:p>
-    <w:p/>
-    <w:p/>
-    <w:p/>
+    </w:p>
     <w:p>
       <w:pPr>
         <w:pStyle w:val="2"/>

--- a/Document/fuClaw AIoT Agent 擴充指引 (DHT11).docx
+++ b/Document/fuClaw AIoT Agent 擴充指引 (DHT11).docx
@@ -37,21 +37,61 @@
       <w:pPr>
         <w:pStyle w:val="Web"/>
       </w:pPr>
-    </w:p>
-    <w:p>
-      <w:pPr>
-        <w:pStyle w:val="HTML"/>
-        <w:rPr>
-          <w:rStyle w:val="HTML1"/>
-          <w:color w:val="FF0000"/>
-        </w:rPr>
-      </w:pPr>
-      <w:r>
-        <w:rPr>
-          <w:rStyle w:val="HTML1"/>
-          <w:color w:val="FF0000"/>
-        </w:rPr>
-        <w:t xml:space="preserve">DHT11 Temperature &amp; Humidity Sensor: Pin </w:t>
+      <w:r>
+        <w:rPr>
+          <w:rFonts w:hint="eastAsia"/>
+        </w:rPr>
+        <w:t>A</w:t>
+      </w:r>
+      <w:r>
+        <w:t xml:space="preserve">MB82-mini </w:t>
+      </w:r>
+      <w:r>
+        <w:rPr>
+          <w:rFonts w:hint="eastAsia"/>
+        </w:rPr>
+        <w:t xml:space="preserve">： </w:t>
+      </w:r>
+      <w:r>
+        <w:t>PIN 8</w:t>
+      </w:r>
+      <w:r>
+        <w:br/>
+        <w:t xml:space="preserve">HUB 8735 Ultra </w:t>
+      </w:r>
+      <w:r>
+        <w:rPr>
+          <w:rFonts w:hint="eastAsia"/>
+        </w:rPr>
+        <w:t>：</w:t>
+      </w:r>
+      <w:r>
+        <w:t>PIN 20</w:t>
+      </w:r>
+    </w:p>
+    <w:p>
+      <w:pPr>
+        <w:pStyle w:val="HTML"/>
+        <w:rPr>
+          <w:rStyle w:val="HTML1"/>
+          <w:color w:val="FF0000"/>
+        </w:rPr>
+      </w:pPr>
+      <w:r>
+        <w:rPr>
+          <w:rStyle w:val="HTML1"/>
+          <w:color w:val="FF0000"/>
+        </w:rPr>
+        <w:t>DHT11 Temperatur</w:t>
+      </w:r>
+      <w:bookmarkStart w:id="0" w:name="_GoBack"/>
+      <w:bookmarkEnd w:id="0"/>
+      <w:r>
+        <w:rPr>
+          <w:rStyle w:val="HTML1"/>
+          <w:color w:val="FF0000"/>
+        </w:rPr>
+        <w:t xml:space="preserve">e &amp; Humidity Sensor: Pin </w:t>
       </w:r>
       <w:r>
         <w:rPr>
@@ -823,7 +863,6 @@
         <w:pStyle w:val="HTML"/>
         <w:rPr>
           <w:rStyle w:val="HTML1"/>
-          <w:rFonts w:hint="eastAsia"/>
           <w:color w:val="FF0000"/>
         </w:rPr>
       </w:pPr>
@@ -1287,7 +1326,6 @@
         <w:pStyle w:val="HTML"/>
         <w:rPr>
           <w:rStyle w:val="HTML1"/>
-          <w:rFonts w:hint="eastAsia"/>
         </w:rPr>
       </w:pPr>
     </w:p>
@@ -1352,7 +1390,6 @@
         <w:pStyle w:val="HTML"/>
         <w:rPr>
           <w:rStyle w:val="HTML1"/>
-          <w:rFonts w:hint="eastAsia"/>
         </w:rPr>
       </w:pPr>
       <w:r>
@@ -1404,15 +1441,7 @@
     <w:p/>
     <w:p/>
     <w:p/>
-    <w:p>
-      <w:pPr>
-        <w:rPr>
-          <w:rFonts w:hint="eastAsia"/>
-        </w:rPr>
-      </w:pPr>
-      <w:bookmarkStart w:id="0" w:name="_GoBack"/>
-      <w:bookmarkEnd w:id="0"/>
-    </w:p>
+    <w:p/>
     <w:p>
       <w:pPr>
         <w:pStyle w:val="2"/>

--- a/Document/fuClaw AIoT Agent 擴充指引 (DHT11).docx
+++ b/Document/fuClaw AIoT Agent 擴充指引 (DHT11).docx
@@ -82,16 +82,7 @@
           <w:rStyle w:val="HTML1"/>
           <w:color w:val="FF0000"/>
         </w:rPr>
-        <w:t>DHT11 Temperatur</w:t>
-      </w:r>
-      <w:bookmarkStart w:id="0" w:name="_GoBack"/>
-      <w:bookmarkEnd w:id="0"/>
-      <w:r>
-        <w:rPr>
-          <w:rStyle w:val="HTML1"/>
-          <w:color w:val="FF0000"/>
-        </w:rPr>
-        <w:t xml:space="preserve">e &amp; Humidity Sensor: Pin </w:t>
+        <w:t xml:space="preserve">DHT11 Temperature &amp; Humidity Sensor: Pin </w:t>
       </w:r>
       <w:r>
         <w:rPr>
@@ -1851,6 +1842,15 @@
           <w:color w:val="FF0000"/>
         </w:rPr>
       </w:pPr>
+    </w:p>
+    <w:p>
+      <w:pPr>
+        <w:pStyle w:val="HTML"/>
+        <w:rPr>
+          <w:rStyle w:val="HTML1"/>
+          <w:color w:val="FF0000"/>
+        </w:rPr>
+      </w:pPr>
       <w:r>
         <w:rPr>
           <w:rStyle w:val="HTML1"/>
@@ -1859,13 +1859,12 @@
         <w:t xml:space="preserve">    </w:t>
       </w:r>
       <w:proofErr w:type="spellStart"/>
-      <w:proofErr w:type="gramStart"/>
-      <w:r>
-        <w:rPr>
-          <w:rStyle w:val="HTML1"/>
-          <w:color w:val="FF0000"/>
-        </w:rPr>
-        <w:t>storeHistoricalMessagesToFile</w:t>
+      <w:r>
+        <w:rPr>
+          <w:rStyle w:val="HTML1"/>
+          <w:color w:val="FF0000"/>
+        </w:rPr>
+        <w:t>executeToolHistory</w:t>
       </w:r>
       <w:proofErr w:type="spellEnd"/>
       <w:r>
@@ -1873,63 +1872,15 @@
           <w:rStyle w:val="HTML1"/>
           <w:color w:val="FF0000"/>
         </w:rPr>
-        <w:t>(</w:t>
-      </w:r>
-      <w:proofErr w:type="gramEnd"/>
-      <w:r>
-        <w:rPr>
-          <w:rStyle w:val="HTML1"/>
-          <w:color w:val="FF0000"/>
-        </w:rPr>
-        <w:t>);</w:t>
-      </w:r>
-    </w:p>
-    <w:p>
-      <w:pPr>
-        <w:pStyle w:val="HTML"/>
-        <w:rPr>
-          <w:rStyle w:val="HTML1"/>
-          <w:color w:val="FF0000"/>
-        </w:rPr>
-      </w:pPr>
-    </w:p>
-    <w:p>
-      <w:pPr>
-        <w:pStyle w:val="HTML"/>
-        <w:rPr>
-          <w:rStyle w:val="HTML1"/>
-          <w:color w:val="FF0000"/>
-        </w:rPr>
-      </w:pPr>
-      <w:r>
-        <w:rPr>
-          <w:rStyle w:val="HTML1"/>
-          <w:color w:val="FF0000"/>
-        </w:rPr>
-        <w:t xml:space="preserve">    </w:t>
-      </w:r>
-      <w:proofErr w:type="spellStart"/>
-      <w:r>
-        <w:rPr>
-          <w:rStyle w:val="HTML1"/>
-          <w:color w:val="FF0000"/>
-        </w:rPr>
-        <w:t>executeToolHistory</w:t>
-      </w:r>
-      <w:proofErr w:type="spellEnd"/>
-      <w:r>
-        <w:rPr>
-          <w:rStyle w:val="HTML1"/>
-          <w:color w:val="FF0000"/>
-        </w:rPr>
         <w:t xml:space="preserve"> += command + "</w:t>
       </w:r>
       <w:r>
         <w:rPr>
           <w:rStyle w:val="HTML1"/>
-          <w:color w:val="FF0000"/>
-        </w:rPr>
-        <w:t>,</w:t>
+          <w:rFonts w:hint="eastAsia"/>
+          <w:color w:val="FF0000"/>
+        </w:rPr>
+        <w:t xml:space="preserve"> [ </w:t>
       </w:r>
       <w:r>
         <w:rPr>
@@ -1962,9 +1913,17 @@
       <w:r>
         <w:rPr>
           <w:rStyle w:val="HTML1"/>
-          <w:color w:val="FF0000"/>
-        </w:rPr>
-        <w:t xml:space="preserve">, </w:t>
+          <w:rFonts w:hint="eastAsia"/>
+          <w:color w:val="FF0000"/>
+        </w:rPr>
+        <w:t xml:space="preserve"> |</w:t>
+      </w:r>
+      <w:r>
+        <w:rPr>
+          <w:rStyle w:val="HTML1"/>
+          <w:color w:val="FF0000"/>
+        </w:rPr>
+        <w:t xml:space="preserve"> </w:t>
       </w:r>
       <w:r>
         <w:rPr>
@@ -1987,7 +1946,6 @@
         </w:rPr>
         <w:t xml:space="preserve">+ </w:t>
       </w:r>
-      <w:proofErr w:type="gramStart"/>
       <w:r>
         <w:rPr>
           <w:rStyle w:val="HTML1"/>
@@ -2002,7 +1960,6 @@
         </w:rPr>
         <w:t xml:space="preserve">  +</w:t>
       </w:r>
-      <w:proofErr w:type="gramEnd"/>
       <w:r>
         <w:rPr>
           <w:rStyle w:val="HTML1"/>
@@ -2015,7 +1972,24 @@
           <w:rStyle w:val="HTML1"/>
           <w:color w:val="FF0000"/>
         </w:rPr>
-        <w:t>")\n";</w:t>
+        <w:t>"</w:t>
+      </w:r>
+      <w:r>
+        <w:rPr>
+          <w:rStyle w:val="HTML1"/>
+          <w:rFonts w:hint="eastAsia"/>
+          <w:color w:val="FF0000"/>
+        </w:rPr>
+        <w:t xml:space="preserve"> ]</w:t>
+      </w:r>
+      <w:bookmarkStart w:id="0" w:name="_GoBack"/>
+      <w:bookmarkEnd w:id="0"/>
+      <w:r>
+        <w:rPr>
+          <w:rStyle w:val="HTML1"/>
+          <w:color w:val="FF0000"/>
+        </w:rPr>
+        <w:t>\n";</w:t>
       </w:r>
     </w:p>
     <w:p>

--- a/Document/fuClaw AIoT Agent 擴充指引 (DHT11).docx
+++ b/Document/fuClaw AIoT Agent 擴充指引 (DHT11).docx
@@ -1,6 +1,6 @@
 
 <file path=word/document.xml><?xml version="1.0" encoding="utf-8"?>
-<w:document xmlns:wpc="http://schemas.microsoft.com/office/word/2010/wordprocessingCanvas" xmlns:cx="http://schemas.microsoft.com/office/drawing/2014/chartex" xmlns:cx1="http://schemas.microsoft.com/office/drawing/2015/9/8/chartex" xmlns:cx2="http://schemas.microsoft.com/office/drawing/2015/10/21/chartex" xmlns:cx3="http://schemas.microsoft.com/office/drawing/2016/5/9/chartex" xmlns:cx4="http://schemas.microsoft.com/office/drawing/2016/5/10/chartex" xmlns:cx5="http://schemas.microsoft.com/office/drawing/2016/5/11/chartex" xmlns:cx6="http://schemas.microsoft.com/office/drawing/2016/5/12/chartex" xmlns:cx7="http://schemas.microsoft.com/office/drawing/2016/5/13/chartex" xmlns:cx8="http://schemas.microsoft.com/office/drawing/2016/5/14/chartex" xmlns:mc="http://schemas.openxmlformats.org/markup-compatibility/2006" xmlns:aink="http://schemas.microsoft.com/office/drawing/2016/ink" xmlns:am3d="http://schemas.microsoft.com/office/drawing/2017/model3d" xmlns:o="urn:schemas-microsoft-com:office:office" xmlns:r="http://schemas.openxmlformats.org/officeDocument/2006/relationships" xmlns:m="http://schemas.openxmlformats.org/officeDocument/2006/math" xmlns:v="urn:schemas-microsoft-com:vml" xmlns:wp14="http://schemas.microsoft.com/office/word/2010/wordprocessingDrawing" xmlns:wp="http://schemas.openxmlformats.org/drawingml/2006/wordprocessingDrawing" xmlns:w10="urn:schemas-microsoft-com:office:word" xmlns:w="http://schemas.openxmlformats.org/wordprocessingml/2006/main" xmlns:w14="http://schemas.microsoft.com/office/word/2010/wordml" xmlns:w15="http://schemas.microsoft.com/office/word/2012/wordml" xmlns:w16cid="http://schemas.microsoft.com/office/word/2016/wordml/cid" xmlns:w16se="http://schemas.microsoft.com/office/word/2015/wordml/symex" xmlns:wpg="http://schemas.microsoft.com/office/word/2010/wordprocessingGroup" xmlns:wpi="http://schemas.microsoft.com/office/word/2010/wordprocessingInk" xmlns:wne="http://schemas.microsoft.com/office/word/2006/wordml" xmlns:wps="http://schemas.microsoft.com/office/word/2010/wordprocessingShape" mc:Ignorable="w14 w15 w16se w16cid wp14">
+<w:document xmlns:wpc="http://schemas.microsoft.com/office/word/2010/wordprocessingCanvas" xmlns:mc="http://schemas.openxmlformats.org/markup-compatibility/2006" xmlns:o="urn:schemas-microsoft-com:office:office" xmlns:r="http://schemas.openxmlformats.org/officeDocument/2006/relationships" xmlns:m="http://schemas.openxmlformats.org/officeDocument/2006/math" xmlns:v="urn:schemas-microsoft-com:vml" xmlns:wp14="http://schemas.microsoft.com/office/word/2010/wordprocessingDrawing" xmlns:wp="http://schemas.openxmlformats.org/drawingml/2006/wordprocessingDrawing" xmlns:w10="urn:schemas-microsoft-com:office:word" xmlns:w="http://schemas.openxmlformats.org/wordprocessingml/2006/main" xmlns:w14="http://schemas.microsoft.com/office/word/2010/wordml" xmlns:wpg="http://schemas.microsoft.com/office/word/2010/wordprocessingGroup" xmlns:wpi="http://schemas.microsoft.com/office/word/2010/wordprocessingInk" xmlns:wne="http://schemas.microsoft.com/office/word/2006/wordml" xmlns:wps="http://schemas.microsoft.com/office/word/2010/wordprocessingShape" mc:Ignorable="w14 wp14">
   <w:body>
     <w:p>
       <w:pPr>
@@ -71,105 +71,168 @@
     </w:p>
     <w:p>
       <w:pPr>
-        <w:pStyle w:val="HTML"/>
-        <w:rPr>
-          <w:rStyle w:val="HTML1"/>
-          <w:color w:val="FF0000"/>
-        </w:rPr>
-      </w:pPr>
-      <w:r>
-        <w:rPr>
-          <w:rStyle w:val="HTML1"/>
-          <w:color w:val="FF0000"/>
-        </w:rPr>
-        <w:t xml:space="preserve">DHT11 Temperature &amp; Humidity Sensor: Pin </w:t>
-      </w:r>
-      <w:r>
-        <w:rPr>
-          <w:rStyle w:val="HTML1"/>
-          <w:color w:val="FF0000"/>
-        </w:rPr>
-        <w:t>20</w:t>
-      </w:r>
-    </w:p>
-    <w:p>
-      <w:pPr>
-        <w:pStyle w:val="HTML"/>
-        <w:rPr>
-          <w:rStyle w:val="HTML1"/>
-          <w:color w:val="FF0000"/>
-        </w:rPr>
-      </w:pPr>
-      <w:r>
-        <w:rPr>
-          <w:rStyle w:val="HTML1"/>
-          <w:color w:val="FF0000"/>
-        </w:rPr>
-        <w:t>- Measures: temperature (°C) and relative humidity (%)</w:t>
-      </w:r>
-    </w:p>
-    <w:p>
-      <w:pPr>
-        <w:pStyle w:val="HTML"/>
-        <w:rPr>
-          <w:rStyle w:val="HTML1"/>
-          <w:color w:val="FF0000"/>
-        </w:rPr>
-      </w:pPr>
-      <w:r>
-        <w:rPr>
-          <w:rStyle w:val="HTML1"/>
-          <w:color w:val="FF0000"/>
-        </w:rPr>
-        <w:t>- Read mode: single trigger, returns two integer values</w:t>
-      </w:r>
-    </w:p>
-    <w:p>
-      <w:pPr>
-        <w:pStyle w:val="HTML"/>
-        <w:rPr>
-          <w:rStyle w:val="HTML1"/>
-          <w:color w:val="FF0000"/>
-        </w:rPr>
-      </w:pPr>
-      <w:r>
-        <w:rPr>
-          <w:rStyle w:val="HTML1"/>
-          <w:color w:val="FF0000"/>
-        </w:rPr>
-        <w:t>- Temperature range: 0–50 °C</w:t>
-      </w:r>
-    </w:p>
-    <w:p>
-      <w:pPr>
-        <w:pStyle w:val="HTML"/>
-        <w:rPr>
-          <w:rStyle w:val="HTML1"/>
-          <w:color w:val="FF0000"/>
-        </w:rPr>
-      </w:pPr>
-      <w:r>
-        <w:rPr>
-          <w:rStyle w:val="HTML1"/>
-          <w:color w:val="FF0000"/>
-        </w:rPr>
-        <w:t>- Humidity range: 20–90 % RH</w:t>
-      </w:r>
-    </w:p>
-    <w:p>
-      <w:pPr>
-        <w:pStyle w:val="HTML"/>
-        <w:rPr>
-          <w:rStyle w:val="HTML1"/>
-          <w:color w:val="FF0000"/>
-        </w:rPr>
-      </w:pPr>
-      <w:r>
-        <w:rPr>
-          <w:rStyle w:val="HTML1"/>
-          <w:color w:val="FF0000"/>
-        </w:rPr>
-        <w:t>- Physical Rules: Values are integers. Sensor requires ~1 s between reads.</w:t>
+        <w:rPr>
+          <w:rStyle w:val="HTML1"/>
+          <w:color w:val="FF0000"/>
+          <w:kern w:val="0"/>
+        </w:rPr>
+      </w:pPr>
+      <w:bookmarkStart w:id="0" w:name="_GoBack"/>
+      <w:bookmarkEnd w:id="0"/>
+      <w:r>
+        <w:rPr>
+          <w:rStyle w:val="HTML1"/>
+          <w:color w:val="FF0000"/>
+          <w:kern w:val="0"/>
+        </w:rPr>
+        <w:t>DHT11 Temperature &amp; Humidity Sensor</w:t>
+      </w:r>
+    </w:p>
+    <w:p>
+      <w:pPr>
+        <w:rPr>
+          <w:rStyle w:val="HTML1"/>
+          <w:color w:val="FF0000"/>
+          <w:kern w:val="0"/>
+        </w:rPr>
+      </w:pPr>
+      <w:r>
+        <w:rPr>
+          <w:rStyle w:val="HTML1"/>
+          <w:color w:val="FF0000"/>
+          <w:kern w:val="0"/>
+        </w:rPr>
+        <w:t xml:space="preserve">  - Pin mapping: depends on development board</w:t>
+      </w:r>
+    </w:p>
+    <w:p>
+      <w:pPr>
+        <w:rPr>
+          <w:rStyle w:val="HTML1"/>
+          <w:color w:val="FF0000"/>
+          <w:kern w:val="0"/>
+        </w:rPr>
+      </w:pPr>
+      <w:r>
+        <w:rPr>
+          <w:rStyle w:val="HTML1"/>
+          <w:color w:val="FF0000"/>
+          <w:kern w:val="0"/>
+        </w:rPr>
+        <w:tab/>
+      </w:r>
+      <w:r>
+        <w:rPr>
+          <w:rStyle w:val="HTML1"/>
+          <w:color w:val="FF0000"/>
+          <w:kern w:val="0"/>
+        </w:rPr>
+        <w:tab/>
+        <w:t>AMB82-mini: PIN 8</w:t>
+      </w:r>
+    </w:p>
+    <w:p>
+      <w:pPr>
+        <w:rPr>
+          <w:rStyle w:val="HTML1"/>
+          <w:color w:val="FF0000"/>
+          <w:kern w:val="0"/>
+        </w:rPr>
+      </w:pPr>
+      <w:r>
+        <w:rPr>
+          <w:rStyle w:val="HTML1"/>
+          <w:color w:val="FF0000"/>
+          <w:kern w:val="0"/>
+        </w:rPr>
+        <w:tab/>
+      </w:r>
+      <w:r>
+        <w:rPr>
+          <w:rStyle w:val="HTML1"/>
+          <w:color w:val="FF0000"/>
+          <w:kern w:val="0"/>
+        </w:rPr>
+        <w:tab/>
+        <w:t>HUB 8735 Ultra: PIN 20</w:t>
+      </w:r>
+    </w:p>
+    <w:p>
+      <w:pPr>
+        <w:rPr>
+          <w:rStyle w:val="HTML1"/>
+          <w:color w:val="FF0000"/>
+          <w:kern w:val="0"/>
+        </w:rPr>
+      </w:pPr>
+      <w:r>
+        <w:rPr>
+          <w:rStyle w:val="HTML1"/>
+          <w:color w:val="FF0000"/>
+          <w:kern w:val="0"/>
+        </w:rPr>
+        <w:t xml:space="preserve">  - Measures: temperature (°C) and relative humidity (%)</w:t>
+      </w:r>
+    </w:p>
+    <w:p>
+      <w:pPr>
+        <w:rPr>
+          <w:rStyle w:val="HTML1"/>
+          <w:color w:val="FF0000"/>
+          <w:kern w:val="0"/>
+        </w:rPr>
+      </w:pPr>
+      <w:r>
+        <w:rPr>
+          <w:rStyle w:val="HTML1"/>
+          <w:color w:val="FF0000"/>
+          <w:kern w:val="0"/>
+        </w:rPr>
+        <w:t xml:space="preserve">  - Read mode: single trigger, returns two integer values</w:t>
+      </w:r>
+    </w:p>
+    <w:p>
+      <w:pPr>
+        <w:rPr>
+          <w:rStyle w:val="HTML1"/>
+          <w:color w:val="FF0000"/>
+          <w:kern w:val="0"/>
+        </w:rPr>
+      </w:pPr>
+      <w:r>
+        <w:rPr>
+          <w:rStyle w:val="HTML1"/>
+          <w:color w:val="FF0000"/>
+          <w:kern w:val="0"/>
+        </w:rPr>
+        <w:t xml:space="preserve">  - Temperature range: 0–50 °C</w:t>
+      </w:r>
+    </w:p>
+    <w:p>
+      <w:pPr>
+        <w:rPr>
+          <w:rStyle w:val="HTML1"/>
+          <w:color w:val="FF0000"/>
+          <w:kern w:val="0"/>
+        </w:rPr>
+      </w:pPr>
+      <w:r>
+        <w:rPr>
+          <w:rStyle w:val="HTML1"/>
+          <w:color w:val="FF0000"/>
+          <w:kern w:val="0"/>
+        </w:rPr>
+        <w:t xml:space="preserve">  - Humidity range: 20–90 % RH</w:t>
+      </w:r>
+    </w:p>
+    <w:p>
+      <w:r>
+        <w:rPr>
+          <w:rStyle w:val="HTML1"/>
+          <w:color w:val="FF0000"/>
+          <w:kern w:val="0"/>
+        </w:rPr>
+        <w:t xml:space="preserve">  - Physical Rules: Values are integers. Sensor requires ~1 s between reads.</w:t>
       </w:r>
     </w:p>
     <w:p/>
@@ -193,9 +256,6 @@
     <w:p/>
     <w:p/>
     <w:p/>
-    <w:p/>
-    <w:p/>
-    <w:p/>
     <w:p>
       <w:pPr>
         <w:pStyle w:val="2"/>
@@ -919,7 +979,456 @@
           <w:rStyle w:val="HTML1"/>
           <w:color w:val="FF0000"/>
         </w:rPr>
-        <w:t xml:space="preserve">  float h = </w:t>
+        <w:t xml:space="preserve">  </w:t>
+      </w:r>
+      <w:proofErr w:type="gramStart"/>
+      <w:r>
+        <w:rPr>
+          <w:rStyle w:val="HTML1"/>
+          <w:color w:val="FF0000"/>
+        </w:rPr>
+        <w:t>float</w:t>
+      </w:r>
+      <w:proofErr w:type="gramEnd"/>
+      <w:r>
+        <w:rPr>
+          <w:rStyle w:val="HTML1"/>
+          <w:color w:val="FF0000"/>
+        </w:rPr>
+        <w:t xml:space="preserve"> h = </w:t>
+      </w:r>
+      <w:proofErr w:type="spellStart"/>
+      <w:r>
+        <w:rPr>
+          <w:rStyle w:val="HTML1"/>
+          <w:color w:val="FF0000"/>
+        </w:rPr>
+        <w:t>dht.readHumidity</w:t>
+      </w:r>
+      <w:proofErr w:type="spellEnd"/>
+      <w:r>
+        <w:rPr>
+          <w:rStyle w:val="HTML1"/>
+          <w:color w:val="FF0000"/>
+        </w:rPr>
+        <w:t>();</w:t>
+      </w:r>
+    </w:p>
+    <w:p>
+      <w:pPr>
+        <w:pStyle w:val="HTML"/>
+        <w:rPr>
+          <w:rStyle w:val="HTML1"/>
+          <w:color w:val="FF0000"/>
+        </w:rPr>
+      </w:pPr>
+      <w:r>
+        <w:rPr>
+          <w:rStyle w:val="HTML1"/>
+          <w:color w:val="FF0000"/>
+        </w:rPr>
+        <w:t xml:space="preserve">  </w:t>
+      </w:r>
+      <w:proofErr w:type="gramStart"/>
+      <w:r>
+        <w:rPr>
+          <w:rStyle w:val="HTML1"/>
+          <w:color w:val="FF0000"/>
+        </w:rPr>
+        <w:t>float</w:t>
+      </w:r>
+      <w:proofErr w:type="gramEnd"/>
+      <w:r>
+        <w:rPr>
+          <w:rStyle w:val="HTML1"/>
+          <w:color w:val="FF0000"/>
+        </w:rPr>
+        <w:t xml:space="preserve"> t = </w:t>
+      </w:r>
+      <w:proofErr w:type="spellStart"/>
+      <w:r>
+        <w:rPr>
+          <w:rStyle w:val="HTML1"/>
+          <w:color w:val="FF0000"/>
+        </w:rPr>
+        <w:t>dht.readTemperature</w:t>
+      </w:r>
+      <w:proofErr w:type="spellEnd"/>
+      <w:r>
+        <w:rPr>
+          <w:rStyle w:val="HTML1"/>
+          <w:color w:val="FF0000"/>
+        </w:rPr>
+        <w:t>();</w:t>
+      </w:r>
+    </w:p>
+    <w:p>
+      <w:pPr>
+        <w:pStyle w:val="HTML"/>
+        <w:rPr>
+          <w:rStyle w:val="HTML1"/>
+          <w:color w:val="FF0000"/>
+        </w:rPr>
+      </w:pPr>
+    </w:p>
+    <w:p>
+      <w:pPr>
+        <w:pStyle w:val="HTML"/>
+        <w:rPr>
+          <w:rStyle w:val="HTML1"/>
+          <w:color w:val="FF0000"/>
+        </w:rPr>
+      </w:pPr>
+      <w:r>
+        <w:rPr>
+          <w:rStyle w:val="HTML1"/>
+          <w:color w:val="FF0000"/>
+        </w:rPr>
+        <w:t xml:space="preserve">  // Check if any reads failed and exit early (to try again).</w:t>
+      </w:r>
+    </w:p>
+    <w:p>
+      <w:pPr>
+        <w:pStyle w:val="HTML"/>
+        <w:rPr>
+          <w:rStyle w:val="HTML1"/>
+          <w:color w:val="FF0000"/>
+        </w:rPr>
+      </w:pPr>
+      <w:r>
+        <w:rPr>
+          <w:rStyle w:val="HTML1"/>
+          <w:color w:val="FF0000"/>
+        </w:rPr>
+        <w:t xml:space="preserve">  if (</w:t>
+      </w:r>
+      <w:proofErr w:type="spellStart"/>
+      <w:r>
+        <w:rPr>
+          <w:rStyle w:val="HTML1"/>
+          <w:color w:val="FF0000"/>
+        </w:rPr>
+        <w:t>isnan</w:t>
+      </w:r>
+      <w:proofErr w:type="spellEnd"/>
+      <w:r>
+        <w:rPr>
+          <w:rStyle w:val="HTML1"/>
+          <w:color w:val="FF0000"/>
+        </w:rPr>
+        <w:t xml:space="preserve">(h) || </w:t>
+      </w:r>
+      <w:proofErr w:type="spellStart"/>
+      <w:r>
+        <w:rPr>
+          <w:rStyle w:val="HTML1"/>
+          <w:color w:val="FF0000"/>
+        </w:rPr>
+        <w:t>isnan</w:t>
+      </w:r>
+      <w:proofErr w:type="spellEnd"/>
+      <w:r>
+        <w:rPr>
+          <w:rStyle w:val="HTML1"/>
+          <w:color w:val="FF0000"/>
+        </w:rPr>
+        <w:t>(t)) {</w:t>
+      </w:r>
+    </w:p>
+    <w:p>
+      <w:pPr>
+        <w:pStyle w:val="HTML"/>
+        <w:rPr>
+          <w:rStyle w:val="HTML1"/>
+          <w:color w:val="FF0000"/>
+        </w:rPr>
+      </w:pPr>
+      <w:r>
+        <w:rPr>
+          <w:rStyle w:val="HTML1"/>
+          <w:color w:val="FF0000"/>
+        </w:rPr>
+        <w:t xml:space="preserve">    </w:t>
+      </w:r>
+      <w:proofErr w:type="gramStart"/>
+      <w:r>
+        <w:rPr>
+          <w:rStyle w:val="HTML1"/>
+          <w:color w:val="FF0000"/>
+        </w:rPr>
+        <w:t>return</w:t>
+      </w:r>
+      <w:proofErr w:type="gramEnd"/>
+      <w:r>
+        <w:rPr>
+          <w:rStyle w:val="HTML1"/>
+          <w:color w:val="FF0000"/>
+        </w:rPr>
+        <w:t xml:space="preserve"> "{\"status\":\"error\","</w:t>
+      </w:r>
+    </w:p>
+    <w:p>
+      <w:pPr>
+        <w:pStyle w:val="HTML"/>
+        <w:rPr>
+          <w:rStyle w:val="HTML1"/>
+          <w:color w:val="FF0000"/>
+        </w:rPr>
+      </w:pPr>
+      <w:r>
+        <w:rPr>
+          <w:rStyle w:val="HTML1"/>
+          <w:color w:val="FF0000"/>
+        </w:rPr>
+        <w:t xml:space="preserve">           "\"reason\":\"dht11_read_failed\","</w:t>
+      </w:r>
+    </w:p>
+    <w:p>
+      <w:pPr>
+        <w:pStyle w:val="HTML"/>
+        <w:rPr>
+          <w:rStyle w:val="HTML1"/>
+          <w:color w:val="FF0000"/>
+        </w:rPr>
+      </w:pPr>
+      <w:r>
+        <w:rPr>
+          <w:rStyle w:val="HTML1"/>
+          <w:color w:val="FF0000"/>
+        </w:rPr>
+        <w:t xml:space="preserve">           "\"pin\":" + String(pin) + "}";</w:t>
+      </w:r>
+    </w:p>
+    <w:p>
+      <w:pPr>
+        <w:pStyle w:val="HTML"/>
+        <w:rPr>
+          <w:rStyle w:val="HTML1"/>
+          <w:color w:val="FF0000"/>
+        </w:rPr>
+      </w:pPr>
+      <w:r>
+        <w:rPr>
+          <w:rStyle w:val="HTML1"/>
+          <w:color w:val="FF0000"/>
+        </w:rPr>
+        <w:t xml:space="preserve">  }</w:t>
+      </w:r>
+    </w:p>
+    <w:p>
+      <w:pPr>
+        <w:pStyle w:val="HTML"/>
+        <w:rPr>
+          <w:rStyle w:val="HTML1"/>
+          <w:color w:val="FF0000"/>
+        </w:rPr>
+      </w:pPr>
+    </w:p>
+    <w:p>
+      <w:pPr>
+        <w:pStyle w:val="HTML"/>
+        <w:rPr>
+          <w:rStyle w:val="HTML1"/>
+          <w:color w:val="FF0000"/>
+        </w:rPr>
+      </w:pPr>
+      <w:r>
+        <w:rPr>
+          <w:rStyle w:val="HTML1"/>
+          <w:color w:val="FF0000"/>
+        </w:rPr>
+        <w:t xml:space="preserve">  return</w:t>
+      </w:r>
+    </w:p>
+    <w:p>
+      <w:pPr>
+        <w:pStyle w:val="HTML"/>
+        <w:rPr>
+          <w:rStyle w:val="HTML1"/>
+          <w:color w:val="FF0000"/>
+        </w:rPr>
+      </w:pPr>
+      <w:r>
+        <w:rPr>
+          <w:rStyle w:val="HTML1"/>
+          <w:color w:val="FF0000"/>
+        </w:rPr>
+        <w:t xml:space="preserve">    "{\"status\":\"success\","</w:t>
+      </w:r>
+    </w:p>
+    <w:p>
+      <w:pPr>
+        <w:pStyle w:val="HTML"/>
+        <w:rPr>
+          <w:rStyle w:val="HTML1"/>
+          <w:color w:val="FF0000"/>
+        </w:rPr>
+      </w:pPr>
+      <w:r>
+        <w:rPr>
+          <w:rStyle w:val="HTML1"/>
+          <w:color w:val="FF0000"/>
+        </w:rPr>
+        <w:t xml:space="preserve">    "\"method\":\"dht11\","</w:t>
+      </w:r>
+    </w:p>
+    <w:p>
+      <w:pPr>
+        <w:pStyle w:val="HTML"/>
+        <w:rPr>
+          <w:rStyle w:val="HTML1"/>
+          <w:color w:val="FF0000"/>
+        </w:rPr>
+      </w:pPr>
+      <w:r>
+        <w:rPr>
+          <w:rStyle w:val="HTML1"/>
+          <w:color w:val="FF0000"/>
+        </w:rPr>
+        <w:t xml:space="preserve">    "\"pin\":"         + </w:t>
+      </w:r>
+      <w:proofErr w:type="gramStart"/>
+      <w:r>
+        <w:rPr>
+          <w:rStyle w:val="HTML1"/>
+          <w:color w:val="FF0000"/>
+        </w:rPr>
+        <w:t>String(</w:t>
+      </w:r>
+      <w:proofErr w:type="gramEnd"/>
+      <w:r>
+        <w:rPr>
+          <w:rStyle w:val="HTML1"/>
+          <w:color w:val="FF0000"/>
+        </w:rPr>
+        <w:t>pin)  + ","</w:t>
+      </w:r>
+    </w:p>
+    <w:p>
+      <w:pPr>
+        <w:pStyle w:val="HTML"/>
+        <w:rPr>
+          <w:rStyle w:val="HTML1"/>
+          <w:color w:val="FF0000"/>
+        </w:rPr>
+      </w:pPr>
+      <w:r>
+        <w:rPr>
+          <w:rStyle w:val="HTML1"/>
+          <w:color w:val="FF0000"/>
+        </w:rPr>
+        <w:t xml:space="preserve">    "\"temperature\":" + String(t) + ","</w:t>
+      </w:r>
+    </w:p>
+    <w:p>
+      <w:pPr>
+        <w:pStyle w:val="HTML"/>
+        <w:rPr>
+          <w:rStyle w:val="HTML1"/>
+          <w:color w:val="FF0000"/>
+        </w:rPr>
+      </w:pPr>
+      <w:r>
+        <w:rPr>
+          <w:rStyle w:val="HTML1"/>
+          <w:color w:val="FF0000"/>
+        </w:rPr>
+        <w:t xml:space="preserve">    "\"humidity\":"    + String(h) + "}";</w:t>
+      </w:r>
+    </w:p>
+    <w:p>
+      <w:pPr>
+        <w:pStyle w:val="HTML"/>
+        <w:rPr>
+          <w:rStyle w:val="HTML1"/>
+          <w:color w:val="FF0000"/>
+        </w:rPr>
+      </w:pPr>
+      <w:r>
+        <w:rPr>
+          <w:rStyle w:val="HTML1"/>
+          <w:color w:val="FF0000"/>
+        </w:rPr>
+        <w:t>}</w:t>
+      </w:r>
+    </w:p>
+    <w:p>
+      <w:pPr>
+        <w:pStyle w:val="HTML"/>
+        <w:rPr>
+          <w:rStyle w:val="HTML1"/>
+        </w:rPr>
+      </w:pPr>
+    </w:p>
+    <w:p>
+      <w:pPr>
+        <w:pStyle w:val="HTML"/>
+        <w:rPr>
+          <w:rStyle w:val="HTML1"/>
+        </w:rPr>
+      </w:pPr>
+      <w:proofErr w:type="gramStart"/>
+      <w:r>
+        <w:rPr>
+          <w:rStyle w:val="HTML1"/>
+        </w:rPr>
+        <w:t>void</w:t>
+      </w:r>
+      <w:proofErr w:type="gramEnd"/>
+      <w:r>
+        <w:rPr>
+          <w:rStyle w:val="HTML1"/>
+        </w:rPr>
+        <w:t xml:space="preserve"> setup() {</w:t>
+      </w:r>
+    </w:p>
+    <w:p>
+      <w:pPr>
+        <w:pStyle w:val="HTML"/>
+        <w:rPr>
+          <w:rStyle w:val="HTML1"/>
+        </w:rPr>
+      </w:pPr>
+      <w:r>
+        <w:rPr>
+          <w:rStyle w:val="HTML1"/>
+        </w:rPr>
+        <w:t xml:space="preserve">  // ... 原有初始化內容 ...</w:t>
+      </w:r>
+    </w:p>
+    <w:p>
+      <w:pPr>
+        <w:pStyle w:val="HTML"/>
+        <w:rPr>
+          <w:rStyle w:val="HTML1"/>
+        </w:rPr>
+      </w:pPr>
+      <w:r>
+        <w:rPr>
+          <w:rStyle w:val="HTML1"/>
+        </w:rPr>
+        <w:t xml:space="preserve">  delay(1000);  // 等待感測器穩定</w:t>
+      </w:r>
+    </w:p>
+    <w:p>
+      <w:pPr>
+        <w:pStyle w:val="HTML"/>
+        <w:rPr>
+          <w:rStyle w:val="HTML1"/>
+        </w:rPr>
+      </w:pPr>
+      <w:r>
+        <w:rPr>
+          <w:rStyle w:val="HTML1"/>
+        </w:rPr>
+        <w:t xml:space="preserve"> </w:t>
+      </w:r>
+      <w:r>
+        <w:rPr>
+          <w:rStyle w:val="HTML1"/>
+          <w:color w:val="FF0000"/>
+        </w:rPr>
+        <w:t xml:space="preserve"> </w:t>
       </w:r>
       <w:proofErr w:type="spellStart"/>
       <w:proofErr w:type="gramStart"/>
@@ -928,491 +1437,23 @@
           <w:rStyle w:val="HTML1"/>
           <w:color w:val="FF0000"/>
         </w:rPr>
-        <w:t>dht.readHumidity</w:t>
+        <w:t>dht.begin</w:t>
       </w:r>
       <w:proofErr w:type="spellEnd"/>
+      <w:r>
+        <w:rPr>
+          <w:rStyle w:val="HTML1"/>
+          <w:color w:val="FF0000"/>
+        </w:rPr>
+        <w:t>(</w:t>
+      </w:r>
       <w:proofErr w:type="gramEnd"/>
       <w:r>
         <w:rPr>
           <w:rStyle w:val="HTML1"/>
           <w:color w:val="FF0000"/>
         </w:rPr>
-        <w:t>();</w:t>
-      </w:r>
-    </w:p>
-    <w:p>
-      <w:pPr>
-        <w:pStyle w:val="HTML"/>
-        <w:rPr>
-          <w:rStyle w:val="HTML1"/>
-          <w:color w:val="FF0000"/>
-        </w:rPr>
-      </w:pPr>
-      <w:r>
-        <w:rPr>
-          <w:rStyle w:val="HTML1"/>
-          <w:color w:val="FF0000"/>
-        </w:rPr>
-        <w:t xml:space="preserve">  float t = </w:t>
-      </w:r>
-      <w:proofErr w:type="spellStart"/>
-      <w:proofErr w:type="gramStart"/>
-      <w:r>
-        <w:rPr>
-          <w:rStyle w:val="HTML1"/>
-          <w:color w:val="FF0000"/>
-        </w:rPr>
-        <w:t>dht.readTemperature</w:t>
-      </w:r>
-      <w:proofErr w:type="spellEnd"/>
-      <w:proofErr w:type="gramEnd"/>
-      <w:r>
-        <w:rPr>
-          <w:rStyle w:val="HTML1"/>
-          <w:color w:val="FF0000"/>
-        </w:rPr>
-        <w:t>();</w:t>
-      </w:r>
-    </w:p>
-    <w:p>
-      <w:pPr>
-        <w:pStyle w:val="HTML"/>
-        <w:rPr>
-          <w:rStyle w:val="HTML1"/>
-          <w:color w:val="FF0000"/>
-        </w:rPr>
-      </w:pPr>
-    </w:p>
-    <w:p>
-      <w:pPr>
-        <w:pStyle w:val="HTML"/>
-        <w:rPr>
-          <w:rStyle w:val="HTML1"/>
-          <w:color w:val="FF0000"/>
-        </w:rPr>
-      </w:pPr>
-      <w:r>
-        <w:rPr>
-          <w:rStyle w:val="HTML1"/>
-          <w:color w:val="FF0000"/>
-        </w:rPr>
-        <w:t xml:space="preserve">  // Check if any reads failed and exit early (to try again).</w:t>
-      </w:r>
-    </w:p>
-    <w:p>
-      <w:pPr>
-        <w:pStyle w:val="HTML"/>
-        <w:rPr>
-          <w:rStyle w:val="HTML1"/>
-          <w:color w:val="FF0000"/>
-        </w:rPr>
-      </w:pPr>
-      <w:r>
-        <w:rPr>
-          <w:rStyle w:val="HTML1"/>
-          <w:color w:val="FF0000"/>
-        </w:rPr>
-        <w:t xml:space="preserve">  if (</w:t>
-      </w:r>
-      <w:proofErr w:type="spellStart"/>
-      <w:r>
-        <w:rPr>
-          <w:rStyle w:val="HTML1"/>
-          <w:color w:val="FF0000"/>
-        </w:rPr>
-        <w:t>isnan</w:t>
-      </w:r>
-      <w:proofErr w:type="spellEnd"/>
-      <w:r>
-        <w:rPr>
-          <w:rStyle w:val="HTML1"/>
-          <w:color w:val="FF0000"/>
-        </w:rPr>
-        <w:t xml:space="preserve">(h) || </w:t>
-      </w:r>
-      <w:proofErr w:type="spellStart"/>
-      <w:r>
-        <w:rPr>
-          <w:rStyle w:val="HTML1"/>
-          <w:color w:val="FF0000"/>
-        </w:rPr>
-        <w:t>isnan</w:t>
-      </w:r>
-      <w:proofErr w:type="spellEnd"/>
-      <w:r>
-        <w:rPr>
-          <w:rStyle w:val="HTML1"/>
-          <w:color w:val="FF0000"/>
-        </w:rPr>
-        <w:t>(t)) {</w:t>
-      </w:r>
-    </w:p>
-    <w:p>
-      <w:pPr>
-        <w:pStyle w:val="HTML"/>
-        <w:rPr>
-          <w:rStyle w:val="HTML1"/>
-          <w:color w:val="FF0000"/>
-        </w:rPr>
-      </w:pPr>
-      <w:r>
-        <w:rPr>
-          <w:rStyle w:val="HTML1"/>
-          <w:color w:val="FF0000"/>
-        </w:rPr>
-        <w:t xml:space="preserve">    return "{\"status\</w:t>
-      </w:r>
-      <w:proofErr w:type="gramStart"/>
-      <w:r>
-        <w:rPr>
-          <w:rStyle w:val="HTML1"/>
-          <w:color w:val="FF0000"/>
-        </w:rPr>
-        <w:t>":\</w:t>
-      </w:r>
-      <w:proofErr w:type="gramEnd"/>
-      <w:r>
-        <w:rPr>
-          <w:rStyle w:val="HTML1"/>
-          <w:color w:val="FF0000"/>
-        </w:rPr>
-        <w:t>"error\","</w:t>
-      </w:r>
-    </w:p>
-    <w:p>
-      <w:pPr>
-        <w:pStyle w:val="HTML"/>
-        <w:rPr>
-          <w:rStyle w:val="HTML1"/>
-          <w:color w:val="FF0000"/>
-        </w:rPr>
-      </w:pPr>
-      <w:r>
-        <w:rPr>
-          <w:rStyle w:val="HTML1"/>
-          <w:color w:val="FF0000"/>
-        </w:rPr>
-        <w:t xml:space="preserve">           "\"reason\</w:t>
-      </w:r>
-      <w:proofErr w:type="gramStart"/>
-      <w:r>
-        <w:rPr>
-          <w:rStyle w:val="HTML1"/>
-          <w:color w:val="FF0000"/>
-        </w:rPr>
-        <w:t>":\</w:t>
-      </w:r>
-      <w:proofErr w:type="gramEnd"/>
-      <w:r>
-        <w:rPr>
-          <w:rStyle w:val="HTML1"/>
-          <w:color w:val="FF0000"/>
-        </w:rPr>
-        <w:t>"dht11_read_failed\","</w:t>
-      </w:r>
-    </w:p>
-    <w:p>
-      <w:pPr>
-        <w:pStyle w:val="HTML"/>
-        <w:rPr>
-          <w:rStyle w:val="HTML1"/>
-          <w:color w:val="FF0000"/>
-        </w:rPr>
-      </w:pPr>
-      <w:r>
-        <w:rPr>
-          <w:rStyle w:val="HTML1"/>
-          <w:color w:val="FF0000"/>
-        </w:rPr>
-        <w:t xml:space="preserve">           "\"pin\":" + String(pin) + "}";</w:t>
-      </w:r>
-    </w:p>
-    <w:p>
-      <w:pPr>
-        <w:pStyle w:val="HTML"/>
-        <w:rPr>
-          <w:rStyle w:val="HTML1"/>
-          <w:color w:val="FF0000"/>
-        </w:rPr>
-      </w:pPr>
-      <w:r>
-        <w:rPr>
-          <w:rStyle w:val="HTML1"/>
-          <w:color w:val="FF0000"/>
-        </w:rPr>
-        <w:t xml:space="preserve">  }</w:t>
-      </w:r>
-    </w:p>
-    <w:p>
-      <w:pPr>
-        <w:pStyle w:val="HTML"/>
-        <w:rPr>
-          <w:rStyle w:val="HTML1"/>
-          <w:color w:val="FF0000"/>
-        </w:rPr>
-      </w:pPr>
-    </w:p>
-    <w:p>
-      <w:pPr>
-        <w:pStyle w:val="HTML"/>
-        <w:rPr>
-          <w:rStyle w:val="HTML1"/>
-          <w:color w:val="FF0000"/>
-        </w:rPr>
-      </w:pPr>
-      <w:r>
-        <w:rPr>
-          <w:rStyle w:val="HTML1"/>
-          <w:color w:val="FF0000"/>
-        </w:rPr>
-        <w:t xml:space="preserve">  return</w:t>
-      </w:r>
-    </w:p>
-    <w:p>
-      <w:pPr>
-        <w:pStyle w:val="HTML"/>
-        <w:rPr>
-          <w:rStyle w:val="HTML1"/>
-          <w:color w:val="FF0000"/>
-        </w:rPr>
-      </w:pPr>
-      <w:r>
-        <w:rPr>
-          <w:rStyle w:val="HTML1"/>
-          <w:color w:val="FF0000"/>
-        </w:rPr>
-        <w:t xml:space="preserve">    "{\"status\</w:t>
-      </w:r>
-      <w:proofErr w:type="gramStart"/>
-      <w:r>
-        <w:rPr>
-          <w:rStyle w:val="HTML1"/>
-          <w:color w:val="FF0000"/>
-        </w:rPr>
-        <w:t>":\</w:t>
-      </w:r>
-      <w:proofErr w:type="gramEnd"/>
-      <w:r>
-        <w:rPr>
-          <w:rStyle w:val="HTML1"/>
-          <w:color w:val="FF0000"/>
-        </w:rPr>
-        <w:t>"success\","</w:t>
-      </w:r>
-    </w:p>
-    <w:p>
-      <w:pPr>
-        <w:pStyle w:val="HTML"/>
-        <w:rPr>
-          <w:rStyle w:val="HTML1"/>
-          <w:color w:val="FF0000"/>
-        </w:rPr>
-      </w:pPr>
-      <w:r>
-        <w:rPr>
-          <w:rStyle w:val="HTML1"/>
-          <w:color w:val="FF0000"/>
-        </w:rPr>
-        <w:t xml:space="preserve">    "\"method\</w:t>
-      </w:r>
-      <w:proofErr w:type="gramStart"/>
-      <w:r>
-        <w:rPr>
-          <w:rStyle w:val="HTML1"/>
-          <w:color w:val="FF0000"/>
-        </w:rPr>
-        <w:t>":\</w:t>
-      </w:r>
-      <w:proofErr w:type="gramEnd"/>
-      <w:r>
-        <w:rPr>
-          <w:rStyle w:val="HTML1"/>
-          <w:color w:val="FF0000"/>
-        </w:rPr>
-        <w:t>"dht11\","</w:t>
-      </w:r>
-    </w:p>
-    <w:p>
-      <w:pPr>
-        <w:pStyle w:val="HTML"/>
-        <w:rPr>
-          <w:rStyle w:val="HTML1"/>
-          <w:color w:val="FF0000"/>
-        </w:rPr>
-      </w:pPr>
-      <w:r>
-        <w:rPr>
-          <w:rStyle w:val="HTML1"/>
-          <w:color w:val="FF0000"/>
-        </w:rPr>
-        <w:t xml:space="preserve">    "\"pin\":"         + String(</w:t>
-      </w:r>
-      <w:proofErr w:type="gramStart"/>
-      <w:r>
-        <w:rPr>
-          <w:rStyle w:val="HTML1"/>
-          <w:color w:val="FF0000"/>
-        </w:rPr>
-        <w:t>pin)  +</w:t>
-      </w:r>
-      <w:proofErr w:type="gramEnd"/>
-      <w:r>
-        <w:rPr>
-          <w:rStyle w:val="HTML1"/>
-          <w:color w:val="FF0000"/>
-        </w:rPr>
-        <w:t xml:space="preserve"> ","</w:t>
-      </w:r>
-    </w:p>
-    <w:p>
-      <w:pPr>
-        <w:pStyle w:val="HTML"/>
-        <w:rPr>
-          <w:rStyle w:val="HTML1"/>
-          <w:color w:val="FF0000"/>
-        </w:rPr>
-      </w:pPr>
-      <w:r>
-        <w:rPr>
-          <w:rStyle w:val="HTML1"/>
-          <w:color w:val="FF0000"/>
-        </w:rPr>
-        <w:t xml:space="preserve">    "\"temperature\":" + String(t) + ","</w:t>
-      </w:r>
-    </w:p>
-    <w:p>
-      <w:pPr>
-        <w:pStyle w:val="HTML"/>
-        <w:rPr>
-          <w:rStyle w:val="HTML1"/>
-          <w:color w:val="FF0000"/>
-        </w:rPr>
-      </w:pPr>
-      <w:r>
-        <w:rPr>
-          <w:rStyle w:val="HTML1"/>
-          <w:color w:val="FF0000"/>
-        </w:rPr>
-        <w:t xml:space="preserve">    "\"humidity\":"    + String(h) + "}";</w:t>
-      </w:r>
-    </w:p>
-    <w:p>
-      <w:pPr>
-        <w:pStyle w:val="HTML"/>
-        <w:rPr>
-          <w:rStyle w:val="HTML1"/>
-          <w:color w:val="FF0000"/>
-        </w:rPr>
-      </w:pPr>
-      <w:r>
-        <w:rPr>
-          <w:rStyle w:val="HTML1"/>
-          <w:color w:val="FF0000"/>
-        </w:rPr>
-        <w:t>}</w:t>
-      </w:r>
-    </w:p>
-    <w:p>
-      <w:pPr>
-        <w:pStyle w:val="HTML"/>
-        <w:rPr>
-          <w:rStyle w:val="HTML1"/>
-        </w:rPr>
-      </w:pPr>
-    </w:p>
-    <w:p>
-      <w:pPr>
-        <w:pStyle w:val="HTML"/>
-        <w:rPr>
-          <w:rStyle w:val="HTML1"/>
-        </w:rPr>
-      </w:pPr>
-      <w:r>
-        <w:rPr>
-          <w:rStyle w:val="HTML1"/>
-        </w:rPr>
-        <w:t xml:space="preserve">void </w:t>
-      </w:r>
-      <w:proofErr w:type="gramStart"/>
-      <w:r>
-        <w:rPr>
-          <w:rStyle w:val="HTML1"/>
-        </w:rPr>
-        <w:t>setup(</w:t>
-      </w:r>
-      <w:proofErr w:type="gramEnd"/>
-      <w:r>
-        <w:rPr>
-          <w:rStyle w:val="HTML1"/>
-        </w:rPr>
-        <w:t>) {</w:t>
-      </w:r>
-    </w:p>
-    <w:p>
-      <w:pPr>
-        <w:pStyle w:val="HTML"/>
-        <w:rPr>
-          <w:rStyle w:val="HTML1"/>
-        </w:rPr>
-      </w:pPr>
-      <w:r>
-        <w:rPr>
-          <w:rStyle w:val="HTML1"/>
-        </w:rPr>
-        <w:t xml:space="preserve">  // ... 原有初始化內容 ...</w:t>
-      </w:r>
-    </w:p>
-    <w:p>
-      <w:pPr>
-        <w:pStyle w:val="HTML"/>
-        <w:rPr>
-          <w:rStyle w:val="HTML1"/>
-        </w:rPr>
-      </w:pPr>
-      <w:r>
-        <w:rPr>
-          <w:rStyle w:val="HTML1"/>
-        </w:rPr>
-        <w:t xml:space="preserve">  delay(1000);  // 等待感測器穩定</w:t>
-      </w:r>
-    </w:p>
-    <w:p>
-      <w:pPr>
-        <w:pStyle w:val="HTML"/>
-        <w:rPr>
-          <w:rStyle w:val="HTML1"/>
-        </w:rPr>
-      </w:pPr>
-      <w:r>
-        <w:rPr>
-          <w:rStyle w:val="HTML1"/>
-        </w:rPr>
-        <w:t xml:space="preserve"> </w:t>
-      </w:r>
-      <w:r>
-        <w:rPr>
-          <w:rStyle w:val="HTML1"/>
-          <w:color w:val="FF0000"/>
-        </w:rPr>
-        <w:t xml:space="preserve"> </w:t>
-      </w:r>
-      <w:proofErr w:type="spellStart"/>
-      <w:proofErr w:type="gramStart"/>
-      <w:r>
-        <w:rPr>
-          <w:rStyle w:val="HTML1"/>
-          <w:color w:val="FF0000"/>
-        </w:rPr>
-        <w:t>dht.begin</w:t>
-      </w:r>
-      <w:proofErr w:type="spellEnd"/>
-      <w:proofErr w:type="gramEnd"/>
-      <w:r>
-        <w:rPr>
-          <w:rStyle w:val="HTML1"/>
-          <w:color w:val="FF0000"/>
-        </w:rPr>
-        <w:t>();</w:t>
+        <w:t>);</w:t>
       </w:r>
     </w:p>
     <w:p>
@@ -1479,246 +1520,310 @@
           <w:rStyle w:val="HTML1"/>
         </w:rPr>
       </w:pPr>
-      <w:r>
-        <w:rPr>
-          <w:rStyle w:val="HTML1"/>
-        </w:rPr>
-        <w:t xml:space="preserve">void </w:t>
+      <w:proofErr w:type="gramStart"/>
+      <w:r>
+        <w:rPr>
+          <w:rStyle w:val="HTML1"/>
+        </w:rPr>
+        <w:t>void</w:t>
+      </w:r>
+      <w:proofErr w:type="gramEnd"/>
+      <w:r>
+        <w:rPr>
+          <w:rStyle w:val="HTML1"/>
+        </w:rPr>
+        <w:t xml:space="preserve"> </w:t>
+      </w:r>
+      <w:proofErr w:type="spellStart"/>
+      <w:r>
+        <w:rPr>
+          <w:rStyle w:val="HTML1"/>
+        </w:rPr>
+        <w:t>executeTool</w:t>
+      </w:r>
+      <w:proofErr w:type="spellEnd"/>
+      <w:r>
+        <w:rPr>
+          <w:rStyle w:val="HTML1"/>
+        </w:rPr>
+        <w:t xml:space="preserve">(String command, </w:t>
+      </w:r>
+      <w:proofErr w:type="spellStart"/>
+      <w:r>
+        <w:rPr>
+          <w:rStyle w:val="HTML1"/>
+        </w:rPr>
+        <w:t>JsonObject</w:t>
+      </w:r>
+      <w:proofErr w:type="spellEnd"/>
+      <w:r>
+        <w:rPr>
+          <w:rStyle w:val="HTML1"/>
+        </w:rPr>
+        <w:t xml:space="preserve"> </w:t>
+      </w:r>
+      <w:proofErr w:type="spellStart"/>
+      <w:r>
+        <w:rPr>
+          <w:rStyle w:val="HTML1"/>
+        </w:rPr>
+        <w:t>params</w:t>
+      </w:r>
+      <w:proofErr w:type="spellEnd"/>
+      <w:r>
+        <w:rPr>
+          <w:rStyle w:val="HTML1"/>
+        </w:rPr>
+        <w:t xml:space="preserve">, bool </w:t>
+      </w:r>
+      <w:proofErr w:type="spellStart"/>
+      <w:r>
+        <w:rPr>
+          <w:rStyle w:val="HTML1"/>
+        </w:rPr>
+        <w:t>reCheck</w:t>
+      </w:r>
+      <w:proofErr w:type="spellEnd"/>
+      <w:r>
+        <w:rPr>
+          <w:rStyle w:val="HTML1"/>
+        </w:rPr>
+        <w:t xml:space="preserve"> = true) {</w:t>
+      </w:r>
+    </w:p>
+    <w:p>
+      <w:pPr>
+        <w:pStyle w:val="HTML"/>
+        <w:rPr>
+          <w:rStyle w:val="HTML1"/>
+        </w:rPr>
+      </w:pPr>
+    </w:p>
+    <w:p>
+      <w:pPr>
+        <w:pStyle w:val="HTML"/>
+        <w:rPr>
+          <w:rStyle w:val="HTML1"/>
+        </w:rPr>
+      </w:pPr>
+      <w:r>
+        <w:rPr>
+          <w:rStyle w:val="HTML1"/>
+        </w:rPr>
+        <w:t xml:space="preserve">  if (command == "/</w:t>
+      </w:r>
+      <w:proofErr w:type="spellStart"/>
+      <w:r>
+        <w:rPr>
+          <w:rStyle w:val="HTML1"/>
+        </w:rPr>
+        <w:t>digitalwrite</w:t>
+      </w:r>
+      <w:proofErr w:type="spellEnd"/>
+      <w:r>
+        <w:rPr>
+          <w:rStyle w:val="HTML1"/>
+        </w:rPr>
+        <w:t>" || command == "/</w:t>
+      </w:r>
+      <w:proofErr w:type="spellStart"/>
+      <w:r>
+        <w:rPr>
+          <w:rStyle w:val="HTML1"/>
+        </w:rPr>
+        <w:t>analogwrite</w:t>
+      </w:r>
+      <w:proofErr w:type="spellEnd"/>
+      <w:r>
+        <w:rPr>
+          <w:rStyle w:val="HTML1"/>
+        </w:rPr>
+        <w:t>") {</w:t>
+      </w:r>
+    </w:p>
+    <w:p>
+      <w:pPr>
+        <w:pStyle w:val="HTML"/>
+        <w:rPr>
+          <w:rStyle w:val="HTML1"/>
+        </w:rPr>
+      </w:pPr>
+      <w:r>
+        <w:rPr>
+          <w:rStyle w:val="HTML1"/>
+        </w:rPr>
+        <w:t xml:space="preserve">    // ... 原有內容不變 ...</w:t>
+      </w:r>
+    </w:p>
+    <w:p>
+      <w:pPr>
+        <w:pStyle w:val="HTML"/>
+        <w:rPr>
+          <w:rStyle w:val="HTML1"/>
+        </w:rPr>
+      </w:pPr>
+    </w:p>
+    <w:p>
+      <w:pPr>
+        <w:pStyle w:val="HTML"/>
+        <w:rPr>
+          <w:rStyle w:val="HTML1"/>
+          <w:color w:val="FF0000"/>
+        </w:rPr>
+      </w:pPr>
+      <w:r>
+        <w:rPr>
+          <w:rStyle w:val="HTML1"/>
+        </w:rPr>
+        <w:t xml:space="preserve"> </w:t>
+      </w:r>
+      <w:r>
+        <w:rPr>
+          <w:rStyle w:val="HTML1"/>
+          <w:color w:val="000000" w:themeColor="text1"/>
+        </w:rPr>
+        <w:t xml:space="preserve"> } </w:t>
+      </w:r>
+    </w:p>
+    <w:p>
+      <w:pPr>
+        <w:pStyle w:val="HTML"/>
+        <w:rPr>
+          <w:rStyle w:val="HTML1"/>
+          <w:color w:val="FF0000"/>
+        </w:rPr>
+      </w:pPr>
+      <w:r>
+        <w:rPr>
+          <w:rStyle w:val="HTML1"/>
+          <w:rFonts w:hint="eastAsia"/>
+          <w:color w:val="FF0000"/>
+        </w:rPr>
+        <w:t xml:space="preserve">  </w:t>
+      </w:r>
+      <w:r>
+        <w:rPr>
+          <w:rStyle w:val="HTML1"/>
+          <w:color w:val="FF0000"/>
+        </w:rPr>
+        <w:t>else if (command == "/dht11") {</w:t>
+      </w:r>
+    </w:p>
+    <w:p>
+      <w:pPr>
+        <w:pStyle w:val="HTML"/>
+        <w:rPr>
+          <w:rStyle w:val="HTML1"/>
+          <w:color w:val="FF0000"/>
+        </w:rPr>
+      </w:pPr>
+      <w:r>
+        <w:rPr>
+          <w:rStyle w:val="HTML1"/>
+          <w:color w:val="FF0000"/>
+        </w:rPr>
+        <w:t xml:space="preserve">    </w:t>
+      </w:r>
+      <w:proofErr w:type="gramStart"/>
+      <w:r>
+        <w:rPr>
+          <w:rStyle w:val="HTML1"/>
+          <w:color w:val="FF0000"/>
+        </w:rPr>
+        <w:t>int</w:t>
+      </w:r>
+      <w:proofErr w:type="gramEnd"/>
+      <w:r>
+        <w:rPr>
+          <w:rStyle w:val="HTML1"/>
+          <w:color w:val="FF0000"/>
+        </w:rPr>
+        <w:t xml:space="preserve"> pin = params["pin"].as&lt;int&gt;();</w:t>
+      </w:r>
+    </w:p>
+    <w:p>
+      <w:pPr>
+        <w:pStyle w:val="HTML"/>
+        <w:rPr>
+          <w:rStyle w:val="HTML1"/>
+          <w:color w:val="FF0000"/>
+        </w:rPr>
+      </w:pPr>
+    </w:p>
+    <w:p>
+      <w:pPr>
+        <w:pStyle w:val="HTML"/>
+        <w:rPr>
+          <w:rStyle w:val="HTML1"/>
+          <w:color w:val="FF0000"/>
+        </w:rPr>
+      </w:pPr>
+      <w:r>
+        <w:rPr>
+          <w:rStyle w:val="HTML1"/>
+          <w:color w:val="FF0000"/>
+        </w:rPr>
+        <w:t xml:space="preserve">    String response = tool_dht11(pin);</w:t>
+      </w:r>
+    </w:p>
+    <w:p>
+      <w:pPr>
+        <w:pStyle w:val="HTML"/>
+        <w:rPr>
+          <w:rStyle w:val="HTML1"/>
+          <w:color w:val="FF0000"/>
+        </w:rPr>
+      </w:pPr>
+    </w:p>
+    <w:p>
+      <w:pPr>
+        <w:pStyle w:val="HTML"/>
+        <w:rPr>
+          <w:rStyle w:val="HTML1"/>
+          <w:color w:val="FF0000"/>
+        </w:rPr>
+      </w:pPr>
+      <w:r>
+        <w:rPr>
+          <w:rStyle w:val="HTML1"/>
+          <w:color w:val="FF0000"/>
+        </w:rPr>
+        <w:t xml:space="preserve">    </w:t>
       </w:r>
       <w:proofErr w:type="spellStart"/>
       <w:proofErr w:type="gramStart"/>
       <w:r>
         <w:rPr>
           <w:rStyle w:val="HTML1"/>
-        </w:rPr>
-        <w:t>executeTool</w:t>
+          <w:color w:val="FF0000"/>
+        </w:rPr>
+        <w:t>historicalMessages</w:t>
       </w:r>
       <w:proofErr w:type="spellEnd"/>
-      <w:r>
-        <w:rPr>
-          <w:rStyle w:val="HTML1"/>
-        </w:rPr>
-        <w:t>(</w:t>
-      </w:r>
       <w:proofErr w:type="gramEnd"/>
       <w:r>
         <w:rPr>
           <w:rStyle w:val="HTML1"/>
-        </w:rPr>
-        <w:t xml:space="preserve">String command, </w:t>
+          <w:color w:val="FF0000"/>
+        </w:rPr>
+        <w:t xml:space="preserve"> += </w:t>
       </w:r>
       <w:proofErr w:type="spellStart"/>
       <w:r>
         <w:rPr>
           <w:rStyle w:val="HTML1"/>
-        </w:rPr>
-        <w:t>JsonObject</w:t>
+          <w:color w:val="FF0000"/>
+        </w:rPr>
+        <w:t>buildGeminiMessage</w:t>
       </w:r>
       <w:proofErr w:type="spellEnd"/>
       <w:r>
         <w:rPr>
           <w:rStyle w:val="HTML1"/>
-        </w:rPr>
-        <w:t xml:space="preserve"> params, bool </w:t>
-      </w:r>
-      <w:proofErr w:type="spellStart"/>
-      <w:r>
-        <w:rPr>
-          <w:rStyle w:val="HTML1"/>
-        </w:rPr>
-        <w:t>reCheck</w:t>
-      </w:r>
-      <w:proofErr w:type="spellEnd"/>
-      <w:r>
-        <w:rPr>
-          <w:rStyle w:val="HTML1"/>
-        </w:rPr>
-        <w:t xml:space="preserve"> = true) {</w:t>
-      </w:r>
-    </w:p>
-    <w:p>
-      <w:pPr>
-        <w:pStyle w:val="HTML"/>
-        <w:rPr>
-          <w:rStyle w:val="HTML1"/>
-        </w:rPr>
-      </w:pPr>
-    </w:p>
-    <w:p>
-      <w:pPr>
-        <w:pStyle w:val="HTML"/>
-        <w:rPr>
-          <w:rStyle w:val="HTML1"/>
-        </w:rPr>
-      </w:pPr>
-      <w:r>
-        <w:rPr>
-          <w:rStyle w:val="HTML1"/>
-        </w:rPr>
-        <w:t xml:space="preserve">  if (command == "/</w:t>
-      </w:r>
-      <w:proofErr w:type="spellStart"/>
-      <w:r>
-        <w:rPr>
-          <w:rStyle w:val="HTML1"/>
-        </w:rPr>
-        <w:t>digitalwrite</w:t>
-      </w:r>
-      <w:proofErr w:type="spellEnd"/>
-      <w:r>
-        <w:rPr>
-          <w:rStyle w:val="HTML1"/>
-        </w:rPr>
-        <w:t>" || command == "/</w:t>
-      </w:r>
-      <w:proofErr w:type="spellStart"/>
-      <w:r>
-        <w:rPr>
-          <w:rStyle w:val="HTML1"/>
-        </w:rPr>
-        <w:t>analogwrite</w:t>
-      </w:r>
-      <w:proofErr w:type="spellEnd"/>
-      <w:r>
-        <w:rPr>
-          <w:rStyle w:val="HTML1"/>
-        </w:rPr>
-        <w:t>") {</w:t>
-      </w:r>
-    </w:p>
-    <w:p>
-      <w:pPr>
-        <w:pStyle w:val="HTML"/>
-        <w:rPr>
-          <w:rStyle w:val="HTML1"/>
-        </w:rPr>
-      </w:pPr>
-      <w:r>
-        <w:rPr>
-          <w:rStyle w:val="HTML1"/>
-        </w:rPr>
-        <w:t xml:space="preserve">    // ... 原有內容不變 ...</w:t>
-      </w:r>
-    </w:p>
-    <w:p>
-      <w:pPr>
-        <w:pStyle w:val="HTML"/>
-        <w:rPr>
-          <w:rStyle w:val="HTML1"/>
-        </w:rPr>
-      </w:pPr>
-    </w:p>
-    <w:p>
-      <w:pPr>
-        <w:pStyle w:val="HTML"/>
-        <w:rPr>
-          <w:rStyle w:val="HTML1"/>
-          <w:color w:val="FF0000"/>
-        </w:rPr>
-      </w:pPr>
-      <w:r>
-        <w:rPr>
-          <w:rStyle w:val="HTML1"/>
-        </w:rPr>
-        <w:t xml:space="preserve"> </w:t>
-      </w:r>
-      <w:r>
-        <w:rPr>
-          <w:rStyle w:val="HTML1"/>
-          <w:color w:val="000000" w:themeColor="text1"/>
-        </w:rPr>
-        <w:t xml:space="preserve"> } </w:t>
-      </w:r>
-    </w:p>
-    <w:p>
-      <w:pPr>
-        <w:pStyle w:val="HTML"/>
-        <w:rPr>
-          <w:rStyle w:val="HTML1"/>
-          <w:color w:val="FF0000"/>
-        </w:rPr>
-      </w:pPr>
-      <w:r>
-        <w:rPr>
-          <w:rStyle w:val="HTML1"/>
-          <w:rFonts w:hint="eastAsia"/>
-          <w:color w:val="FF0000"/>
-        </w:rPr>
-        <w:t xml:space="preserve">  </w:t>
-      </w:r>
-      <w:r>
-        <w:rPr>
-          <w:rStyle w:val="HTML1"/>
-          <w:color w:val="FF0000"/>
-        </w:rPr>
-        <w:t>else if (command == "/dht11") {</w:t>
-      </w:r>
-    </w:p>
-    <w:p>
-      <w:pPr>
-        <w:pStyle w:val="HTML"/>
-        <w:rPr>
-          <w:rStyle w:val="HTML1"/>
-          <w:color w:val="FF0000"/>
-        </w:rPr>
-      </w:pPr>
-      <w:r>
-        <w:rPr>
-          <w:rStyle w:val="HTML1"/>
-          <w:color w:val="FF0000"/>
-        </w:rPr>
-        <w:t xml:space="preserve">    int pin = params["pin"].as&lt;int</w:t>
-      </w:r>
-      <w:proofErr w:type="gramStart"/>
-      <w:r>
-        <w:rPr>
-          <w:rStyle w:val="HTML1"/>
-          <w:color w:val="FF0000"/>
-        </w:rPr>
-        <w:t>&gt;(</w:t>
-      </w:r>
-      <w:proofErr w:type="gramEnd"/>
-      <w:r>
-        <w:rPr>
-          <w:rStyle w:val="HTML1"/>
-          <w:color w:val="FF0000"/>
-        </w:rPr>
-        <w:t>);</w:t>
-      </w:r>
-    </w:p>
-    <w:p>
-      <w:pPr>
-        <w:pStyle w:val="HTML"/>
-        <w:rPr>
-          <w:rStyle w:val="HTML1"/>
-          <w:color w:val="FF0000"/>
-        </w:rPr>
-      </w:pPr>
-    </w:p>
-    <w:p>
-      <w:pPr>
-        <w:pStyle w:val="HTML"/>
-        <w:rPr>
-          <w:rStyle w:val="HTML1"/>
-          <w:color w:val="FF0000"/>
-        </w:rPr>
-      </w:pPr>
-      <w:r>
-        <w:rPr>
-          <w:rStyle w:val="HTML1"/>
-          <w:color w:val="FF0000"/>
-        </w:rPr>
-        <w:t xml:space="preserve">    String response = tool_dht11(pin);</w:t>
-      </w:r>
-    </w:p>
-    <w:p>
-      <w:pPr>
-        <w:pStyle w:val="HTML"/>
-        <w:rPr>
-          <w:rStyle w:val="HTML1"/>
-          <w:color w:val="FF0000"/>
-        </w:rPr>
-      </w:pPr>
+          <w:color w:val="FF0000"/>
+        </w:rPr>
+        <w:t>("user", command, 1);</w:t>
+      </w:r>
     </w:p>
     <w:p>
       <w:pPr>
@@ -1734,22 +1839,6 @@
           <w:color w:val="FF0000"/>
         </w:rPr>
         <w:t xml:space="preserve">    </w:t>
-      </w:r>
-      <w:proofErr w:type="spellStart"/>
-      <w:r>
-        <w:rPr>
-          <w:rStyle w:val="HTML1"/>
-          <w:color w:val="FF0000"/>
-        </w:rPr>
-        <w:t>historicalMessages</w:t>
-      </w:r>
-      <w:proofErr w:type="spellEnd"/>
-      <w:r>
-        <w:rPr>
-          <w:rStyle w:val="HTML1"/>
-          <w:color w:val="FF0000"/>
-        </w:rPr>
-        <w:t xml:space="preserve"> += </w:t>
       </w:r>
       <w:proofErr w:type="spellStart"/>
       <w:proofErr w:type="gramStart"/>
@@ -1758,6 +1847,23 @@
           <w:rStyle w:val="HTML1"/>
           <w:color w:val="FF0000"/>
         </w:rPr>
+        <w:t>historicalMessages</w:t>
+      </w:r>
+      <w:proofErr w:type="spellEnd"/>
+      <w:proofErr w:type="gramEnd"/>
+      <w:r>
+        <w:rPr>
+          <w:rStyle w:val="HTML1"/>
+          <w:color w:val="FF0000"/>
+        </w:rPr>
+        <w:t xml:space="preserve"> += </w:t>
+      </w:r>
+      <w:proofErr w:type="spellStart"/>
+      <w:r>
+        <w:rPr>
+          <w:rStyle w:val="HTML1"/>
+          <w:color w:val="FF0000"/>
+        </w:rPr>
         <w:t>buildGeminiMessage</w:t>
       </w:r>
       <w:proofErr w:type="spellEnd"/>
@@ -1766,16 +1872,17 @@
           <w:rStyle w:val="HTML1"/>
           <w:color w:val="FF0000"/>
         </w:rPr>
-        <w:t>(</w:t>
-      </w:r>
-      <w:proofErr w:type="gramEnd"/>
-      <w:r>
-        <w:rPr>
-          <w:rStyle w:val="HTML1"/>
-          <w:color w:val="FF0000"/>
-        </w:rPr>
-        <w:t>"user", command, 1);</w:t>
-      </w:r>
+        <w:t>("model", response, 1);</w:t>
+      </w:r>
+    </w:p>
+    <w:p>
+      <w:pPr>
+        <w:pStyle w:val="HTML"/>
+        <w:rPr>
+          <w:rStyle w:val="HTML1"/>
+          <w:color w:val="FF0000"/>
+        </w:rPr>
+      </w:pPr>
     </w:p>
     <w:p>
       <w:pPr>
@@ -1798,7 +1905,7 @@
           <w:rStyle w:val="HTML1"/>
           <w:color w:val="FF0000"/>
         </w:rPr>
-        <w:t>historicalMessages</w:t>
+        <w:t>executeToolHistory</w:t>
       </w:r>
       <w:proofErr w:type="spellEnd"/>
       <w:r>
@@ -1806,72 +1913,6 @@
           <w:rStyle w:val="HTML1"/>
           <w:color w:val="FF0000"/>
         </w:rPr>
-        <w:t xml:space="preserve"> += </w:t>
-      </w:r>
-      <w:proofErr w:type="spellStart"/>
-      <w:proofErr w:type="gramStart"/>
-      <w:r>
-        <w:rPr>
-          <w:rStyle w:val="HTML1"/>
-          <w:color w:val="FF0000"/>
-        </w:rPr>
-        <w:t>buildGeminiMessage</w:t>
-      </w:r>
-      <w:proofErr w:type="spellEnd"/>
-      <w:r>
-        <w:rPr>
-          <w:rStyle w:val="HTML1"/>
-          <w:color w:val="FF0000"/>
-        </w:rPr>
-        <w:t>(</w:t>
-      </w:r>
-      <w:proofErr w:type="gramEnd"/>
-      <w:r>
-        <w:rPr>
-          <w:rStyle w:val="HTML1"/>
-          <w:color w:val="FF0000"/>
-        </w:rPr>
-        <w:t>"model", response, 1);</w:t>
-      </w:r>
-    </w:p>
-    <w:p>
-      <w:pPr>
-        <w:pStyle w:val="HTML"/>
-        <w:rPr>
-          <w:rStyle w:val="HTML1"/>
-          <w:color w:val="FF0000"/>
-        </w:rPr>
-      </w:pPr>
-    </w:p>
-    <w:p>
-      <w:pPr>
-        <w:pStyle w:val="HTML"/>
-        <w:rPr>
-          <w:rStyle w:val="HTML1"/>
-          <w:color w:val="FF0000"/>
-        </w:rPr>
-      </w:pPr>
-      <w:r>
-        <w:rPr>
-          <w:rStyle w:val="HTML1"/>
-          <w:color w:val="FF0000"/>
-        </w:rPr>
-        <w:t xml:space="preserve">    </w:t>
-      </w:r>
-      <w:proofErr w:type="spellStart"/>
-      <w:r>
-        <w:rPr>
-          <w:rStyle w:val="HTML1"/>
-          <w:color w:val="FF0000"/>
-        </w:rPr>
-        <w:t>executeToolHistory</w:t>
-      </w:r>
-      <w:proofErr w:type="spellEnd"/>
-      <w:r>
-        <w:rPr>
-          <w:rStyle w:val="HTML1"/>
-          <w:color w:val="FF0000"/>
-        </w:rPr>
         <w:t xml:space="preserve"> += command + "</w:t>
       </w:r>
       <w:r>
@@ -1982,8 +2023,6 @@
         </w:rPr>
         <w:t xml:space="preserve"> ]</w:t>
       </w:r>
-      <w:bookmarkStart w:id="0" w:name="_GoBack"/>
-      <w:bookmarkEnd w:id="0"/>
       <w:r>
         <w:rPr>
           <w:rStyle w:val="HTML1"/>
@@ -2178,7 +2217,7 @@
 </file>
 
 <file path=word/endnotes.xml><?xml version="1.0" encoding="utf-8"?>
-<w:endnotes xmlns:wpc="http://schemas.microsoft.com/office/word/2010/wordprocessingCanvas" xmlns:cx="http://schemas.microsoft.com/office/drawing/2014/chartex" xmlns:cx1="http://schemas.microsoft.com/office/drawing/2015/9/8/chartex" xmlns:cx2="http://schemas.microsoft.com/office/drawing/2015/10/21/chartex" xmlns:cx3="http://schemas.microsoft.com/office/drawing/2016/5/9/chartex" xmlns:cx4="http://schemas.microsoft.com/office/drawing/2016/5/10/chartex" xmlns:cx5="http://schemas.microsoft.com/office/drawing/2016/5/11/chartex" xmlns:cx6="http://schemas.microsoft.com/office/drawing/2016/5/12/chartex" xmlns:cx7="http://schemas.microsoft.com/office/drawing/2016/5/13/chartex" xmlns:cx8="http://schemas.microsoft.com/office/drawing/2016/5/14/chartex" xmlns:mc="http://schemas.openxmlformats.org/markup-compatibility/2006" xmlns:aink="http://schemas.microsoft.com/office/drawing/2016/ink" xmlns:am3d="http://schemas.microsoft.com/office/drawing/2017/model3d" xmlns:o="urn:schemas-microsoft-com:office:office" xmlns:r="http://schemas.openxmlformats.org/officeDocument/2006/relationships" xmlns:m="http://schemas.openxmlformats.org/officeDocument/2006/math" xmlns:v="urn:schemas-microsoft-com:vml" xmlns:wp14="http://schemas.microsoft.com/office/word/2010/wordprocessingDrawing" xmlns:wp="http://schemas.openxmlformats.org/drawingml/2006/wordprocessingDrawing" xmlns:w10="urn:schemas-microsoft-com:office:word" xmlns:w="http://schemas.openxmlformats.org/wordprocessingml/2006/main" xmlns:w14="http://schemas.microsoft.com/office/word/2010/wordml" xmlns:w15="http://schemas.microsoft.com/office/word/2012/wordml" xmlns:w16cid="http://schemas.microsoft.com/office/word/2016/wordml/cid" xmlns:w16se="http://schemas.microsoft.com/office/word/2015/wordml/symex" xmlns:wpg="http://schemas.microsoft.com/office/word/2010/wordprocessingGroup" xmlns:wpi="http://schemas.microsoft.com/office/word/2010/wordprocessingInk" xmlns:wne="http://schemas.microsoft.com/office/word/2006/wordml" xmlns:wps="http://schemas.microsoft.com/office/word/2010/wordprocessingShape" mc:Ignorable="w14 w15 w16se w16cid wp14">
+<w:endnotes xmlns:wpc="http://schemas.microsoft.com/office/word/2010/wordprocessingCanvas" xmlns:mc="http://schemas.openxmlformats.org/markup-compatibility/2006" xmlns:o="urn:schemas-microsoft-com:office:office" xmlns:r="http://schemas.openxmlformats.org/officeDocument/2006/relationships" xmlns:m="http://schemas.openxmlformats.org/officeDocument/2006/math" xmlns:v="urn:schemas-microsoft-com:vml" xmlns:wp14="http://schemas.microsoft.com/office/word/2010/wordprocessingDrawing" xmlns:wp="http://schemas.openxmlformats.org/drawingml/2006/wordprocessingDrawing" xmlns:w10="urn:schemas-microsoft-com:office:word" xmlns:w="http://schemas.openxmlformats.org/wordprocessingml/2006/main" xmlns:w14="http://schemas.microsoft.com/office/word/2010/wordml" xmlns:wpg="http://schemas.microsoft.com/office/word/2010/wordprocessingGroup" xmlns:wpi="http://schemas.microsoft.com/office/word/2010/wordprocessingInk" xmlns:wne="http://schemas.microsoft.com/office/word/2006/wordml" xmlns:wps="http://schemas.microsoft.com/office/word/2010/wordprocessingShape" mc:Ignorable="w14 wp14">
   <w:endnote w:type="separator" w:id="-1">
     <w:p>
       <w:pPr>
@@ -2203,7 +2242,7 @@
 </file>
 
 <file path=word/footnotes.xml><?xml version="1.0" encoding="utf-8"?>
-<w:footnotes xmlns:wpc="http://schemas.microsoft.com/office/word/2010/wordprocessingCanvas" xmlns:cx="http://schemas.microsoft.com/office/drawing/2014/chartex" xmlns:cx1="http://schemas.microsoft.com/office/drawing/2015/9/8/chartex" xmlns:cx2="http://schemas.microsoft.com/office/drawing/2015/10/21/chartex" xmlns:cx3="http://schemas.microsoft.com/office/drawing/2016/5/9/chartex" xmlns:cx4="http://schemas.microsoft.com/office/drawing/2016/5/10/chartex" xmlns:cx5="http://schemas.microsoft.com/office/drawing/2016/5/11/chartex" xmlns:cx6="http://schemas.microsoft.com/office/drawing/2016/5/12/chartex" xmlns:cx7="http://schemas.microsoft.com/office/drawing/2016/5/13/chartex" xmlns:cx8="http://schemas.microsoft.com/office/drawing/2016/5/14/chartex" xmlns:mc="http://schemas.openxmlformats.org/markup-compatibility/2006" xmlns:aink="http://schemas.microsoft.com/office/drawing/2016/ink" xmlns:am3d="http://schemas.microsoft.com/office/drawing/2017/model3d" xmlns:o="urn:schemas-microsoft-com:office:office" xmlns:r="http://schemas.openxmlformats.org/officeDocument/2006/relationships" xmlns:m="http://schemas.openxmlformats.org/officeDocument/2006/math" xmlns:v="urn:schemas-microsoft-com:vml" xmlns:wp14="http://schemas.microsoft.com/office/word/2010/wordprocessingDrawing" xmlns:wp="http://schemas.openxmlformats.org/drawingml/2006/wordprocessingDrawing" xmlns:w10="urn:schemas-microsoft-com:office:word" xmlns:w="http://schemas.openxmlformats.org/wordprocessingml/2006/main" xmlns:w14="http://schemas.microsoft.com/office/word/2010/wordml" xmlns:w15="http://schemas.microsoft.com/office/word/2012/wordml" xmlns:w16cid="http://schemas.microsoft.com/office/word/2016/wordml/cid" xmlns:w16se="http://schemas.microsoft.com/office/word/2015/wordml/symex" xmlns:wpg="http://schemas.microsoft.com/office/word/2010/wordprocessingGroup" xmlns:wpi="http://schemas.microsoft.com/office/word/2010/wordprocessingInk" xmlns:wne="http://schemas.microsoft.com/office/word/2006/wordml" xmlns:wps="http://schemas.microsoft.com/office/word/2010/wordprocessingShape" mc:Ignorable="w14 w15 w16se w16cid wp14">
+<w:footnotes xmlns:wpc="http://schemas.microsoft.com/office/word/2010/wordprocessingCanvas" xmlns:mc="http://schemas.openxmlformats.org/markup-compatibility/2006" xmlns:o="urn:schemas-microsoft-com:office:office" xmlns:r="http://schemas.openxmlformats.org/officeDocument/2006/relationships" xmlns:m="http://schemas.openxmlformats.org/officeDocument/2006/math" xmlns:v="urn:schemas-microsoft-com:vml" xmlns:wp14="http://schemas.microsoft.com/office/word/2010/wordprocessingDrawing" xmlns:wp="http://schemas.openxmlformats.org/drawingml/2006/wordprocessingDrawing" xmlns:w10="urn:schemas-microsoft-com:office:word" xmlns:w="http://schemas.openxmlformats.org/wordprocessingml/2006/main" xmlns:w14="http://schemas.microsoft.com/office/word/2010/wordml" xmlns:wpg="http://schemas.microsoft.com/office/word/2010/wordprocessingGroup" xmlns:wpi="http://schemas.microsoft.com/office/word/2010/wordprocessingInk" xmlns:wne="http://schemas.microsoft.com/office/word/2006/wordml" xmlns:wps="http://schemas.microsoft.com/office/word/2010/wordprocessingShape" mc:Ignorable="w14 wp14">
   <w:footnote w:type="separator" w:id="-1">
     <w:p>
       <w:pPr>
@@ -2228,8 +2267,8 @@
 </file>
 
 <file path=word/numbering.xml><?xml version="1.0" encoding="utf-8"?>
-<w:numbering xmlns:wpc="http://schemas.microsoft.com/office/word/2010/wordprocessingCanvas" xmlns:cx="http://schemas.microsoft.com/office/drawing/2014/chartex" xmlns:cx1="http://schemas.microsoft.com/office/drawing/2015/9/8/chartex" xmlns:cx2="http://schemas.microsoft.com/office/drawing/2015/10/21/chartex" xmlns:cx3="http://schemas.microsoft.com/office/drawing/2016/5/9/chartex" xmlns:cx4="http://schemas.microsoft.com/office/drawing/2016/5/10/chartex" xmlns:cx5="http://schemas.microsoft.com/office/drawing/2016/5/11/chartex" xmlns:cx6="http://schemas.microsoft.com/office/drawing/2016/5/12/chartex" xmlns:cx7="http://schemas.microsoft.com/office/drawing/2016/5/13/chartex" xmlns:cx8="http://schemas.microsoft.com/office/drawing/2016/5/14/chartex" xmlns:mc="http://schemas.openxmlformats.org/markup-compatibility/2006" xmlns:aink="http://schemas.microsoft.com/office/drawing/2016/ink" xmlns:am3d="http://schemas.microsoft.com/office/drawing/2017/model3d" xmlns:o="urn:schemas-microsoft-com:office:office" xmlns:r="http://schemas.openxmlformats.org/officeDocument/2006/relationships" xmlns:m="http://schemas.openxmlformats.org/officeDocument/2006/math" xmlns:v="urn:schemas-microsoft-com:vml" xmlns:wp14="http://schemas.microsoft.com/office/word/2010/wordprocessingDrawing" xmlns:wp="http://schemas.openxmlformats.org/drawingml/2006/wordprocessingDrawing" xmlns:w10="urn:schemas-microsoft-com:office:word" xmlns:w="http://schemas.openxmlformats.org/wordprocessingml/2006/main" xmlns:w14="http://schemas.microsoft.com/office/word/2010/wordml" xmlns:w15="http://schemas.microsoft.com/office/word/2012/wordml" xmlns:w16cid="http://schemas.microsoft.com/office/word/2016/wordml/cid" xmlns:w16se="http://schemas.microsoft.com/office/word/2015/wordml/symex" xmlns:wpg="http://schemas.microsoft.com/office/word/2010/wordprocessingGroup" xmlns:wpi="http://schemas.microsoft.com/office/word/2010/wordprocessingInk" xmlns:wne="http://schemas.microsoft.com/office/word/2006/wordml" xmlns:wps="http://schemas.microsoft.com/office/word/2010/wordprocessingShape" mc:Ignorable="w14 w15 w16se w16cid wp14">
-  <w:abstractNum w:abstractNumId="0" w15:restartNumberingAfterBreak="0">
+<w:numbering xmlns:wpc="http://schemas.microsoft.com/office/word/2010/wordprocessingCanvas" xmlns:mc="http://schemas.openxmlformats.org/markup-compatibility/2006" xmlns:o="urn:schemas-microsoft-com:office:office" xmlns:r="http://schemas.openxmlformats.org/officeDocument/2006/relationships" xmlns:m="http://schemas.openxmlformats.org/officeDocument/2006/math" xmlns:v="urn:schemas-microsoft-com:vml" xmlns:wp14="http://schemas.microsoft.com/office/word/2010/wordprocessingDrawing" xmlns:wp="http://schemas.openxmlformats.org/drawingml/2006/wordprocessingDrawing" xmlns:w10="urn:schemas-microsoft-com:office:word" xmlns:w="http://schemas.openxmlformats.org/wordprocessingml/2006/main" xmlns:w14="http://schemas.microsoft.com/office/word/2010/wordml" xmlns:wpg="http://schemas.microsoft.com/office/word/2010/wordprocessingGroup" xmlns:wpi="http://schemas.microsoft.com/office/word/2010/wordprocessingInk" xmlns:wne="http://schemas.microsoft.com/office/word/2006/wordml" xmlns:wps="http://schemas.microsoft.com/office/word/2010/wordprocessingShape" mc:Ignorable="w14 wp14">
+  <w:abstractNum w:abstractNumId="0">
     <w:nsid w:val="1BE27169"/>
     <w:multiLevelType w:val="multilevel"/>
     <w:tmpl w:val="1272FAAC"/>
@@ -2342,7 +2381,7 @@
       </w:pPr>
     </w:lvl>
   </w:abstractNum>
-  <w:abstractNum w:abstractNumId="1" w15:restartNumberingAfterBreak="0">
+  <w:abstractNum w:abstractNumId="1">
     <w:nsid w:val="1F983FD0"/>
     <w:multiLevelType w:val="multilevel"/>
     <w:tmpl w:val="B802D43A"/>
@@ -2491,7 +2530,7 @@
       </w:rPr>
     </w:lvl>
   </w:abstractNum>
-  <w:abstractNum w:abstractNumId="2" w15:restartNumberingAfterBreak="0">
+  <w:abstractNum w:abstractNumId="2">
     <w:nsid w:val="67184D97"/>
     <w:multiLevelType w:val="hybridMultilevel"/>
     <w:tmpl w:val="4CDE53C6"/>
@@ -2616,7 +2655,7 @@
 </file>
 
 <file path=word/styles.xml><?xml version="1.0" encoding="utf-8"?>
-<w:styles xmlns:mc="http://schemas.openxmlformats.org/markup-compatibility/2006" xmlns:r="http://schemas.openxmlformats.org/officeDocument/2006/relationships" xmlns:w="http://schemas.openxmlformats.org/wordprocessingml/2006/main" xmlns:w14="http://schemas.microsoft.com/office/word/2010/wordml" xmlns:w15="http://schemas.microsoft.com/office/word/2012/wordml" xmlns:w16cid="http://schemas.microsoft.com/office/word/2016/wordml/cid" xmlns:w16se="http://schemas.microsoft.com/office/word/2015/wordml/symex" mc:Ignorable="w14 w15 w16se w16cid">
+<w:styles xmlns:mc="http://schemas.openxmlformats.org/markup-compatibility/2006" xmlns:r="http://schemas.openxmlformats.org/officeDocument/2006/relationships" xmlns:w="http://schemas.openxmlformats.org/wordprocessingml/2006/main" xmlns:w14="http://schemas.microsoft.com/office/word/2010/wordml" mc:Ignorable="w14">
   <w:docDefaults>
     <w:rPrDefault>
       <w:rPr>
@@ -2633,382 +2672,687 @@
       </w:pPr>
     </w:pPrDefault>
   </w:docDefaults>
-  <w:latentStyles w:defLockedState="0" w:defUIPriority="99" w:defSemiHidden="0" w:defUnhideWhenUsed="0" w:defQFormat="0" w:count="375">
-    <w:lsdException w:name="Normal" w:uiPriority="0" w:qFormat="1"/>
-    <w:lsdException w:name="heading 1" w:uiPriority="9" w:qFormat="1"/>
-    <w:lsdException w:name="heading 2" w:semiHidden="1" w:uiPriority="9" w:unhideWhenUsed="1" w:qFormat="1"/>
-    <w:lsdException w:name="heading 3" w:semiHidden="1" w:uiPriority="9" w:unhideWhenUsed="1" w:qFormat="1"/>
-    <w:lsdException w:name="heading 4" w:semiHidden="1" w:uiPriority="9" w:unhideWhenUsed="1" w:qFormat="1"/>
-    <w:lsdException w:name="heading 5" w:semiHidden="1" w:uiPriority="9" w:unhideWhenUsed="1" w:qFormat="1"/>
-    <w:lsdException w:name="heading 6" w:semiHidden="1" w:uiPriority="9" w:unhideWhenUsed="1" w:qFormat="1"/>
-    <w:lsdException w:name="heading 7" w:semiHidden="1" w:uiPriority="9" w:unhideWhenUsed="1" w:qFormat="1"/>
-    <w:lsdException w:name="heading 8" w:semiHidden="1" w:uiPriority="9" w:unhideWhenUsed="1" w:qFormat="1"/>
-    <w:lsdException w:name="heading 9" w:semiHidden="1" w:uiPriority="9" w:unhideWhenUsed="1" w:qFormat="1"/>
-    <w:lsdException w:name="index 1" w:semiHidden="1" w:unhideWhenUsed="1"/>
-    <w:lsdException w:name="index 2" w:semiHidden="1" w:unhideWhenUsed="1"/>
-    <w:lsdException w:name="index 3" w:semiHidden="1" w:unhideWhenUsed="1"/>
-    <w:lsdException w:name="index 4" w:semiHidden="1" w:unhideWhenUsed="1"/>
-    <w:lsdException w:name="index 5" w:semiHidden="1" w:unhideWhenUsed="1"/>
-    <w:lsdException w:name="index 6" w:semiHidden="1" w:unhideWhenUsed="1"/>
-    <w:lsdException w:name="index 7" w:semiHidden="1" w:unhideWhenUsed="1"/>
-    <w:lsdException w:name="index 8" w:semiHidden="1" w:unhideWhenUsed="1"/>
-    <w:lsdException w:name="index 9" w:semiHidden="1" w:unhideWhenUsed="1"/>
-    <w:lsdException w:name="toc 1" w:semiHidden="1" w:uiPriority="39" w:unhideWhenUsed="1"/>
-    <w:lsdException w:name="toc 2" w:semiHidden="1" w:uiPriority="39" w:unhideWhenUsed="1"/>
-    <w:lsdException w:name="toc 3" w:semiHidden="1" w:uiPriority="39" w:unhideWhenUsed="1"/>
-    <w:lsdException w:name="toc 4" w:semiHidden="1" w:uiPriority="39" w:unhideWhenUsed="1"/>
-    <w:lsdException w:name="toc 5" w:semiHidden="1" w:uiPriority="39" w:unhideWhenUsed="1"/>
-    <w:lsdException w:name="toc 6" w:semiHidden="1" w:uiPriority="39" w:unhideWhenUsed="1"/>
-    <w:lsdException w:name="toc 7" w:semiHidden="1" w:uiPriority="39" w:unhideWhenUsed="1"/>
-    <w:lsdException w:name="toc 8" w:semiHidden="1" w:uiPriority="39" w:unhideWhenUsed="1"/>
-    <w:lsdException w:name="toc 9" w:semiHidden="1" w:uiPriority="39" w:unhideWhenUsed="1"/>
-    <w:lsdException w:name="Normal Indent" w:semiHidden="1" w:unhideWhenUsed="1"/>
-    <w:lsdException w:name="footnote text" w:semiHidden="1" w:unhideWhenUsed="1"/>
-    <w:lsdException w:name="annotation text" w:semiHidden="1" w:unhideWhenUsed="1"/>
-    <w:lsdException w:name="header" w:semiHidden="1" w:unhideWhenUsed="1"/>
-    <w:lsdException w:name="footer" w:semiHidden="1" w:unhideWhenUsed="1"/>
-    <w:lsdException w:name="index heading" w:semiHidden="1" w:unhideWhenUsed="1"/>
-    <w:lsdException w:name="caption" w:semiHidden="1" w:uiPriority="35" w:unhideWhenUsed="1" w:qFormat="1"/>
-    <w:lsdException w:name="table of figures" w:semiHidden="1" w:unhideWhenUsed="1"/>
-    <w:lsdException w:name="envelope address" w:semiHidden="1" w:unhideWhenUsed="1"/>
-    <w:lsdException w:name="envelope return" w:semiHidden="1" w:unhideWhenUsed="1"/>
-    <w:lsdException w:name="footnote reference" w:semiHidden="1" w:unhideWhenUsed="1"/>
-    <w:lsdException w:name="annotation reference" w:semiHidden="1" w:unhideWhenUsed="1"/>
-    <w:lsdException w:name="line number" w:semiHidden="1" w:unhideWhenUsed="1"/>
-    <w:lsdException w:name="page number" w:semiHidden="1" w:unhideWhenUsed="1"/>
-    <w:lsdException w:name="endnote reference" w:semiHidden="1" w:unhideWhenUsed="1"/>
-    <w:lsdException w:name="endnote text" w:semiHidden="1" w:unhideWhenUsed="1"/>
-    <w:lsdException w:name="table of authorities" w:semiHidden="1" w:unhideWhenUsed="1"/>
-    <w:lsdException w:name="macro" w:semiHidden="1" w:unhideWhenUsed="1"/>
-    <w:lsdException w:name="toa heading" w:semiHidden="1" w:unhideWhenUsed="1"/>
-    <w:lsdException w:name="List" w:semiHidden="1" w:unhideWhenUsed="1"/>
-    <w:lsdException w:name="List Bullet" w:semiHidden="1" w:unhideWhenUsed="1"/>
-    <w:lsdException w:name="List Number" w:semiHidden="1" w:unhideWhenUsed="1"/>
-    <w:lsdException w:name="List 2" w:semiHidden="1" w:unhideWhenUsed="1"/>
-    <w:lsdException w:name="List 3" w:semiHidden="1" w:unhideWhenUsed="1"/>
-    <w:lsdException w:name="List 4" w:semiHidden="1" w:unhideWhenUsed="1"/>
-    <w:lsdException w:name="List 5" w:semiHidden="1" w:unhideWhenUsed="1"/>
-    <w:lsdException w:name="List Bullet 2" w:semiHidden="1" w:unhideWhenUsed="1"/>
-    <w:lsdException w:name="List Bullet 3" w:semiHidden="1" w:unhideWhenUsed="1"/>
-    <w:lsdException w:name="List Bullet 4" w:semiHidden="1" w:unhideWhenUsed="1"/>
-    <w:lsdException w:name="List Bullet 5" w:semiHidden="1" w:unhideWhenUsed="1"/>
-    <w:lsdException w:name="List Number 2" w:semiHidden="1" w:unhideWhenUsed="1"/>
-    <w:lsdException w:name="List Number 3" w:semiHidden="1" w:unhideWhenUsed="1"/>
-    <w:lsdException w:name="List Number 4" w:semiHidden="1" w:unhideWhenUsed="1"/>
-    <w:lsdException w:name="List Number 5" w:semiHidden="1" w:unhideWhenUsed="1"/>
-    <w:lsdException w:name="Title" w:uiPriority="10" w:qFormat="1"/>
-    <w:lsdException w:name="Closing" w:semiHidden="1" w:unhideWhenUsed="1"/>
-    <w:lsdException w:name="Signature" w:semiHidden="1" w:unhideWhenUsed="1"/>
-    <w:lsdException w:name="Default Paragraph Font" w:semiHidden="1" w:uiPriority="1" w:unhideWhenUsed="1"/>
-    <w:lsdException w:name="Body Text" w:semiHidden="1" w:unhideWhenUsed="1"/>
-    <w:lsdException w:name="Body Text Indent" w:semiHidden="1" w:unhideWhenUsed="1"/>
-    <w:lsdException w:name="List Continue" w:semiHidden="1" w:unhideWhenUsed="1"/>
-    <w:lsdException w:name="List Continue 2" w:semiHidden="1" w:unhideWhenUsed="1"/>
-    <w:lsdException w:name="List Continue 3" w:semiHidden="1" w:unhideWhenUsed="1"/>
-    <w:lsdException w:name="List Continue 4" w:semiHidden="1" w:unhideWhenUsed="1"/>
-    <w:lsdException w:name="List Continue 5" w:semiHidden="1" w:unhideWhenUsed="1"/>
-    <w:lsdException w:name="Message Header" w:semiHidden="1" w:unhideWhenUsed="1"/>
-    <w:lsdException w:name="Subtitle" w:uiPriority="11" w:qFormat="1"/>
-    <w:lsdException w:name="Salutation" w:semiHidden="1" w:unhideWhenUsed="1"/>
-    <w:lsdException w:name="Date" w:semiHidden="1" w:unhideWhenUsed="1"/>
-    <w:lsdException w:name="Body Text First Indent" w:semiHidden="1" w:unhideWhenUsed="1"/>
-    <w:lsdException w:name="Body Text First Indent 2" w:semiHidden="1" w:unhideWhenUsed="1"/>
-    <w:lsdException w:name="Note Heading" w:semiHidden="1" w:unhideWhenUsed="1"/>
-    <w:lsdException w:name="Body Text 2" w:semiHidden="1" w:unhideWhenUsed="1"/>
-    <w:lsdException w:name="Body Text 3" w:semiHidden="1" w:unhideWhenUsed="1"/>
-    <w:lsdException w:name="Body Text Indent 2" w:semiHidden="1" w:unhideWhenUsed="1"/>
-    <w:lsdException w:name="Body Text Indent 3" w:semiHidden="1" w:unhideWhenUsed="1"/>
-    <w:lsdException w:name="Block Text" w:semiHidden="1" w:unhideWhenUsed="1"/>
-    <w:lsdException w:name="Hyperlink" w:semiHidden="1" w:unhideWhenUsed="1"/>
-    <w:lsdException w:name="FollowedHyperlink" w:semiHidden="1" w:unhideWhenUsed="1"/>
-    <w:lsdException w:name="Strong" w:uiPriority="22" w:qFormat="1"/>
-    <w:lsdException w:name="Emphasis" w:uiPriority="20" w:qFormat="1"/>
-    <w:lsdException w:name="Document Map" w:semiHidden="1" w:unhideWhenUsed="1"/>
-    <w:lsdException w:name="Plain Text" w:semiHidden="1" w:unhideWhenUsed="1"/>
-    <w:lsdException w:name="E-mail Signature" w:semiHidden="1" w:unhideWhenUsed="1"/>
-    <w:lsdException w:name="HTML Top of Form" w:semiHidden="1" w:unhideWhenUsed="1"/>
-    <w:lsdException w:name="HTML Bottom of Form" w:semiHidden="1" w:unhideWhenUsed="1"/>
-    <w:lsdException w:name="Normal (Web)" w:semiHidden="1" w:unhideWhenUsed="1"/>
-    <w:lsdException w:name="HTML Acronym" w:semiHidden="1" w:unhideWhenUsed="1"/>
-    <w:lsdException w:name="HTML Address" w:semiHidden="1" w:unhideWhenUsed="1"/>
-    <w:lsdException w:name="HTML Cite" w:semiHidden="1" w:unhideWhenUsed="1"/>
-    <w:lsdException w:name="HTML Code" w:semiHidden="1" w:unhideWhenUsed="1"/>
-    <w:lsdException w:name="HTML Definition" w:semiHidden="1" w:unhideWhenUsed="1"/>
-    <w:lsdException w:name="HTML Keyboard" w:semiHidden="1" w:unhideWhenUsed="1"/>
-    <w:lsdException w:name="HTML Preformatted" w:semiHidden="1" w:unhideWhenUsed="1"/>
-    <w:lsdException w:name="HTML Sample" w:semiHidden="1" w:unhideWhenUsed="1"/>
-    <w:lsdException w:name="HTML Typewriter" w:semiHidden="1" w:unhideWhenUsed="1"/>
-    <w:lsdException w:name="HTML Variable" w:semiHidden="1" w:unhideWhenUsed="1"/>
-    <w:lsdException w:name="Normal Table" w:semiHidden="1" w:unhideWhenUsed="1"/>
-    <w:lsdException w:name="annotation subject" w:semiHidden="1" w:unhideWhenUsed="1"/>
-    <w:lsdException w:name="No List" w:semiHidden="1" w:unhideWhenUsed="1"/>
-    <w:lsdException w:name="Outline List 1" w:semiHidden="1" w:unhideWhenUsed="1"/>
-    <w:lsdException w:name="Outline List 2" w:semiHidden="1" w:unhideWhenUsed="1"/>
-    <w:lsdException w:name="Outline List 3" w:semiHidden="1" w:unhideWhenUsed="1"/>
-    <w:lsdException w:name="Table Simple 1" w:semiHidden="1" w:unhideWhenUsed="1"/>
-    <w:lsdException w:name="Table Simple 2" w:semiHidden="1" w:unhideWhenUsed="1"/>
-    <w:lsdException w:name="Table Simple 3" w:semiHidden="1" w:unhideWhenUsed="1"/>
-    <w:lsdException w:name="Table Classic 1" w:semiHidden="1" w:unhideWhenUsed="1"/>
-    <w:lsdException w:name="Table Classic 2" w:semiHidden="1" w:unhideWhenUsed="1"/>
-    <w:lsdException w:name="Table Classic 3" w:semiHidden="1" w:unhideWhenUsed="1"/>
-    <w:lsdException w:name="Table Classic 4" w:semiHidden="1" w:unhideWhenUsed="1"/>
-    <w:lsdException w:name="Table Colorful 1" w:semiHidden="1" w:unhideWhenUsed="1"/>
-    <w:lsdException w:name="Table Colorful 2" w:semiHidden="1" w:unhideWhenUsed="1"/>
-    <w:lsdException w:name="Table Colorful 3" w:semiHidden="1" w:unhideWhenUsed="1"/>
-    <w:lsdException w:name="Table Columns 1" w:semiHidden="1" w:unhideWhenUsed="1"/>
-    <w:lsdException w:name="Table Columns 2" w:semiHidden="1" w:unhideWhenUsed="1"/>
-    <w:lsdException w:name="Table Columns 3" w:semiHidden="1" w:unhideWhenUsed="1"/>
-    <w:lsdException w:name="Table Columns 4" w:semiHidden="1" w:unhideWhenUsed="1"/>
-    <w:lsdException w:name="Table Columns 5" w:semiHidden="1" w:unhideWhenUsed="1"/>
-    <w:lsdException w:name="Table Grid 1" w:semiHidden="1" w:unhideWhenUsed="1"/>
-    <w:lsdException w:name="Table Grid 2" w:semiHidden="1" w:unhideWhenUsed="1"/>
-    <w:lsdException w:name="Table Grid 3" w:semiHidden="1" w:unhideWhenUsed="1"/>
-    <w:lsdException w:name="Table Grid 4" w:semiHidden="1" w:unhideWhenUsed="1"/>
-    <w:lsdException w:name="Table Grid 5" w:semiHidden="1" w:unhideWhenUsed="1"/>
-    <w:lsdException w:name="Table Grid 6" w:semiHidden="1" w:unhideWhenUsed="1"/>
-    <w:lsdException w:name="Table Grid 7" w:semiHidden="1" w:unhideWhenUsed="1"/>
-    <w:lsdException w:name="Table Grid 8" w:semiHidden="1" w:unhideWhenUsed="1"/>
-    <w:lsdException w:name="Table List 1" w:semiHidden="1" w:unhideWhenUsed="1"/>
-    <w:lsdException w:name="Table List 2" w:semiHidden="1" w:unhideWhenUsed="1"/>
-    <w:lsdException w:name="Table List 3" w:semiHidden="1" w:unhideWhenUsed="1"/>
-    <w:lsdException w:name="Table List 4" w:semiHidden="1" w:unhideWhenUsed="1"/>
-    <w:lsdException w:name="Table List 5" w:semiHidden="1" w:unhideWhenUsed="1"/>
-    <w:lsdException w:name="Table List 6" w:semiHidden="1" w:unhideWhenUsed="1"/>
-    <w:lsdException w:name="Table List 7" w:semiHidden="1" w:unhideWhenUsed="1"/>
-    <w:lsdException w:name="Table List 8" w:semiHidden="1" w:unhideWhenUsed="1"/>
-    <w:lsdException w:name="Table 3D effects 1" w:semiHidden="1" w:unhideWhenUsed="1"/>
-    <w:lsdException w:name="Table 3D effects 2" w:semiHidden="1" w:unhideWhenUsed="1"/>
-    <w:lsdException w:name="Table 3D effects 3" w:semiHidden="1" w:unhideWhenUsed="1"/>
-    <w:lsdException w:name="Table Contemporary" w:semiHidden="1" w:unhideWhenUsed="1"/>
-    <w:lsdException w:name="Table Elegant" w:semiHidden="1" w:unhideWhenUsed="1"/>
-    <w:lsdException w:name="Table Professional" w:semiHidden="1" w:unhideWhenUsed="1"/>
-    <w:lsdException w:name="Table Subtle 1" w:semiHidden="1" w:unhideWhenUsed="1"/>
-    <w:lsdException w:name="Table Subtle 2" w:semiHidden="1" w:unhideWhenUsed="1"/>
-    <w:lsdException w:name="Table Web 1" w:semiHidden="1" w:unhideWhenUsed="1"/>
-    <w:lsdException w:name="Table Web 2" w:semiHidden="1" w:unhideWhenUsed="1"/>
-    <w:lsdException w:name="Table Web 3" w:semiHidden="1" w:unhideWhenUsed="1"/>
-    <w:lsdException w:name="Balloon Text" w:semiHidden="1" w:unhideWhenUsed="1"/>
-    <w:lsdException w:name="Table Grid" w:uiPriority="59"/>
-    <w:lsdException w:name="Table Theme" w:semiHidden="1" w:unhideWhenUsed="1"/>
-    <w:lsdException w:name="Placeholder Text" w:semiHidden="1"/>
-    <w:lsdException w:name="No Spacing" w:uiPriority="1" w:qFormat="1"/>
-    <w:lsdException w:name="Light Shading" w:uiPriority="60"/>
-    <w:lsdException w:name="Light List" w:uiPriority="61"/>
-    <w:lsdException w:name="Light Grid" w:uiPriority="62"/>
-    <w:lsdException w:name="Medium Shading 1" w:uiPriority="63"/>
-    <w:lsdException w:name="Medium Shading 2" w:uiPriority="64"/>
-    <w:lsdException w:name="Medium List 1" w:uiPriority="65"/>
-    <w:lsdException w:name="Medium List 2" w:uiPriority="66"/>
-    <w:lsdException w:name="Medium Grid 1" w:uiPriority="67"/>
-    <w:lsdException w:name="Medium Grid 2" w:uiPriority="68"/>
-    <w:lsdException w:name="Medium Grid 3" w:uiPriority="69"/>
-    <w:lsdException w:name="Dark List" w:uiPriority="70"/>
-    <w:lsdException w:name="Colorful Shading" w:uiPriority="71"/>
-    <w:lsdException w:name="Colorful List" w:uiPriority="72"/>
-    <w:lsdException w:name="Colorful Grid" w:uiPriority="73"/>
-    <w:lsdException w:name="Light Shading Accent 1" w:uiPriority="60"/>
-    <w:lsdException w:name="Light List Accent 1" w:uiPriority="61"/>
-    <w:lsdException w:name="Light Grid Accent 1" w:uiPriority="62"/>
-    <w:lsdException w:name="Medium Shading 1 Accent 1" w:uiPriority="63"/>
-    <w:lsdException w:name="Medium Shading 2 Accent 1" w:uiPriority="64"/>
-    <w:lsdException w:name="Medium List 1 Accent 1" w:uiPriority="65"/>
-    <w:lsdException w:name="Revision" w:semiHidden="1"/>
-    <w:lsdException w:name="List Paragraph" w:uiPriority="34" w:qFormat="1"/>
-    <w:lsdException w:name="Quote" w:uiPriority="29" w:qFormat="1"/>
-    <w:lsdException w:name="Intense Quote" w:uiPriority="30" w:qFormat="1"/>
-    <w:lsdException w:name="Medium List 2 Accent 1" w:uiPriority="66"/>
-    <w:lsdException w:name="Medium Grid 1 Accent 1" w:uiPriority="67"/>
-    <w:lsdException w:name="Medium Grid 2 Accent 1" w:uiPriority="68"/>
-    <w:lsdException w:name="Medium Grid 3 Accent 1" w:uiPriority="69"/>
-    <w:lsdException w:name="Dark List Accent 1" w:uiPriority="70"/>
-    <w:lsdException w:name="Colorful Shading Accent 1" w:uiPriority="71"/>
-    <w:lsdException w:name="Colorful List Accent 1" w:uiPriority="72"/>
-    <w:lsdException w:name="Colorful Grid Accent 1" w:uiPriority="73"/>
-    <w:lsdException w:name="Light Shading Accent 2" w:uiPriority="60"/>
-    <w:lsdException w:name="Light List Accent 2" w:uiPriority="61"/>
-    <w:lsdException w:name="Light Grid Accent 2" w:uiPriority="62"/>
-    <w:lsdException w:name="Medium Shading 1 Accent 2" w:uiPriority="63"/>
-    <w:lsdException w:name="Medium Shading 2 Accent 2" w:uiPriority="64"/>
-    <w:lsdException w:name="Medium List 1 Accent 2" w:uiPriority="65"/>
-    <w:lsdException w:name="Medium List 2 Accent 2" w:uiPriority="66"/>
-    <w:lsdException w:name="Medium Grid 1 Accent 2" w:uiPriority="67"/>
-    <w:lsdException w:name="Medium Grid 2 Accent 2" w:uiPriority="68"/>
-    <w:lsdException w:name="Medium Grid 3 Accent 2" w:uiPriority="69"/>
-    <w:lsdException w:name="Dark List Accent 2" w:uiPriority="70"/>
-    <w:lsdException w:name="Colorful Shading Accent 2" w:uiPriority="71"/>
-    <w:lsdException w:name="Colorful List Accent 2" w:uiPriority="72"/>
-    <w:lsdException w:name="Colorful Grid Accent 2" w:uiPriority="73"/>
-    <w:lsdException w:name="Light Shading Accent 3" w:uiPriority="60"/>
-    <w:lsdException w:name="Light List Accent 3" w:uiPriority="61"/>
-    <w:lsdException w:name="Light Grid Accent 3" w:uiPriority="62"/>
-    <w:lsdException w:name="Medium Shading 1 Accent 3" w:uiPriority="63"/>
-    <w:lsdException w:name="Medium Shading 2 Accent 3" w:uiPriority="64"/>
-    <w:lsdException w:name="Medium List 1 Accent 3" w:uiPriority="65"/>
-    <w:lsdException w:name="Medium List 2 Accent 3" w:uiPriority="66"/>
-    <w:lsdException w:name="Medium Grid 1 Accent 3" w:uiPriority="67"/>
-    <w:lsdException w:name="Medium Grid 2 Accent 3" w:uiPriority="68"/>
-    <w:lsdException w:name="Medium Grid 3 Accent 3" w:uiPriority="69"/>
-    <w:lsdException w:name="Dark List Accent 3" w:uiPriority="70"/>
-    <w:lsdException w:name="Colorful Shading Accent 3" w:uiPriority="71"/>
-    <w:lsdException w:name="Colorful List Accent 3" w:uiPriority="72"/>
-    <w:lsdException w:name="Colorful Grid Accent 3" w:uiPriority="73"/>
-    <w:lsdException w:name="Light Shading Accent 4" w:uiPriority="60"/>
-    <w:lsdException w:name="Light List Accent 4" w:uiPriority="61"/>
-    <w:lsdException w:name="Light Grid Accent 4" w:uiPriority="62"/>
-    <w:lsdException w:name="Medium Shading 1 Accent 4" w:uiPriority="63"/>
-    <w:lsdException w:name="Medium Shading 2 Accent 4" w:uiPriority="64"/>
-    <w:lsdException w:name="Medium List 1 Accent 4" w:uiPriority="65"/>
-    <w:lsdException w:name="Medium List 2 Accent 4" w:uiPriority="66"/>
-    <w:lsdException w:name="Medium Grid 1 Accent 4" w:uiPriority="67"/>
-    <w:lsdException w:name="Medium Grid 2 Accent 4" w:uiPriority="68"/>
-    <w:lsdException w:name="Medium Grid 3 Accent 4" w:uiPriority="69"/>
-    <w:lsdException w:name="Dark List Accent 4" w:uiPriority="70"/>
-    <w:lsdException w:name="Colorful Shading Accent 4" w:uiPriority="71"/>
-    <w:lsdException w:name="Colorful List Accent 4" w:uiPriority="72"/>
-    <w:lsdException w:name="Colorful Grid Accent 4" w:uiPriority="73"/>
-    <w:lsdException w:name="Light Shading Accent 5" w:uiPriority="60"/>
-    <w:lsdException w:name="Light List Accent 5" w:uiPriority="61"/>
-    <w:lsdException w:name="Light Grid Accent 5" w:uiPriority="62"/>
-    <w:lsdException w:name="Medium Shading 1 Accent 5" w:uiPriority="63"/>
-    <w:lsdException w:name="Medium Shading 2 Accent 5" w:uiPriority="64"/>
-    <w:lsdException w:name="Medium List 1 Accent 5" w:uiPriority="65"/>
-    <w:lsdException w:name="Medium List 2 Accent 5" w:uiPriority="66"/>
-    <w:lsdException w:name="Medium Grid 1 Accent 5" w:uiPriority="67"/>
-    <w:lsdException w:name="Medium Grid 2 Accent 5" w:uiPriority="68"/>
-    <w:lsdException w:name="Medium Grid 3 Accent 5" w:uiPriority="69"/>
-    <w:lsdException w:name="Dark List Accent 5" w:uiPriority="70"/>
-    <w:lsdException w:name="Colorful Shading Accent 5" w:uiPriority="71"/>
-    <w:lsdException w:name="Colorful List Accent 5" w:uiPriority="72"/>
-    <w:lsdException w:name="Colorful Grid Accent 5" w:uiPriority="73"/>
-    <w:lsdException w:name="Light Shading Accent 6" w:uiPriority="60"/>
-    <w:lsdException w:name="Light List Accent 6" w:uiPriority="61"/>
-    <w:lsdException w:name="Light Grid Accent 6" w:uiPriority="62"/>
-    <w:lsdException w:name="Medium Shading 1 Accent 6" w:uiPriority="63"/>
-    <w:lsdException w:name="Medium Shading 2 Accent 6" w:uiPriority="64"/>
-    <w:lsdException w:name="Medium List 1 Accent 6" w:uiPriority="65"/>
-    <w:lsdException w:name="Medium List 2 Accent 6" w:uiPriority="66"/>
-    <w:lsdException w:name="Medium Grid 1 Accent 6" w:uiPriority="67"/>
-    <w:lsdException w:name="Medium Grid 2 Accent 6" w:uiPriority="68"/>
-    <w:lsdException w:name="Medium Grid 3 Accent 6" w:uiPriority="69"/>
-    <w:lsdException w:name="Dark List Accent 6" w:uiPriority="70"/>
-    <w:lsdException w:name="Colorful Shading Accent 6" w:uiPriority="71"/>
-    <w:lsdException w:name="Colorful List Accent 6" w:uiPriority="72"/>
-    <w:lsdException w:name="Colorful Grid Accent 6" w:uiPriority="73"/>
-    <w:lsdException w:name="Subtle Emphasis" w:uiPriority="19" w:qFormat="1"/>
-    <w:lsdException w:name="Intense Emphasis" w:uiPriority="21" w:qFormat="1"/>
-    <w:lsdException w:name="Subtle Reference" w:uiPriority="31" w:qFormat="1"/>
-    <w:lsdException w:name="Intense Reference" w:uiPriority="32" w:qFormat="1"/>
-    <w:lsdException w:name="Book Title" w:uiPriority="33" w:qFormat="1"/>
-    <w:lsdException w:name="Bibliography" w:semiHidden="1" w:uiPriority="37" w:unhideWhenUsed="1"/>
-    <w:lsdException w:name="TOC Heading" w:semiHidden="1" w:uiPriority="39" w:unhideWhenUsed="1" w:qFormat="1"/>
-    <w:lsdException w:name="Plain Table 1" w:uiPriority="41"/>
-    <w:lsdException w:name="Plain Table 2" w:uiPriority="42"/>
-    <w:lsdException w:name="Plain Table 3" w:uiPriority="43"/>
-    <w:lsdException w:name="Plain Table 4" w:uiPriority="44"/>
-    <w:lsdException w:name="Plain Table 5" w:uiPriority="45"/>
-    <w:lsdException w:name="Grid Table Light" w:uiPriority="40"/>
-    <w:lsdException w:name="Grid Table 1 Light" w:uiPriority="46"/>
-    <w:lsdException w:name="Grid Table 2" w:uiPriority="47"/>
-    <w:lsdException w:name="Grid Table 3" w:uiPriority="48"/>
-    <w:lsdException w:name="Grid Table 4" w:uiPriority="49"/>
-    <w:lsdException w:name="Grid Table 5 Dark" w:uiPriority="50"/>
-    <w:lsdException w:name="Grid Table 6 Colorful" w:uiPriority="51"/>
-    <w:lsdException w:name="Grid Table 7 Colorful" w:uiPriority="52"/>
-    <w:lsdException w:name="Grid Table 1 Light Accent 1" w:uiPriority="46"/>
-    <w:lsdException w:name="Grid Table 2 Accent 1" w:uiPriority="47"/>
-    <w:lsdException w:name="Grid Table 3 Accent 1" w:uiPriority="48"/>
-    <w:lsdException w:name="Grid Table 4 Accent 1" w:uiPriority="49"/>
-    <w:lsdException w:name="Grid Table 5 Dark Accent 1" w:uiPriority="50"/>
-    <w:lsdException w:name="Grid Table 6 Colorful Accent 1" w:uiPriority="51"/>
-    <w:lsdException w:name="Grid Table 7 Colorful Accent 1" w:uiPriority="52"/>
-    <w:lsdException w:name="Grid Table 1 Light Accent 2" w:uiPriority="46"/>
-    <w:lsdException w:name="Grid Table 2 Accent 2" w:uiPriority="47"/>
-    <w:lsdException w:name="Grid Table 3 Accent 2" w:uiPriority="48"/>
-    <w:lsdException w:name="Grid Table 4 Accent 2" w:uiPriority="49"/>
-    <w:lsdException w:name="Grid Table 5 Dark Accent 2" w:uiPriority="50"/>
-    <w:lsdException w:name="Grid Table 6 Colorful Accent 2" w:uiPriority="51"/>
-    <w:lsdException w:name="Grid Table 7 Colorful Accent 2" w:uiPriority="52"/>
-    <w:lsdException w:name="Grid Table 1 Light Accent 3" w:uiPriority="46"/>
-    <w:lsdException w:name="Grid Table 2 Accent 3" w:uiPriority="47"/>
-    <w:lsdException w:name="Grid Table 3 Accent 3" w:uiPriority="48"/>
-    <w:lsdException w:name="Grid Table 4 Accent 3" w:uiPriority="49"/>
-    <w:lsdException w:name="Grid Table 5 Dark Accent 3" w:uiPriority="50"/>
-    <w:lsdException w:name="Grid Table 6 Colorful Accent 3" w:uiPriority="51"/>
-    <w:lsdException w:name="Grid Table 7 Colorful Accent 3" w:uiPriority="52"/>
-    <w:lsdException w:name="Grid Table 1 Light Accent 4" w:uiPriority="46"/>
-    <w:lsdException w:name="Grid Table 2 Accent 4" w:uiPriority="47"/>
-    <w:lsdException w:name="Grid Table 3 Accent 4" w:uiPriority="48"/>
-    <w:lsdException w:name="Grid Table 4 Accent 4" w:uiPriority="49"/>
-    <w:lsdException w:name="Grid Table 5 Dark Accent 4" w:uiPriority="50"/>
-    <w:lsdException w:name="Grid Table 6 Colorful Accent 4" w:uiPriority="51"/>
-    <w:lsdException w:name="Grid Table 7 Colorful Accent 4" w:uiPriority="52"/>
-    <w:lsdException w:name="Grid Table 1 Light Accent 5" w:uiPriority="46"/>
-    <w:lsdException w:name="Grid Table 2 Accent 5" w:uiPriority="47"/>
-    <w:lsdException w:name="Grid Table 3 Accent 5" w:uiPriority="48"/>
-    <w:lsdException w:name="Grid Table 4 Accent 5" w:uiPriority="49"/>
-    <w:lsdException w:name="Grid Table 5 Dark Accent 5" w:uiPriority="50"/>
-    <w:lsdException w:name="Grid Table 6 Colorful Accent 5" w:uiPriority="51"/>
-    <w:lsdException w:name="Grid Table 7 Colorful Accent 5" w:uiPriority="52"/>
-    <w:lsdException w:name="Grid Table 1 Light Accent 6" w:uiPriority="46"/>
-    <w:lsdException w:name="Grid Table 2 Accent 6" w:uiPriority="47"/>
-    <w:lsdException w:name="Grid Table 3 Accent 6" w:uiPriority="48"/>
-    <w:lsdException w:name="Grid Table 4 Accent 6" w:uiPriority="49"/>
-    <w:lsdException w:name="Grid Table 5 Dark Accent 6" w:uiPriority="50"/>
-    <w:lsdException w:name="Grid Table 6 Colorful Accent 6" w:uiPriority="51"/>
-    <w:lsdException w:name="Grid Table 7 Colorful Accent 6" w:uiPriority="52"/>
-    <w:lsdException w:name="List Table 1 Light" w:uiPriority="46"/>
-    <w:lsdException w:name="List Table 2" w:uiPriority="47"/>
-    <w:lsdException w:name="List Table 3" w:uiPriority="48"/>
-    <w:lsdException w:name="List Table 4" w:uiPriority="49"/>
-    <w:lsdException w:name="List Table 5 Dark" w:uiPriority="50"/>
-    <w:lsdException w:name="List Table 6 Colorful" w:uiPriority="51"/>
-    <w:lsdException w:name="List Table 7 Colorful" w:uiPriority="52"/>
-    <w:lsdException w:name="List Table 1 Light Accent 1" w:uiPriority="46"/>
-    <w:lsdException w:name="List Table 2 Accent 1" w:uiPriority="47"/>
-    <w:lsdException w:name="List Table 3 Accent 1" w:uiPriority="48"/>
-    <w:lsdException w:name="List Table 4 Accent 1" w:uiPriority="49"/>
-    <w:lsdException w:name="List Table 5 Dark Accent 1" w:uiPriority="50"/>
-    <w:lsdException w:name="List Table 6 Colorful Accent 1" w:uiPriority="51"/>
-    <w:lsdException w:name="List Table 7 Colorful Accent 1" w:uiPriority="52"/>
-    <w:lsdException w:name="List Table 1 Light Accent 2" w:uiPriority="46"/>
-    <w:lsdException w:name="List Table 2 Accent 2" w:uiPriority="47"/>
-    <w:lsdException w:name="List Table 3 Accent 2" w:uiPriority="48"/>
-    <w:lsdException w:name="List Table 4 Accent 2" w:uiPriority="49"/>
-    <w:lsdException w:name="List Table 5 Dark Accent 2" w:uiPriority="50"/>
-    <w:lsdException w:name="List Table 6 Colorful Accent 2" w:uiPriority="51"/>
-    <w:lsdException w:name="List Table 7 Colorful Accent 2" w:uiPriority="52"/>
-    <w:lsdException w:name="List Table 1 Light Accent 3" w:uiPriority="46"/>
-    <w:lsdException w:name="List Table 2 Accent 3" w:uiPriority="47"/>
-    <w:lsdException w:name="List Table 3 Accent 3" w:uiPriority="48"/>
-    <w:lsdException w:name="List Table 4 Accent 3" w:uiPriority="49"/>
-    <w:lsdException w:name="List Table 5 Dark Accent 3" w:uiPriority="50"/>
-    <w:lsdException w:name="List Table 6 Colorful Accent 3" w:uiPriority="51"/>
-    <w:lsdException w:name="List Table 7 Colorful Accent 3" w:uiPriority="52"/>
-    <w:lsdException w:name="List Table 1 Light Accent 4" w:uiPriority="46"/>
-    <w:lsdException w:name="List Table 2 Accent 4" w:uiPriority="47"/>
-    <w:lsdException w:name="List Table 3 Accent 4" w:uiPriority="48"/>
-    <w:lsdException w:name="List Table 4 Accent 4" w:uiPriority="49"/>
-    <w:lsdException w:name="List Table 5 Dark Accent 4" w:uiPriority="50"/>
-    <w:lsdException w:name="List Table 6 Colorful Accent 4" w:uiPriority="51"/>
-    <w:lsdException w:name="List Table 7 Colorful Accent 4" w:uiPriority="52"/>
-    <w:lsdException w:name="List Table 1 Light Accent 5" w:uiPriority="46"/>
-    <w:lsdException w:name="List Table 2 Accent 5" w:uiPriority="47"/>
-    <w:lsdException w:name="List Table 3 Accent 5" w:uiPriority="48"/>
-    <w:lsdException w:name="List Table 4 Accent 5" w:uiPriority="49"/>
-    <w:lsdException w:name="List Table 5 Dark Accent 5" w:uiPriority="50"/>
-    <w:lsdException w:name="List Table 6 Colorful Accent 5" w:uiPriority="51"/>
-    <w:lsdException w:name="List Table 7 Colorful Accent 5" w:uiPriority="52"/>
-    <w:lsdException w:name="List Table 1 Light Accent 6" w:uiPriority="46"/>
-    <w:lsdException w:name="List Table 2 Accent 6" w:uiPriority="47"/>
-    <w:lsdException w:name="List Table 3 Accent 6" w:uiPriority="48"/>
-    <w:lsdException w:name="List Table 4 Accent 6" w:uiPriority="49"/>
-    <w:lsdException w:name="List Table 5 Dark Accent 6" w:uiPriority="50"/>
-    <w:lsdException w:name="List Table 6 Colorful Accent 6" w:uiPriority="51"/>
-    <w:lsdException w:name="List Table 7 Colorful Accent 6" w:uiPriority="52"/>
-    <w:lsdException w:name="Mention" w:semiHidden="1" w:unhideWhenUsed="1"/>
-    <w:lsdException w:name="Smart Hyperlink" w:semiHidden="1" w:unhideWhenUsed="1"/>
-    <w:lsdException w:name="Hashtag" w:semiHidden="1" w:unhideWhenUsed="1"/>
-    <w:lsdException w:name="Unresolved Mention" w:semiHidden="1" w:unhideWhenUsed="1"/>
+  <w:latentStyles w:defLockedState="0" w:defUIPriority="99" w:defSemiHidden="1" w:defUnhideWhenUsed="1" w:defQFormat="0" w:count="267">
+    <w:lsdException w:name="Normal" w:semiHidden="0" w:uiPriority="0" w:unhideWhenUsed="0" w:qFormat="1"/>
+    <w:lsdException w:name="heading 1" w:semiHidden="0" w:uiPriority="9" w:unhideWhenUsed="0" w:qFormat="1"/>
+    <w:lsdException w:name="heading 2" w:uiPriority="9" w:qFormat="1"/>
+    <w:lsdException w:name="heading 3" w:uiPriority="9" w:qFormat="1"/>
+    <w:lsdException w:name="heading 4" w:uiPriority="9" w:qFormat="1"/>
+    <w:lsdException w:name="heading 5" w:uiPriority="9" w:qFormat="1"/>
+    <w:lsdException w:name="heading 6" w:uiPriority="9" w:qFormat="1"/>
+    <w:lsdException w:name="heading 7" w:uiPriority="9" w:qFormat="1"/>
+    <w:lsdException w:name="heading 8" w:uiPriority="9" w:qFormat="1"/>
+    <w:lsdException w:name="heading 9" w:uiPriority="9" w:qFormat="1"/>
+    <w:lsdException w:name="toc 1" w:uiPriority="39"/>
+    <w:lsdException w:name="toc 2" w:uiPriority="39"/>
+    <w:lsdException w:name="toc 3" w:uiPriority="39"/>
+    <w:lsdException w:name="toc 4" w:uiPriority="39"/>
+    <w:lsdException w:name="toc 5" w:uiPriority="39"/>
+    <w:lsdException w:name="toc 6" w:uiPriority="39"/>
+    <w:lsdException w:name="toc 7" w:uiPriority="39"/>
+    <w:lsdException w:name="toc 8" w:uiPriority="39"/>
+    <w:lsdException w:name="toc 9" w:uiPriority="39"/>
+    <w:lsdException w:name="caption" w:uiPriority="35" w:qFormat="1"/>
+    <w:lsdException w:name="Title" w:semiHidden="0" w:uiPriority="10" w:unhideWhenUsed="0" w:qFormat="1"/>
+    <w:lsdException w:name="Default Paragraph Font" w:uiPriority="1"/>
+    <w:lsdException w:name="Subtitle" w:semiHidden="0" w:uiPriority="11" w:unhideWhenUsed="0" w:qFormat="1"/>
+    <w:lsdException w:name="Strong" w:semiHidden="0" w:uiPriority="22" w:unhideWhenUsed="0" w:qFormat="1"/>
+    <w:lsdException w:name="Emphasis" w:semiHidden="0" w:uiPriority="20" w:unhideWhenUsed="0" w:qFormat="1"/>
+    <w:lsdException w:name="Table Grid" w:semiHidden="0" w:uiPriority="59" w:unhideWhenUsed="0"/>
+    <w:lsdException w:name="Placeholder Text" w:unhideWhenUsed="0"/>
+    <w:lsdException w:name="No Spacing" w:semiHidden="0" w:uiPriority="1" w:unhideWhenUsed="0" w:qFormat="1"/>
+    <w:lsdException w:name="Light Shading" w:semiHidden="0" w:uiPriority="60" w:unhideWhenUsed="0"/>
+    <w:lsdException w:name="Light List" w:semiHidden="0" w:uiPriority="61" w:unhideWhenUsed="0"/>
+    <w:lsdException w:name="Light Grid" w:semiHidden="0" w:uiPriority="62" w:unhideWhenUsed="0"/>
+    <w:lsdException w:name="Medium Shading 1" w:semiHidden="0" w:uiPriority="63" w:unhideWhenUsed="0"/>
+    <w:lsdException w:name="Medium Shading 2" w:semiHidden="0" w:uiPriority="64" w:unhideWhenUsed="0"/>
+    <w:lsdException w:name="Medium List 1" w:semiHidden="0" w:uiPriority="65" w:unhideWhenUsed="0"/>
+    <w:lsdException w:name="Medium List 2" w:semiHidden="0" w:uiPriority="66" w:unhideWhenUsed="0"/>
+    <w:lsdException w:name="Medium Grid 1" w:semiHidden="0" w:uiPriority="67" w:unhideWhenUsed="0"/>
+    <w:lsdException w:name="Medium Grid 2" w:semiHidden="0" w:uiPriority="68" w:unhideWhenUsed="0"/>
+    <w:lsdException w:name="Medium Grid 3" w:semiHidden="0" w:uiPriority="69" w:unhideWhenUsed="0"/>
+    <w:lsdException w:name="Dark List" w:semiHidden="0" w:uiPriority="70" w:unhideWhenUsed="0"/>
+    <w:lsdException w:name="Colorful Shading" w:semiHidden="0" w:uiPriority="71" w:unhideWhenUsed="0"/>
+    <w:lsdException w:name="Colorful List" w:semiHidden="0" w:uiPriority="72" w:unhideWhenUsed="0"/>
+    <w:lsdException w:name="Colorful Grid" w:semiHidden="0" w:uiPriority="73" w:unhideWhenUsed="0"/>
+    <w:lsdException w:name="Light Shading Accent 1" w:semiHidden="0" w:uiPriority="60" w:unhideWhenUsed="0"/>
+    <w:lsdException w:name="Light List Accent 1" w:semiHidden="0" w:uiPriority="61" w:unhideWhenUsed="0"/>
+    <w:lsdException w:name="Light Grid Accent 1" w:semiHidden="0" w:uiPriority="62" w:unhideWhenUsed="0"/>
+    <w:lsdException w:name="Medium Shading 1 Accent 1" w:semiHidden="0" w:uiPriority="63" w:unhideWhenUsed="0"/>
+    <w:lsdException w:name="Medium Shading 2 Accent 1" w:semiHidden="0" w:uiPriority="64" w:unhideWhenUsed="0"/>
+    <w:lsdException w:name="Medium List 1 Accent 1" w:semiHidden="0" w:uiPriority="65" w:unhideWhenUsed="0"/>
+    <w:lsdException w:name="Revision" w:unhideWhenUsed="0"/>
+    <w:lsdException w:name="List Paragraph" w:semiHidden="0" w:uiPriority="34" w:unhideWhenUsed="0" w:qFormat="1"/>
+    <w:lsdException w:name="Quote" w:semiHidden="0" w:uiPriority="29" w:unhideWhenUsed="0" w:qFormat="1"/>
+    <w:lsdException w:name="Intense Quote" w:semiHidden="0" w:uiPriority="30" w:unhideWhenUsed="0" w:qFormat="1"/>
+    <w:lsdException w:name="Medium List 2 Accent 1" w:semiHidden="0" w:uiPriority="66" w:unhideWhenUsed="0"/>
+    <w:lsdException w:name="Medium Grid 1 Accent 1" w:semiHidden="0" w:uiPriority="67" w:unhideWhenUsed="0"/>
+    <w:lsdException w:name="Medium Grid 2 Accent 1" w:semiHidden="0" w:uiPriority="68" w:unhideWhenUsed="0"/>
+    <w:lsdException w:name="Medium Grid 3 Accent 1" w:semiHidden="0" w:uiPriority="69" w:unhideWhenUsed="0"/>
+    <w:lsdException w:name="Dark List Accent 1" w:semiHidden="0" w:uiPriority="70" w:unhideWhenUsed="0"/>
+    <w:lsdException w:name="Colorful Shading Accent 1" w:semiHidden="0" w:uiPriority="71" w:unhideWhenUsed="0"/>
+    <w:lsdException w:name="Colorful List Accent 1" w:semiHidden="0" w:uiPriority="72" w:unhideWhenUsed="0"/>
+    <w:lsdException w:name="Colorful Grid Accent 1" w:semiHidden="0" w:uiPriority="73" w:unhideWhenUsed="0"/>
+    <w:lsdException w:name="Light Shading Accent 2" w:semiHidden="0" w:uiPriority="60" w:unhideWhenUsed="0"/>
+    <w:lsdException w:name="Light List Accent 2" w:semiHidden="0" w:uiPriority="61" w:unhideWhenUsed="0"/>
+    <w:lsdException w:name="Light Grid Accent 2" w:semiHidden="0" w:uiPriority="62" w:unhideWhenUsed="0"/>
+    <w:lsdException w:name="Medium Shading 1 Accent 2" w:semiHidden="0" w:uiPriority="63" w:unhideWhenUsed="0"/>
+    <w:lsdException w:name="Medium Shading 2 Accent 2" w:semiHidden="0" w:uiPriority="64" w:unhideWhenUsed="0"/>
+    <w:lsdException w:name="Medium List 1 Accent 2" w:semiHidden="0" w:uiPriority="65" w:unhideWhenUsed="0"/>
+    <w:lsdException w:name="Medium List 2 Accent 2" w:semiHidden="0" w:uiPriority="66" w:unhideWhenUsed="0"/>
+    <w:lsdException w:name="Medium Grid 1 Accent 2" w:semiHidden="0" w:uiPriority="67" w:unhideWhenUsed="0"/>
+    <w:lsdException w:name="Medium Grid 2 Accent 2" w:semiHidden="0" w:uiPriority="68" w:unhideWhenUsed="0"/>
+    <w:lsdException w:name="Medium Grid 3 Accent 2" w:semiHidden="0" w:uiPriority="69" w:unhideWhenUsed="0"/>
+    <w:lsdException w:name="Dark List Accent 2" w:semiHidden="0" w:uiPriority="70" w:unhideWhenUsed="0"/>
+    <w:lsdException w:name="Colorful Shading Accent 2" w:semiHidden="0" w:uiPriority="71" w:unhideWhenUsed="0"/>
+    <w:lsdException w:name="Colorful List Accent 2" w:semiHidden="0" w:uiPriority="72" w:unhideWhenUsed="0"/>
+    <w:lsdException w:name="Colorful Grid Accent 2" w:semiHidden="0" w:uiPriority="73" w:unhideWhenUsed="0"/>
+    <w:lsdException w:name="Light Shading Accent 3" w:semiHidden="0" w:uiPriority="60" w:unhideWhenUsed="0"/>
+    <w:lsdException w:name="Light List Accent 3" w:semiHidden="0" w:uiPriority="61" w:unhideWhenUsed="0"/>
+    <w:lsdException w:name="Light Grid Accent 3" w:semiHidden="0" w:uiPriority="62" w:unhideWhenUsed="0"/>
+    <w:lsdException w:name="Medium Shading 1 Accent 3" w:semiHidden="0" w:uiPriority="63" w:unhideWhenUsed="0"/>
+    <w:lsdException w:name="Medium Shading 2 Accent 3" w:semiHidden="0" w:uiPriority="64" w:unhideWhenUsed="0"/>
+    <w:lsdException w:name="Medium List 1 Accent 3" w:semiHidden="0" w:uiPriority="65" w:unhideWhenUsed="0"/>
+    <w:lsdException w:name="Medium List 2 Accent 3" w:semiHidden="0" w:uiPriority="66" w:unhideWhenUsed="0"/>
+    <w:lsdException w:name="Medium Grid 1 Accent 3" w:semiHidden="0" w:uiPriority="67" w:unhideWhenUsed="0"/>
+    <w:lsdException w:name="Medium Grid 2 Accent 3" w:semiHidden="0" w:uiPriority="68" w:unhideWhenUsed="0"/>
+    <w:lsdException w:name="Medium Grid 3 Accent 3" w:semiHidden="0" w:uiPriority="69" w:unhideWhenUsed="0"/>
+    <w:lsdException w:name="Dark List Accent 3" w:semiHidden="0" w:uiPriority="70" w:unhideWhenUsed="0"/>
+    <w:lsdException w:name="Colorful Shading Accent 3" w:semiHidden="0" w:uiPriority="71" w:unhideWhenUsed="0"/>
+    <w:lsdException w:name="Colorful List Accent 3" w:semiHidden="0" w:uiPriority="72" w:unhideWhenUsed="0"/>
+    <w:lsdException w:name="Colorful Grid Accent 3" w:semiHidden="0" w:uiPriority="73" w:unhideWhenUsed="0"/>
+    <w:lsdException w:name="Light Shading Accent 4" w:semiHidden="0" w:uiPriority="60" w:unhideWhenUsed="0"/>
+    <w:lsdException w:name="Light List Accent 4" w:semiHidden="0" w:uiPriority="61" w:unhideWhenUsed="0"/>
+    <w:lsdException w:name="Light Grid Accent 4" w:semiHidden="0" w:uiPriority="62" w:unhideWhenUsed="0"/>
+    <w:lsdException w:name="Medium Shading 1 Accent 4" w:semiHidden="0" w:uiPriority="63" w:unhideWhenUsed="0"/>
+    <w:lsdException w:name="Medium Shading 2 Accent 4" w:semiHidden="0" w:uiPriority="64" w:unhideWhenUsed="0"/>
+    <w:lsdException w:name="Medium List 1 Accent 4" w:semiHidden="0" w:uiPriority="65" w:unhideWhenUsed="0"/>
+    <w:lsdException w:name="Medium List 2 Accent 4" w:semiHidden="0" w:uiPriority="66" w:unhideWhenUsed="0"/>
+    <w:lsdException w:name="Medium Grid 1 Accent 4" w:semiHidden="0" w:uiPriority="67" w:unhideWhenUsed="0"/>
+    <w:lsdException w:name="Medium Grid 2 Accent 4" w:semiHidden="0" w:uiPriority="68" w:unhideWhenUsed="0"/>
+    <w:lsdException w:name="Medium Grid 3 Accent 4" w:semiHidden="0" w:uiPriority="69" w:unhideWhenUsed="0"/>
+    <w:lsdException w:name="Dark List Accent 4" w:semiHidden="0" w:uiPriority="70" w:unhideWhenUsed="0"/>
+    <w:lsdException w:name="Colorful Shading Accent 4" w:semiHidden="0" w:uiPriority="71" w:unhideWhenUsed="0"/>
+    <w:lsdException w:name="Colorful List Accent 4" w:semiHidden="0" w:uiPriority="72" w:unhideWhenUsed="0"/>
+    <w:lsdException w:name="Colorful Grid Accent 4" w:semiHidden="0" w:uiPriority="73" w:unhideWhenUsed="0"/>
+    <w:lsdException w:name="Light Shading Accent 5" w:semiHidden="0" w:uiPriority="60" w:unhideWhenUsed="0"/>
+    <w:lsdException w:name="Light List Accent 5" w:semiHidden="0" w:uiPriority="61" w:unhideWhenUsed="0"/>
+    <w:lsdException w:name="Light Grid Accent 5" w:semiHidden="0" w:uiPriority="62" w:unhideWhenUsed="0"/>
+    <w:lsdException w:name="Medium Shading 1 Accent 5" w:semiHidden="0" w:uiPriority="63" w:unhideWhenUsed="0"/>
+    <w:lsdException w:name="Medium Shading 2 Accent 5" w:semiHidden="0" w:uiPriority="64" w:unhideWhenUsed="0"/>
+    <w:lsdException w:name="Medium List 1 Accent 5" w:semiHidden="0" w:uiPriority="65" w:unhideWhenUsed="0"/>
+    <w:lsdException w:name="Medium List 2 Accent 5" w:semiHidden="0" w:uiPriority="66" w:unhideWhenUsed="0"/>
+    <w:lsdException w:name="Medium Grid 1 Accent 5" w:semiHidden="0" w:uiPriority="67" w:unhideWhenUsed="0"/>
+    <w:lsdException w:name="Medium Grid 2 Accent 5" w:semiHidden="0" w:uiPriority="68" w:unhideWhenUsed="0"/>
+    <w:lsdException w:name="Medium Grid 3 Accent 5" w:semiHidden="0" w:uiPriority="69" w:unhideWhenUsed="0"/>
+    <w:lsdException w:name="Dark List Accent 5" w:semiHidden="0" w:uiPriority="70" w:unhideWhenUsed="0"/>
+    <w:lsdException w:name="Colorful Shading Accent 5" w:semiHidden="0" w:uiPriority="71" w:unhideWhenUsed="0"/>
+    <w:lsdException w:name="Colorful List Accent 5" w:semiHidden="0" w:uiPriority="72" w:unhideWhenUsed="0"/>
+    <w:lsdException w:name="Colorful Grid Accent 5" w:semiHidden="0" w:uiPriority="73" w:unhideWhenUsed="0"/>
+    <w:lsdException w:name="Light Shading Accent 6" w:semiHidden="0" w:uiPriority="60" w:unhideWhenUsed="0"/>
+    <w:lsdException w:name="Light List Accent 6" w:semiHidden="0" w:uiPriority="61" w:unhideWhenUsed="0"/>
+    <w:lsdException w:name="Light Grid Accent 6" w:semiHidden="0" w:uiPriority="62" w:unhideWhenUsed="0"/>
+    <w:lsdException w:name="Medium Shading 1 Accent 6" w:semiHidden="0" w:uiPriority="63" w:unhideWhenUsed="0"/>
+    <w:lsdException w:name="Medium Shading 2 Accent 6" w:semiHidden="0" w:uiPriority="64" w:unhideWhenUsed="0"/>
+    <w:lsdException w:name="Medium List 1 Accent 6" w:semiHidden="0" w:uiPriority="65" w:unhideWhenUsed="0"/>
+    <w:lsdException w:name="Medium List 2 Accent 6" w:semiHidden="0" w:uiPriority="66" w:unhideWhenUsed="0"/>
+    <w:lsdException w:name="Medium Grid 1 Accent 6" w:semiHidden="0" w:uiPriority="67" w:unhideWhenUsed="0"/>
+    <w:lsdException w:name="Medium Grid 2 Accent 6" w:semiHidden="0" w:uiPriority="68" w:unhideWhenUsed="0"/>
+    <w:lsdException w:name="Medium Grid 3 Accent 6" w:semiHidden="0" w:uiPriority="69" w:unhideWhenUsed="0"/>
+    <w:lsdException w:name="Dark List Accent 6" w:semiHidden="0" w:uiPriority="70" w:unhideWhenUsed="0"/>
+    <w:lsdException w:name="Colorful Shading Accent 6" w:semiHidden="0" w:uiPriority="71" w:unhideWhenUsed="0"/>
+    <w:lsdException w:name="Colorful List Accent 6" w:semiHidden="0" w:uiPriority="72" w:unhideWhenUsed="0"/>
+    <w:lsdException w:name="Colorful Grid Accent 6" w:semiHidden="0" w:uiPriority="73" w:unhideWhenUsed="0"/>
+    <w:lsdException w:name="Subtle Emphasis" w:semiHidden="0" w:uiPriority="19" w:unhideWhenUsed="0" w:qFormat="1"/>
+    <w:lsdException w:name="Intense Emphasis" w:semiHidden="0" w:uiPriority="21" w:unhideWhenUsed="0" w:qFormat="1"/>
+    <w:lsdException w:name="Subtle Reference" w:semiHidden="0" w:uiPriority="31" w:unhideWhenUsed="0" w:qFormat="1"/>
+    <w:lsdException w:name="Intense Reference" w:semiHidden="0" w:uiPriority="32" w:unhideWhenUsed="0" w:qFormat="1"/>
+    <w:lsdException w:name="Book Title" w:semiHidden="0" w:uiPriority="33" w:unhideWhenUsed="0" w:qFormat="1"/>
+    <w:lsdException w:name="Bibliography" w:uiPriority="37"/>
+    <w:lsdException w:name="TOC Heading" w:uiPriority="39" w:qFormat="1"/>
+  </w:latentStyles>
+  <w:style w:type="paragraph" w:default="1" w:styleId="a">
+    <w:name w:val="Normal"/>
+    <w:qFormat/>
+    <w:rsid w:val="00BD1CA5"/>
+  </w:style>
+  <w:style w:type="paragraph" w:styleId="1">
+    <w:name w:val="heading 1"/>
+    <w:basedOn w:val="a"/>
+    <w:next w:val="a"/>
+    <w:link w:val="10"/>
+    <w:uiPriority w:val="9"/>
+    <w:qFormat/>
+    <w:rsid w:val="00F45C90"/>
+    <w:pPr>
+      <w:keepNext/>
+      <w:spacing w:before="180" w:after="180" w:line="720" w:lineRule="atLeast"/>
+      <w:outlineLvl w:val="0"/>
+    </w:pPr>
+    <w:rPr>
+      <w:rFonts w:asciiTheme="majorHAnsi" w:eastAsiaTheme="majorEastAsia" w:hAnsiTheme="majorHAnsi" w:cstheme="majorBidi"/>
+      <w:b/>
+      <w:bCs/>
+      <w:kern w:val="52"/>
+      <w:sz w:val="52"/>
+      <w:szCs w:val="52"/>
+    </w:rPr>
+  </w:style>
+  <w:style w:type="paragraph" w:styleId="2">
+    <w:name w:val="heading 2"/>
+    <w:basedOn w:val="a"/>
+    <w:link w:val="20"/>
+    <w:uiPriority w:val="9"/>
+    <w:qFormat/>
+    <w:rsid w:val="00BD1CA5"/>
+    <w:pPr>
+      <w:spacing w:before="100" w:beforeAutospacing="1" w:after="100" w:afterAutospacing="1"/>
+      <w:outlineLvl w:val="1"/>
+    </w:pPr>
+    <w:rPr>
+      <w:rFonts w:ascii="新細明體" w:eastAsia="新細明體" w:hAnsi="新細明體" w:cs="新細明體"/>
+      <w:b/>
+      <w:bCs/>
+      <w:kern w:val="0"/>
+      <w:sz w:val="36"/>
+      <w:szCs w:val="36"/>
+    </w:rPr>
+  </w:style>
+  <w:style w:type="paragraph" w:styleId="3">
+    <w:name w:val="heading 3"/>
+    <w:basedOn w:val="a"/>
+    <w:link w:val="30"/>
+    <w:uiPriority w:val="9"/>
+    <w:qFormat/>
+    <w:rsid w:val="00BD1CA5"/>
+    <w:pPr>
+      <w:spacing w:before="100" w:beforeAutospacing="1" w:after="100" w:afterAutospacing="1"/>
+      <w:outlineLvl w:val="2"/>
+    </w:pPr>
+    <w:rPr>
+      <w:rFonts w:ascii="新細明體" w:eastAsia="新細明體" w:hAnsi="新細明體" w:cs="新細明體"/>
+      <w:b/>
+      <w:bCs/>
+      <w:kern w:val="0"/>
+      <w:sz w:val="27"/>
+      <w:szCs w:val="27"/>
+    </w:rPr>
+  </w:style>
+  <w:style w:type="paragraph" w:styleId="5">
+    <w:name w:val="heading 5"/>
+    <w:basedOn w:val="a"/>
+    <w:link w:val="50"/>
+    <w:uiPriority w:val="9"/>
+    <w:qFormat/>
+    <w:rsid w:val="00BD1CA5"/>
+    <w:pPr>
+      <w:spacing w:before="100" w:beforeAutospacing="1" w:after="100" w:afterAutospacing="1"/>
+      <w:outlineLvl w:val="4"/>
+    </w:pPr>
+    <w:rPr>
+      <w:rFonts w:ascii="新細明體" w:eastAsia="新細明體" w:hAnsi="新細明體" w:cs="新細明體"/>
+      <w:b/>
+      <w:bCs/>
+      <w:kern w:val="0"/>
+      <w:sz w:val="20"/>
+      <w:szCs w:val="20"/>
+    </w:rPr>
+  </w:style>
+  <w:style w:type="paragraph" w:styleId="6">
+    <w:name w:val="heading 6"/>
+    <w:basedOn w:val="a"/>
+    <w:link w:val="60"/>
+    <w:uiPriority w:val="9"/>
+    <w:qFormat/>
+    <w:rsid w:val="00BD1CA5"/>
+    <w:pPr>
+      <w:spacing w:before="100" w:beforeAutospacing="1" w:after="100" w:afterAutospacing="1"/>
+      <w:outlineLvl w:val="5"/>
+    </w:pPr>
+    <w:rPr>
+      <w:rFonts w:ascii="新細明體" w:eastAsia="新細明體" w:hAnsi="新細明體" w:cs="新細明體"/>
+      <w:b/>
+      <w:bCs/>
+      <w:kern w:val="0"/>
+      <w:sz w:val="15"/>
+      <w:szCs w:val="15"/>
+    </w:rPr>
+  </w:style>
+  <w:style w:type="character" w:default="1" w:styleId="a0">
+    <w:name w:val="Default Paragraph Font"/>
+    <w:uiPriority w:val="1"/>
+    <w:semiHidden/>
+    <w:unhideWhenUsed/>
+  </w:style>
+  <w:style w:type="table" w:default="1" w:styleId="a1">
+    <w:name w:val="Normal Table"/>
+    <w:uiPriority w:val="99"/>
+    <w:semiHidden/>
+    <w:unhideWhenUsed/>
+    <w:tblPr>
+      <w:tblInd w:w="0" w:type="dxa"/>
+      <w:tblCellMar>
+        <w:top w:w="0" w:type="dxa"/>
+        <w:left w:w="108" w:type="dxa"/>
+        <w:bottom w:w="0" w:type="dxa"/>
+        <w:right w:w="108" w:type="dxa"/>
+      </w:tblCellMar>
+    </w:tblPr>
+  </w:style>
+  <w:style w:type="numbering" w:default="1" w:styleId="a2">
+    <w:name w:val="No List"/>
+    <w:uiPriority w:val="99"/>
+    <w:semiHidden/>
+    <w:unhideWhenUsed/>
+  </w:style>
+  <w:style w:type="character" w:customStyle="1" w:styleId="20">
+    <w:name w:val="標題 2 字元"/>
+    <w:basedOn w:val="a0"/>
+    <w:link w:val="2"/>
+    <w:uiPriority w:val="9"/>
+    <w:rsid w:val="00BD1CA5"/>
+    <w:rPr>
+      <w:rFonts w:ascii="新細明體" w:eastAsia="新細明體" w:hAnsi="新細明體" w:cs="新細明體"/>
+      <w:b/>
+      <w:bCs/>
+      <w:kern w:val="0"/>
+      <w:sz w:val="36"/>
+      <w:szCs w:val="36"/>
+    </w:rPr>
+  </w:style>
+  <w:style w:type="character" w:customStyle="1" w:styleId="30">
+    <w:name w:val="標題 3 字元"/>
+    <w:basedOn w:val="a0"/>
+    <w:link w:val="3"/>
+    <w:uiPriority w:val="9"/>
+    <w:rsid w:val="00BD1CA5"/>
+    <w:rPr>
+      <w:rFonts w:ascii="新細明體" w:eastAsia="新細明體" w:hAnsi="新細明體" w:cs="新細明體"/>
+      <w:b/>
+      <w:bCs/>
+      <w:kern w:val="0"/>
+      <w:sz w:val="27"/>
+      <w:szCs w:val="27"/>
+    </w:rPr>
+  </w:style>
+  <w:style w:type="character" w:customStyle="1" w:styleId="50">
+    <w:name w:val="標題 5 字元"/>
+    <w:basedOn w:val="a0"/>
+    <w:link w:val="5"/>
+    <w:uiPriority w:val="9"/>
+    <w:rsid w:val="00BD1CA5"/>
+    <w:rPr>
+      <w:rFonts w:ascii="新細明體" w:eastAsia="新細明體" w:hAnsi="新細明體" w:cs="新細明體"/>
+      <w:b/>
+      <w:bCs/>
+      <w:kern w:val="0"/>
+      <w:sz w:val="20"/>
+      <w:szCs w:val="20"/>
+    </w:rPr>
+  </w:style>
+  <w:style w:type="character" w:customStyle="1" w:styleId="60">
+    <w:name w:val="標題 6 字元"/>
+    <w:basedOn w:val="a0"/>
+    <w:link w:val="6"/>
+    <w:uiPriority w:val="9"/>
+    <w:rsid w:val="00BD1CA5"/>
+    <w:rPr>
+      <w:rFonts w:ascii="新細明體" w:eastAsia="新細明體" w:hAnsi="新細明體" w:cs="新細明體"/>
+      <w:b/>
+      <w:bCs/>
+      <w:kern w:val="0"/>
+      <w:sz w:val="15"/>
+      <w:szCs w:val="15"/>
+    </w:rPr>
+  </w:style>
+  <w:style w:type="character" w:styleId="a3">
+    <w:name w:val="Strong"/>
+    <w:basedOn w:val="a0"/>
+    <w:uiPriority w:val="22"/>
+    <w:qFormat/>
+    <w:rsid w:val="00BD1CA5"/>
+    <w:rPr>
+      <w:b/>
+      <w:bCs/>
+    </w:rPr>
+  </w:style>
+  <w:style w:type="character" w:styleId="a4">
+    <w:name w:val="Emphasis"/>
+    <w:basedOn w:val="a0"/>
+    <w:uiPriority w:val="20"/>
+    <w:qFormat/>
+    <w:rsid w:val="00BD1CA5"/>
+    <w:rPr>
+      <w:i/>
+      <w:iCs/>
+    </w:rPr>
+  </w:style>
+  <w:style w:type="character" w:customStyle="1" w:styleId="ng-star-inserted">
+    <w:name w:val="ng-star-inserted"/>
+    <w:basedOn w:val="a0"/>
+    <w:rsid w:val="004D4732"/>
+  </w:style>
+  <w:style w:type="paragraph" w:styleId="HTML">
+    <w:name w:val="HTML Preformatted"/>
+    <w:basedOn w:val="a"/>
+    <w:link w:val="HTML0"/>
+    <w:uiPriority w:val="99"/>
+    <w:unhideWhenUsed/>
+    <w:rsid w:val="004D4732"/>
+    <w:pPr>
+      <w:tabs>
+        <w:tab w:val="left" w:pos="916"/>
+        <w:tab w:val="left" w:pos="1832"/>
+        <w:tab w:val="left" w:pos="2748"/>
+        <w:tab w:val="left" w:pos="3664"/>
+        <w:tab w:val="left" w:pos="4580"/>
+        <w:tab w:val="left" w:pos="5496"/>
+        <w:tab w:val="left" w:pos="6412"/>
+        <w:tab w:val="left" w:pos="7328"/>
+        <w:tab w:val="left" w:pos="8244"/>
+        <w:tab w:val="left" w:pos="9160"/>
+        <w:tab w:val="left" w:pos="10076"/>
+        <w:tab w:val="left" w:pos="10992"/>
+        <w:tab w:val="left" w:pos="11908"/>
+        <w:tab w:val="left" w:pos="12824"/>
+        <w:tab w:val="left" w:pos="13740"/>
+        <w:tab w:val="left" w:pos="14656"/>
+      </w:tabs>
+      <w:spacing w:line="240" w:lineRule="auto"/>
+    </w:pPr>
+    <w:rPr>
+      <w:rFonts w:ascii="細明體" w:eastAsia="細明體" w:hAnsi="細明體" w:cs="細明體"/>
+      <w:kern w:val="0"/>
+    </w:rPr>
+  </w:style>
+  <w:style w:type="character" w:customStyle="1" w:styleId="HTML0">
+    <w:name w:val="HTML 預設格式 字元"/>
+    <w:basedOn w:val="a0"/>
+    <w:link w:val="HTML"/>
+    <w:uiPriority w:val="99"/>
+    <w:rsid w:val="004D4732"/>
+    <w:rPr>
+      <w:rFonts w:ascii="細明體" w:eastAsia="細明體" w:hAnsi="細明體" w:cs="細明體"/>
+      <w:kern w:val="0"/>
+    </w:rPr>
+  </w:style>
+  <w:style w:type="character" w:styleId="HTML1">
+    <w:name w:val="HTML Code"/>
+    <w:basedOn w:val="a0"/>
+    <w:uiPriority w:val="99"/>
+    <w:semiHidden/>
+    <w:unhideWhenUsed/>
+    <w:rsid w:val="004D4732"/>
+    <w:rPr>
+      <w:rFonts w:ascii="細明體" w:eastAsia="細明體" w:hAnsi="細明體" w:cs="細明體"/>
+      <w:sz w:val="24"/>
+      <w:szCs w:val="24"/>
+    </w:rPr>
+  </w:style>
+  <w:style w:type="paragraph" w:styleId="a5">
+    <w:name w:val="List Paragraph"/>
+    <w:basedOn w:val="a"/>
+    <w:uiPriority w:val="34"/>
+    <w:qFormat/>
+    <w:rsid w:val="00B67356"/>
+    <w:pPr>
+      <w:ind w:leftChars="200" w:left="480"/>
+    </w:pPr>
+  </w:style>
+  <w:style w:type="character" w:customStyle="1" w:styleId="e">
+    <w:name w:val="ͼe"/>
+    <w:basedOn w:val="a0"/>
+    <w:rsid w:val="00DE66E2"/>
+  </w:style>
+  <w:style w:type="paragraph" w:styleId="a6">
+    <w:name w:val="header"/>
+    <w:basedOn w:val="a"/>
+    <w:link w:val="a7"/>
+    <w:uiPriority w:val="99"/>
+    <w:unhideWhenUsed/>
+    <w:rsid w:val="00F45C90"/>
+    <w:pPr>
+      <w:tabs>
+        <w:tab w:val="center" w:pos="4153"/>
+        <w:tab w:val="right" w:pos="8306"/>
+      </w:tabs>
+      <w:snapToGrid w:val="0"/>
+    </w:pPr>
+    <w:rPr>
+      <w:sz w:val="20"/>
+      <w:szCs w:val="20"/>
+    </w:rPr>
+  </w:style>
+  <w:style w:type="character" w:customStyle="1" w:styleId="a7">
+    <w:name w:val="頁首 字元"/>
+    <w:basedOn w:val="a0"/>
+    <w:link w:val="a6"/>
+    <w:uiPriority w:val="99"/>
+    <w:rsid w:val="00F45C90"/>
+    <w:rPr>
+      <w:sz w:val="20"/>
+      <w:szCs w:val="20"/>
+    </w:rPr>
+  </w:style>
+  <w:style w:type="paragraph" w:styleId="a8">
+    <w:name w:val="footer"/>
+    <w:basedOn w:val="a"/>
+    <w:link w:val="a9"/>
+    <w:uiPriority w:val="99"/>
+    <w:unhideWhenUsed/>
+    <w:rsid w:val="00F45C90"/>
+    <w:pPr>
+      <w:tabs>
+        <w:tab w:val="center" w:pos="4153"/>
+        <w:tab w:val="right" w:pos="8306"/>
+      </w:tabs>
+      <w:snapToGrid w:val="0"/>
+    </w:pPr>
+    <w:rPr>
+      <w:sz w:val="20"/>
+      <w:szCs w:val="20"/>
+    </w:rPr>
+  </w:style>
+  <w:style w:type="character" w:customStyle="1" w:styleId="a9">
+    <w:name w:val="頁尾 字元"/>
+    <w:basedOn w:val="a0"/>
+    <w:link w:val="a8"/>
+    <w:uiPriority w:val="99"/>
+    <w:rsid w:val="00F45C90"/>
+    <w:rPr>
+      <w:sz w:val="20"/>
+      <w:szCs w:val="20"/>
+    </w:rPr>
+  </w:style>
+  <w:style w:type="character" w:customStyle="1" w:styleId="10">
+    <w:name w:val="標題 1 字元"/>
+    <w:basedOn w:val="a0"/>
+    <w:link w:val="1"/>
+    <w:uiPriority w:val="9"/>
+    <w:rsid w:val="00F45C90"/>
+    <w:rPr>
+      <w:rFonts w:asciiTheme="majorHAnsi" w:eastAsiaTheme="majorEastAsia" w:hAnsiTheme="majorHAnsi" w:cstheme="majorBidi"/>
+      <w:b/>
+      <w:bCs/>
+      <w:kern w:val="52"/>
+      <w:sz w:val="52"/>
+      <w:szCs w:val="52"/>
+    </w:rPr>
+  </w:style>
+  <w:style w:type="paragraph" w:styleId="Web">
+    <w:name w:val="Normal (Web)"/>
+    <w:basedOn w:val="a"/>
+    <w:uiPriority w:val="99"/>
+    <w:semiHidden/>
+    <w:unhideWhenUsed/>
+    <w:rsid w:val="00F45C90"/>
+    <w:pPr>
+      <w:spacing w:before="100" w:beforeAutospacing="1" w:after="100" w:afterAutospacing="1" w:line="240" w:lineRule="auto"/>
+    </w:pPr>
+    <w:rPr>
+      <w:rFonts w:ascii="新細明體" w:eastAsia="新細明體" w:hAnsi="新細明體" w:cs="新細明體"/>
+      <w:kern w:val="0"/>
+    </w:rPr>
+  </w:style>
+</w:styles>
+</file>
+
+<file path=word/stylesWithEffects.xml><?xml version="1.0" encoding="utf-8"?>
+<w:styles xmlns:wpc="http://schemas.microsoft.com/office/word/2010/wordprocessingCanvas" xmlns:mc="http://schemas.openxmlformats.org/markup-compatibility/2006" xmlns:o="urn:schemas-microsoft-com:office:office" xmlns:r="http://schemas.openxmlformats.org/officeDocument/2006/relationships" xmlns:m="http://schemas.openxmlformats.org/officeDocument/2006/math" xmlns:v="urn:schemas-microsoft-com:vml" xmlns:wp14="http://schemas.microsoft.com/office/word/2010/wordprocessingDrawing" xmlns:wp="http://schemas.openxmlformats.org/drawingml/2006/wordprocessingDrawing" xmlns:w10="urn:schemas-microsoft-com:office:word" xmlns:w="http://schemas.openxmlformats.org/wordprocessingml/2006/main" xmlns:w14="http://schemas.microsoft.com/office/word/2010/wordml" xmlns:wpg="http://schemas.microsoft.com/office/word/2010/wordprocessingGroup" xmlns:wpi="http://schemas.microsoft.com/office/word/2010/wordprocessingInk" xmlns:wne="http://schemas.microsoft.com/office/word/2006/wordml" xmlns:wps="http://schemas.microsoft.com/office/word/2010/wordprocessingShape" mc:Ignorable="w14 wp14">
+  <w:docDefaults>
+    <w:rPrDefault>
+      <w:rPr>
+        <w:rFonts w:asciiTheme="minorHAnsi" w:eastAsiaTheme="minorEastAsia" w:hAnsiTheme="minorHAnsi" w:cstheme="minorBidi"/>
+        <w:kern w:val="2"/>
+        <w:sz w:val="24"/>
+        <w:szCs w:val="24"/>
+        <w:lang w:val="en-US" w:eastAsia="zh-TW" w:bidi="ar-SA"/>
+      </w:rPr>
+    </w:rPrDefault>
+    <w:pPrDefault>
+      <w:pPr>
+        <w:spacing w:line="240" w:lineRule="atLeast"/>
+      </w:pPr>
+    </w:pPrDefault>
+  </w:docDefaults>
+  <w:latentStyles w:defLockedState="0" w:defUIPriority="99" w:defSemiHidden="1" w:defUnhideWhenUsed="1" w:defQFormat="0" w:count="267">
+    <w:lsdException w:name="Normal" w:semiHidden="0" w:uiPriority="0" w:unhideWhenUsed="0" w:qFormat="1"/>
+    <w:lsdException w:name="heading 1" w:semiHidden="0" w:uiPriority="9" w:unhideWhenUsed="0" w:qFormat="1"/>
+    <w:lsdException w:name="heading 2" w:uiPriority="9" w:qFormat="1"/>
+    <w:lsdException w:name="heading 3" w:uiPriority="9" w:qFormat="1"/>
+    <w:lsdException w:name="heading 4" w:uiPriority="9" w:qFormat="1"/>
+    <w:lsdException w:name="heading 5" w:uiPriority="9" w:qFormat="1"/>
+    <w:lsdException w:name="heading 6" w:uiPriority="9" w:qFormat="1"/>
+    <w:lsdException w:name="heading 7" w:uiPriority="9" w:qFormat="1"/>
+    <w:lsdException w:name="heading 8" w:uiPriority="9" w:qFormat="1"/>
+    <w:lsdException w:name="heading 9" w:uiPriority="9" w:qFormat="1"/>
+    <w:lsdException w:name="toc 1" w:uiPriority="39"/>
+    <w:lsdException w:name="toc 2" w:uiPriority="39"/>
+    <w:lsdException w:name="toc 3" w:uiPriority="39"/>
+    <w:lsdException w:name="toc 4" w:uiPriority="39"/>
+    <w:lsdException w:name="toc 5" w:uiPriority="39"/>
+    <w:lsdException w:name="toc 6" w:uiPriority="39"/>
+    <w:lsdException w:name="toc 7" w:uiPriority="39"/>
+    <w:lsdException w:name="toc 8" w:uiPriority="39"/>
+    <w:lsdException w:name="toc 9" w:uiPriority="39"/>
+    <w:lsdException w:name="caption" w:uiPriority="35" w:qFormat="1"/>
+    <w:lsdException w:name="Title" w:semiHidden="0" w:uiPriority="10" w:unhideWhenUsed="0" w:qFormat="1"/>
+    <w:lsdException w:name="Default Paragraph Font" w:uiPriority="1"/>
+    <w:lsdException w:name="Subtitle" w:semiHidden="0" w:uiPriority="11" w:unhideWhenUsed="0" w:qFormat="1"/>
+    <w:lsdException w:name="Strong" w:semiHidden="0" w:uiPriority="22" w:unhideWhenUsed="0" w:qFormat="1"/>
+    <w:lsdException w:name="Emphasis" w:semiHidden="0" w:uiPriority="20" w:unhideWhenUsed="0" w:qFormat="1"/>
+    <w:lsdException w:name="Table Grid" w:semiHidden="0" w:uiPriority="59" w:unhideWhenUsed="0"/>
+    <w:lsdException w:name="Placeholder Text" w:unhideWhenUsed="0"/>
+    <w:lsdException w:name="No Spacing" w:semiHidden="0" w:uiPriority="1" w:unhideWhenUsed="0" w:qFormat="1"/>
+    <w:lsdException w:name="Light Shading" w:semiHidden="0" w:uiPriority="60" w:unhideWhenUsed="0"/>
+    <w:lsdException w:name="Light List" w:semiHidden="0" w:uiPriority="61" w:unhideWhenUsed="0"/>
+    <w:lsdException w:name="Light Grid" w:semiHidden="0" w:uiPriority="62" w:unhideWhenUsed="0"/>
+    <w:lsdException w:name="Medium Shading 1" w:semiHidden="0" w:uiPriority="63" w:unhideWhenUsed="0"/>
+    <w:lsdException w:name="Medium Shading 2" w:semiHidden="0" w:uiPriority="64" w:unhideWhenUsed="0"/>
+    <w:lsdException w:name="Medium List 1" w:semiHidden="0" w:uiPriority="65" w:unhideWhenUsed="0"/>
+    <w:lsdException w:name="Medium List 2" w:semiHidden="0" w:uiPriority="66" w:unhideWhenUsed="0"/>
+    <w:lsdException w:name="Medium Grid 1" w:semiHidden="0" w:uiPriority="67" w:unhideWhenUsed="0"/>
+    <w:lsdException w:name="Medium Grid 2" w:semiHidden="0" w:uiPriority="68" w:unhideWhenUsed="0"/>
+    <w:lsdException w:name="Medium Grid 3" w:semiHidden="0" w:uiPriority="69" w:unhideWhenUsed="0"/>
+    <w:lsdException w:name="Dark List" w:semiHidden="0" w:uiPriority="70" w:unhideWhenUsed="0"/>
+    <w:lsdException w:name="Colorful Shading" w:semiHidden="0" w:uiPriority="71" w:unhideWhenUsed="0"/>
+    <w:lsdException w:name="Colorful List" w:semiHidden="0" w:uiPriority="72" w:unhideWhenUsed="0"/>
+    <w:lsdException w:name="Colorful Grid" w:semiHidden="0" w:uiPriority="73" w:unhideWhenUsed="0"/>
+    <w:lsdException w:name="Light Shading Accent 1" w:semiHidden="0" w:uiPriority="60" w:unhideWhenUsed="0"/>
+    <w:lsdException w:name="Light List Accent 1" w:semiHidden="0" w:uiPriority="61" w:unhideWhenUsed="0"/>
+    <w:lsdException w:name="Light Grid Accent 1" w:semiHidden="0" w:uiPriority="62" w:unhideWhenUsed="0"/>
+    <w:lsdException w:name="Medium Shading 1 Accent 1" w:semiHidden="0" w:uiPriority="63" w:unhideWhenUsed="0"/>
+    <w:lsdException w:name="Medium Shading 2 Accent 1" w:semiHidden="0" w:uiPriority="64" w:unhideWhenUsed="0"/>
+    <w:lsdException w:name="Medium List 1 Accent 1" w:semiHidden="0" w:uiPriority="65" w:unhideWhenUsed="0"/>
+    <w:lsdException w:name="Revision" w:unhideWhenUsed="0"/>
+    <w:lsdException w:name="List Paragraph" w:semiHidden="0" w:uiPriority="34" w:unhideWhenUsed="0" w:qFormat="1"/>
+    <w:lsdException w:name="Quote" w:semiHidden="0" w:uiPriority="29" w:unhideWhenUsed="0" w:qFormat="1"/>
+    <w:lsdException w:name="Intense Quote" w:semiHidden="0" w:uiPriority="30" w:unhideWhenUsed="0" w:qFormat="1"/>
+    <w:lsdException w:name="Medium List 2 Accent 1" w:semiHidden="0" w:uiPriority="66" w:unhideWhenUsed="0"/>
+    <w:lsdException w:name="Medium Grid 1 Accent 1" w:semiHidden="0" w:uiPriority="67" w:unhideWhenUsed="0"/>
+    <w:lsdException w:name="Medium Grid 2 Accent 1" w:semiHidden="0" w:uiPriority="68" w:unhideWhenUsed="0"/>
+    <w:lsdException w:name="Medium Grid 3 Accent 1" w:semiHidden="0" w:uiPriority="69" w:unhideWhenUsed="0"/>
+    <w:lsdException w:name="Dark List Accent 1" w:semiHidden="0" w:uiPriority="70" w:unhideWhenUsed="0"/>
+    <w:lsdException w:name="Colorful Shading Accent 1" w:semiHidden="0" w:uiPriority="71" w:unhideWhenUsed="0"/>
+    <w:lsdException w:name="Colorful List Accent 1" w:semiHidden="0" w:uiPriority="72" w:unhideWhenUsed="0"/>
+    <w:lsdException w:name="Colorful Grid Accent 1" w:semiHidden="0" w:uiPriority="73" w:unhideWhenUsed="0"/>
+    <w:lsdException w:name="Light Shading Accent 2" w:semiHidden="0" w:uiPriority="60" w:unhideWhenUsed="0"/>
+    <w:lsdException w:name="Light List Accent 2" w:semiHidden="0" w:uiPriority="61" w:unhideWhenUsed="0"/>
+    <w:lsdException w:name="Light Grid Accent 2" w:semiHidden="0" w:uiPriority="62" w:unhideWhenUsed="0"/>
+    <w:lsdException w:name="Medium Shading 1 Accent 2" w:semiHidden="0" w:uiPriority="63" w:unhideWhenUsed="0"/>
+    <w:lsdException w:name="Medium Shading 2 Accent 2" w:semiHidden="0" w:uiPriority="64" w:unhideWhenUsed="0"/>
+    <w:lsdException w:name="Medium List 1 Accent 2" w:semiHidden="0" w:uiPriority="65" w:unhideWhenUsed="0"/>
+    <w:lsdException w:name="Medium List 2 Accent 2" w:semiHidden="0" w:uiPriority="66" w:unhideWhenUsed="0"/>
+    <w:lsdException w:name="Medium Grid 1 Accent 2" w:semiHidden="0" w:uiPriority="67" w:unhideWhenUsed="0"/>
+    <w:lsdException w:name="Medium Grid 2 Accent 2" w:semiHidden="0" w:uiPriority="68" w:unhideWhenUsed="0"/>
+    <w:lsdException w:name="Medium Grid 3 Accent 2" w:semiHidden="0" w:uiPriority="69" w:unhideWhenUsed="0"/>
+    <w:lsdException w:name="Dark List Accent 2" w:semiHidden="0" w:uiPriority="70" w:unhideWhenUsed="0"/>
+    <w:lsdException w:name="Colorful Shading Accent 2" w:semiHidden="0" w:uiPriority="71" w:unhideWhenUsed="0"/>
+    <w:lsdException w:name="Colorful List Accent 2" w:semiHidden="0" w:uiPriority="72" w:unhideWhenUsed="0"/>
+    <w:lsdException w:name="Colorful Grid Accent 2" w:semiHidden="0" w:uiPriority="73" w:unhideWhenUsed="0"/>
+    <w:lsdException w:name="Light Shading Accent 3" w:semiHidden="0" w:uiPriority="60" w:unhideWhenUsed="0"/>
+    <w:lsdException w:name="Light List Accent 3" w:semiHidden="0" w:uiPriority="61" w:unhideWhenUsed="0"/>
+    <w:lsdException w:name="Light Grid Accent 3" w:semiHidden="0" w:uiPriority="62" w:unhideWhenUsed="0"/>
+    <w:lsdException w:name="Medium Shading 1 Accent 3" w:semiHidden="0" w:uiPriority="63" w:unhideWhenUsed="0"/>
+    <w:lsdException w:name="Medium Shading 2 Accent 3" w:semiHidden="0" w:uiPriority="64" w:unhideWhenUsed="0"/>
+    <w:lsdException w:name="Medium List 1 Accent 3" w:semiHidden="0" w:uiPriority="65" w:unhideWhenUsed="0"/>
+    <w:lsdException w:name="Medium List 2 Accent 3" w:semiHidden="0" w:uiPriority="66" w:unhideWhenUsed="0"/>
+    <w:lsdException w:name="Medium Grid 1 Accent 3" w:semiHidden="0" w:uiPriority="67" w:unhideWhenUsed="0"/>
+    <w:lsdException w:name="Medium Grid 2 Accent 3" w:semiHidden="0" w:uiPriority="68" w:unhideWhenUsed="0"/>
+    <w:lsdException w:name="Medium Grid 3 Accent 3" w:semiHidden="0" w:uiPriority="69" w:unhideWhenUsed="0"/>
+    <w:lsdException w:name="Dark List Accent 3" w:semiHidden="0" w:uiPriority="70" w:unhideWhenUsed="0"/>
+    <w:lsdException w:name="Colorful Shading Accent 3" w:semiHidden="0" w:uiPriority="71" w:unhideWhenUsed="0"/>
+    <w:lsdException w:name="Colorful List Accent 3" w:semiHidden="0" w:uiPriority="72" w:unhideWhenUsed="0"/>
+    <w:lsdException w:name="Colorful Grid Accent 3" w:semiHidden="0" w:uiPriority="73" w:unhideWhenUsed="0"/>
+    <w:lsdException w:name="Light Shading Accent 4" w:semiHidden="0" w:uiPriority="60" w:unhideWhenUsed="0"/>
+    <w:lsdException w:name="Light List Accent 4" w:semiHidden="0" w:uiPriority="61" w:unhideWhenUsed="0"/>
+    <w:lsdException w:name="Light Grid Accent 4" w:semiHidden="0" w:uiPriority="62" w:unhideWhenUsed="0"/>
+    <w:lsdException w:name="Medium Shading 1 Accent 4" w:semiHidden="0" w:uiPriority="63" w:unhideWhenUsed="0"/>
+    <w:lsdException w:name="Medium Shading 2 Accent 4" w:semiHidden="0" w:uiPriority="64" w:unhideWhenUsed="0"/>
+    <w:lsdException w:name="Medium List 1 Accent 4" w:semiHidden="0" w:uiPriority="65" w:unhideWhenUsed="0"/>
+    <w:lsdException w:name="Medium List 2 Accent 4" w:semiHidden="0" w:uiPriority="66" w:unhideWhenUsed="0"/>
+    <w:lsdException w:name="Medium Grid 1 Accent 4" w:semiHidden="0" w:uiPriority="67" w:unhideWhenUsed="0"/>
+    <w:lsdException w:name="Medium Grid 2 Accent 4" w:semiHidden="0" w:uiPriority="68" w:unhideWhenUsed="0"/>
+    <w:lsdException w:name="Medium Grid 3 Accent 4" w:semiHidden="0" w:uiPriority="69" w:unhideWhenUsed="0"/>
+    <w:lsdException w:name="Dark List Accent 4" w:semiHidden="0" w:uiPriority="70" w:unhideWhenUsed="0"/>
+    <w:lsdException w:name="Colorful Shading Accent 4" w:semiHidden="0" w:uiPriority="71" w:unhideWhenUsed="0"/>
+    <w:lsdException w:name="Colorful List Accent 4" w:semiHidden="0" w:uiPriority="72" w:unhideWhenUsed="0"/>
+    <w:lsdException w:name="Colorful Grid Accent 4" w:semiHidden="0" w:uiPriority="73" w:unhideWhenUsed="0"/>
+    <w:lsdException w:name="Light Shading Accent 5" w:semiHidden="0" w:uiPriority="60" w:unhideWhenUsed="0"/>
+    <w:lsdException w:name="Light List Accent 5" w:semiHidden="0" w:uiPriority="61" w:unhideWhenUsed="0"/>
+    <w:lsdException w:name="Light Grid Accent 5" w:semiHidden="0" w:uiPriority="62" w:unhideWhenUsed="0"/>
+    <w:lsdException w:name="Medium Shading 1 Accent 5" w:semiHidden="0" w:uiPriority="63" w:unhideWhenUsed="0"/>
+    <w:lsdException w:name="Medium Shading 2 Accent 5" w:semiHidden="0" w:uiPriority="64" w:unhideWhenUsed="0"/>
+    <w:lsdException w:name="Medium List 1 Accent 5" w:semiHidden="0" w:uiPriority="65" w:unhideWhenUsed="0"/>
+    <w:lsdException w:name="Medium List 2 Accent 5" w:semiHidden="0" w:uiPriority="66" w:unhideWhenUsed="0"/>
+    <w:lsdException w:name="Medium Grid 1 Accent 5" w:semiHidden="0" w:uiPriority="67" w:unhideWhenUsed="0"/>
+    <w:lsdException w:name="Medium Grid 2 Accent 5" w:semiHidden="0" w:uiPriority="68" w:unhideWhenUsed="0"/>
+    <w:lsdException w:name="Medium Grid 3 Accent 5" w:semiHidden="0" w:uiPriority="69" w:unhideWhenUsed="0"/>
+    <w:lsdException w:name="Dark List Accent 5" w:semiHidden="0" w:uiPriority="70" w:unhideWhenUsed="0"/>
+    <w:lsdException w:name="Colorful Shading Accent 5" w:semiHidden="0" w:uiPriority="71" w:unhideWhenUsed="0"/>
+    <w:lsdException w:name="Colorful List Accent 5" w:semiHidden="0" w:uiPriority="72" w:unhideWhenUsed="0"/>
+    <w:lsdException w:name="Colorful Grid Accent 5" w:semiHidden="0" w:uiPriority="73" w:unhideWhenUsed="0"/>
+    <w:lsdException w:name="Light Shading Accent 6" w:semiHidden="0" w:uiPriority="60" w:unhideWhenUsed="0"/>
+    <w:lsdException w:name="Light List Accent 6" w:semiHidden="0" w:uiPriority="61" w:unhideWhenUsed="0"/>
+    <w:lsdException w:name="Light Grid Accent 6" w:semiHidden="0" w:uiPriority="62" w:unhideWhenUsed="0"/>
+    <w:lsdException w:name="Medium Shading 1 Accent 6" w:semiHidden="0" w:uiPriority="63" w:unhideWhenUsed="0"/>
+    <w:lsdException w:name="Medium Shading 2 Accent 6" w:semiHidden="0" w:uiPriority="64" w:unhideWhenUsed="0"/>
+    <w:lsdException w:name="Medium List 1 Accent 6" w:semiHidden="0" w:uiPriority="65" w:unhideWhenUsed="0"/>
+    <w:lsdException w:name="Medium List 2 Accent 6" w:semiHidden="0" w:uiPriority="66" w:unhideWhenUsed="0"/>
+    <w:lsdException w:name="Medium Grid 1 Accent 6" w:semiHidden="0" w:uiPriority="67" w:unhideWhenUsed="0"/>
+    <w:lsdException w:name="Medium Grid 2 Accent 6" w:semiHidden="0" w:uiPriority="68" w:unhideWhenUsed="0"/>
+    <w:lsdException w:name="Medium Grid 3 Accent 6" w:semiHidden="0" w:uiPriority="69" w:unhideWhenUsed="0"/>
+    <w:lsdException w:name="Dark List Accent 6" w:semiHidden="0" w:uiPriority="70" w:unhideWhenUsed="0"/>
+    <w:lsdException w:name="Colorful Shading Accent 6" w:semiHidden="0" w:uiPriority="71" w:unhideWhenUsed="0"/>
+    <w:lsdException w:name="Colorful List Accent 6" w:semiHidden="0" w:uiPriority="72" w:unhideWhenUsed="0"/>
+    <w:lsdException w:name="Colorful Grid Accent 6" w:semiHidden="0" w:uiPriority="73" w:unhideWhenUsed="0"/>
+    <w:lsdException w:name="Subtle Emphasis" w:semiHidden="0" w:uiPriority="19" w:unhideWhenUsed="0" w:qFormat="1"/>
+    <w:lsdException w:name="Intense Emphasis" w:semiHidden="0" w:uiPriority="21" w:unhideWhenUsed="0" w:qFormat="1"/>
+    <w:lsdException w:name="Subtle Reference" w:semiHidden="0" w:uiPriority="31" w:unhideWhenUsed="0" w:qFormat="1"/>
+    <w:lsdException w:name="Intense Reference" w:semiHidden="0" w:uiPriority="32" w:unhideWhenUsed="0" w:qFormat="1"/>
+    <w:lsdException w:name="Book Title" w:semiHidden="0" w:uiPriority="33" w:unhideWhenUsed="0" w:qFormat="1"/>
+    <w:lsdException w:name="Bibliography" w:uiPriority="37"/>
+    <w:lsdException w:name="TOC Heading" w:uiPriority="39" w:qFormat="1"/>
   </w:latentStyles>
   <w:style w:type="paragraph" w:default="1" w:styleId="a">
     <w:name w:val="Normal"/>
